--- a/public/template/CT_HD_NH_NO_PK.docx
+++ b/public/template/CT_HD_NH_NO_PK.docx
@@ -56,16 +56,116 @@
           <w:sz w:val="22"/>
           <w:szCs w:val="22"/>
         </w:rPr>
-        <w:t>(Về việ</w:t>
-      </w:r>
-      <w:r>
-        <w:rPr>
-          <w:rFonts w:ascii="TCM Pro" w:hAnsi="TCM Pro" w:cs="Arial"/>
-          <w:sz w:val="22"/>
-          <w:szCs w:val="22"/>
-        </w:rPr>
-        <w:t>c mua bán xe ô tô</w:t>
-      </w:r>
+        <w:t>(</w:t>
+      </w:r>
+      <w:proofErr w:type="spellStart"/>
+      <w:r>
+        <w:rPr>
+          <w:rFonts w:ascii="TCM Pro" w:hAnsi="TCM Pro" w:cs="Arial"/>
+          <w:sz w:val="22"/>
+          <w:szCs w:val="22"/>
+        </w:rPr>
+        <w:t>Về</w:t>
+      </w:r>
+      <w:proofErr w:type="spellEnd"/>
+      <w:r>
+        <w:rPr>
+          <w:rFonts w:ascii="TCM Pro" w:hAnsi="TCM Pro" w:cs="Arial"/>
+          <w:sz w:val="22"/>
+          <w:szCs w:val="22"/>
+        </w:rPr>
+        <w:t xml:space="preserve"> </w:t>
+      </w:r>
+      <w:proofErr w:type="spellStart"/>
+      <w:r>
+        <w:rPr>
+          <w:rFonts w:ascii="TCM Pro" w:hAnsi="TCM Pro" w:cs="Arial"/>
+          <w:sz w:val="22"/>
+          <w:szCs w:val="22"/>
+        </w:rPr>
+        <w:t>việ</w:t>
+      </w:r>
+      <w:r>
+        <w:rPr>
+          <w:rFonts w:ascii="TCM Pro" w:hAnsi="TCM Pro" w:cs="Arial"/>
+          <w:sz w:val="22"/>
+          <w:szCs w:val="22"/>
+        </w:rPr>
+        <w:t>c</w:t>
+      </w:r>
+      <w:proofErr w:type="spellEnd"/>
+      <w:r>
+        <w:rPr>
+          <w:rFonts w:ascii="TCM Pro" w:hAnsi="TCM Pro" w:cs="Arial"/>
+          <w:sz w:val="22"/>
+          <w:szCs w:val="22"/>
+        </w:rPr>
+        <w:t xml:space="preserve"> </w:t>
+      </w:r>
+      <w:proofErr w:type="spellStart"/>
+      <w:r>
+        <w:rPr>
+          <w:rFonts w:ascii="TCM Pro" w:hAnsi="TCM Pro" w:cs="Arial"/>
+          <w:sz w:val="22"/>
+          <w:szCs w:val="22"/>
+        </w:rPr>
+        <w:t>mua</w:t>
+      </w:r>
+      <w:proofErr w:type="spellEnd"/>
+      <w:r>
+        <w:rPr>
+          <w:rFonts w:ascii="TCM Pro" w:hAnsi="TCM Pro" w:cs="Arial"/>
+          <w:sz w:val="22"/>
+          <w:szCs w:val="22"/>
+        </w:rPr>
+        <w:t xml:space="preserve"> </w:t>
+      </w:r>
+      <w:proofErr w:type="spellStart"/>
+      <w:r>
+        <w:rPr>
+          <w:rFonts w:ascii="TCM Pro" w:hAnsi="TCM Pro" w:cs="Arial"/>
+          <w:sz w:val="22"/>
+          <w:szCs w:val="22"/>
+        </w:rPr>
+        <w:t>bán</w:t>
+      </w:r>
+      <w:proofErr w:type="spellEnd"/>
+      <w:r>
+        <w:rPr>
+          <w:rFonts w:ascii="TCM Pro" w:hAnsi="TCM Pro" w:cs="Arial"/>
+          <w:sz w:val="22"/>
+          <w:szCs w:val="22"/>
+        </w:rPr>
+        <w:t xml:space="preserve"> </w:t>
+      </w:r>
+      <w:proofErr w:type="spellStart"/>
+      <w:r>
+        <w:rPr>
+          <w:rFonts w:ascii="TCM Pro" w:hAnsi="TCM Pro" w:cs="Arial"/>
+          <w:sz w:val="22"/>
+          <w:szCs w:val="22"/>
+        </w:rPr>
+        <w:t>xe</w:t>
+      </w:r>
+      <w:proofErr w:type="spellEnd"/>
+      <w:r>
+        <w:rPr>
+          <w:rFonts w:ascii="TCM Pro" w:hAnsi="TCM Pro" w:cs="Arial"/>
+          <w:sz w:val="22"/>
+          <w:szCs w:val="22"/>
+        </w:rPr>
+        <w:t xml:space="preserve"> ô </w:t>
+      </w:r>
+      <w:proofErr w:type="spellStart"/>
+      <w:r>
+        <w:rPr>
+          <w:rFonts w:ascii="TCM Pro" w:hAnsi="TCM Pro" w:cs="Arial"/>
+          <w:sz w:val="22"/>
+          <w:szCs w:val="22"/>
+        </w:rPr>
+        <w:t>tô</w:t>
+      </w:r>
+      <w:proofErr w:type="spellEnd"/>
       <w:r>
         <w:rPr>
           <w:rFonts w:ascii="TCM Pro" w:hAnsi="TCM Pro" w:cs="Arial"/>
@@ -117,7 +217,25 @@
           <w:sz w:val="22"/>
           <w:szCs w:val="22"/>
         </w:rPr>
-        <w:t>${soHopDong}</w:t>
+        <w:t>${</w:t>
+      </w:r>
+      <w:proofErr w:type="spellStart"/>
+      <w:r>
+        <w:rPr>
+          <w:rFonts w:ascii="TCM Pro" w:hAnsi="TCM Pro" w:cs="Arial"/>
+          <w:sz w:val="22"/>
+          <w:szCs w:val="22"/>
+        </w:rPr>
+        <w:t>soHopDong</w:t>
+      </w:r>
+      <w:proofErr w:type="spellEnd"/>
+      <w:r>
+        <w:rPr>
+          <w:rFonts w:ascii="TCM Pro" w:hAnsi="TCM Pro" w:cs="Arial"/>
+          <w:sz w:val="22"/>
+          <w:szCs w:val="22"/>
+        </w:rPr>
+        <w:t>}</w:t>
       </w:r>
     </w:p>
     <w:p>
@@ -135,13 +253,239 @@
           <w:lang w:val="vi-VN"/>
         </w:rPr>
       </w:pPr>
-      <w:r>
-        <w:rPr>
-          <w:rFonts w:ascii="TCM Pro" w:hAnsi="TCM Pro" w:cs="Arial"/>
-          <w:sz w:val="22"/>
-          <w:szCs w:val="22"/>
-        </w:rPr>
-        <w:t>Bộ luật Dân sự số 91/2015/QH13 ngày 24/11/2015 và các văn bản pháp luật liên quan;</w:t>
+      <w:proofErr w:type="spellStart"/>
+      <w:r>
+        <w:rPr>
+          <w:rFonts w:ascii="TCM Pro" w:hAnsi="TCM Pro" w:cs="Arial"/>
+          <w:sz w:val="22"/>
+          <w:szCs w:val="22"/>
+        </w:rPr>
+        <w:t>Bộ</w:t>
+      </w:r>
+      <w:proofErr w:type="spellEnd"/>
+      <w:r>
+        <w:rPr>
+          <w:rFonts w:ascii="TCM Pro" w:hAnsi="TCM Pro" w:cs="Arial"/>
+          <w:sz w:val="22"/>
+          <w:szCs w:val="22"/>
+        </w:rPr>
+        <w:t xml:space="preserve"> </w:t>
+      </w:r>
+      <w:proofErr w:type="spellStart"/>
+      <w:r>
+        <w:rPr>
+          <w:rFonts w:ascii="TCM Pro" w:hAnsi="TCM Pro" w:cs="Arial"/>
+          <w:sz w:val="22"/>
+          <w:szCs w:val="22"/>
+        </w:rPr>
+        <w:t>luật</w:t>
+      </w:r>
+      <w:proofErr w:type="spellEnd"/>
+      <w:r>
+        <w:rPr>
+          <w:rFonts w:ascii="TCM Pro" w:hAnsi="TCM Pro" w:cs="Arial"/>
+          <w:sz w:val="22"/>
+          <w:szCs w:val="22"/>
+        </w:rPr>
+        <w:t xml:space="preserve"> </w:t>
+      </w:r>
+      <w:proofErr w:type="spellStart"/>
+      <w:r>
+        <w:rPr>
+          <w:rFonts w:ascii="TCM Pro" w:hAnsi="TCM Pro" w:cs="Arial"/>
+          <w:sz w:val="22"/>
+          <w:szCs w:val="22"/>
+        </w:rPr>
+        <w:t>Dân</w:t>
+      </w:r>
+      <w:proofErr w:type="spellEnd"/>
+      <w:r>
+        <w:rPr>
+          <w:rFonts w:ascii="TCM Pro" w:hAnsi="TCM Pro" w:cs="Arial"/>
+          <w:sz w:val="22"/>
+          <w:szCs w:val="22"/>
+        </w:rPr>
+        <w:t xml:space="preserve"> </w:t>
+      </w:r>
+      <w:proofErr w:type="spellStart"/>
+      <w:r>
+        <w:rPr>
+          <w:rFonts w:ascii="TCM Pro" w:hAnsi="TCM Pro" w:cs="Arial"/>
+          <w:sz w:val="22"/>
+          <w:szCs w:val="22"/>
+        </w:rPr>
+        <w:t>sự</w:t>
+      </w:r>
+      <w:proofErr w:type="spellEnd"/>
+      <w:r>
+        <w:rPr>
+          <w:rFonts w:ascii="TCM Pro" w:hAnsi="TCM Pro" w:cs="Arial"/>
+          <w:sz w:val="22"/>
+          <w:szCs w:val="22"/>
+        </w:rPr>
+        <w:t xml:space="preserve"> </w:t>
+      </w:r>
+      <w:proofErr w:type="spellStart"/>
+      <w:r>
+        <w:rPr>
+          <w:rFonts w:ascii="TCM Pro" w:hAnsi="TCM Pro" w:cs="Arial"/>
+          <w:sz w:val="22"/>
+          <w:szCs w:val="22"/>
+        </w:rPr>
+        <w:t>số</w:t>
+      </w:r>
+      <w:proofErr w:type="spellEnd"/>
+      <w:r>
+        <w:rPr>
+          <w:rFonts w:ascii="TCM Pro" w:hAnsi="TCM Pro" w:cs="Arial"/>
+          <w:sz w:val="22"/>
+          <w:szCs w:val="22"/>
+        </w:rPr>
+        <w:t xml:space="preserve"> 91/2015/QH13 </w:t>
+      </w:r>
+      <w:proofErr w:type="spellStart"/>
+      <w:r>
+        <w:rPr>
+          <w:rFonts w:ascii="TCM Pro" w:hAnsi="TCM Pro" w:cs="Arial"/>
+          <w:sz w:val="22"/>
+          <w:szCs w:val="22"/>
+        </w:rPr>
+        <w:t>ngày</w:t>
+      </w:r>
+      <w:proofErr w:type="spellEnd"/>
+      <w:r>
+        <w:rPr>
+          <w:rFonts w:ascii="TCM Pro" w:hAnsi="TCM Pro" w:cs="Arial"/>
+          <w:sz w:val="22"/>
+          <w:szCs w:val="22"/>
+        </w:rPr>
+        <w:t xml:space="preserve"> 24/11/2015 và </w:t>
+      </w:r>
+      <w:proofErr w:type="spellStart"/>
+      <w:r>
+        <w:rPr>
+          <w:rFonts w:ascii="TCM Pro" w:hAnsi="TCM Pro" w:cs="Arial"/>
+          <w:sz w:val="22"/>
+          <w:szCs w:val="22"/>
+        </w:rPr>
+        <w:t>các</w:t>
+      </w:r>
+      <w:proofErr w:type="spellEnd"/>
+      <w:r>
+        <w:rPr>
+          <w:rFonts w:ascii="TCM Pro" w:hAnsi="TCM Pro" w:cs="Arial"/>
+          <w:sz w:val="22"/>
+          <w:szCs w:val="22"/>
+        </w:rPr>
+        <w:t xml:space="preserve"> </w:t>
+      </w:r>
+      <w:proofErr w:type="spellStart"/>
+      <w:r>
+        <w:rPr>
+          <w:rFonts w:ascii="TCM Pro" w:hAnsi="TCM Pro" w:cs="Arial"/>
+          <w:sz w:val="22"/>
+          <w:szCs w:val="22"/>
+        </w:rPr>
+        <w:t>văn</w:t>
+      </w:r>
+      <w:proofErr w:type="spellEnd"/>
+      <w:r>
+        <w:rPr>
+          <w:rFonts w:ascii="TCM Pro" w:hAnsi="TCM Pro" w:cs="Arial"/>
+          <w:sz w:val="22"/>
+          <w:szCs w:val="22"/>
+        </w:rPr>
+        <w:t xml:space="preserve"> </w:t>
+      </w:r>
+      <w:proofErr w:type="spellStart"/>
+      <w:r>
+        <w:rPr>
+          <w:rFonts w:ascii="TCM Pro" w:hAnsi="TCM Pro" w:cs="Arial"/>
+          <w:sz w:val="22"/>
+          <w:szCs w:val="22"/>
+        </w:rPr>
+        <w:t>bản</w:t>
+      </w:r>
+      <w:proofErr w:type="spellEnd"/>
+      <w:r>
+        <w:rPr>
+          <w:rFonts w:ascii="TCM Pro" w:hAnsi="TCM Pro" w:cs="Arial"/>
+          <w:sz w:val="22"/>
+          <w:szCs w:val="22"/>
+        </w:rPr>
+        <w:t xml:space="preserve"> </w:t>
+      </w:r>
+      <w:proofErr w:type="spellStart"/>
+      <w:r>
+        <w:rPr>
+          <w:rFonts w:ascii="TCM Pro" w:hAnsi="TCM Pro" w:cs="Arial"/>
+          <w:sz w:val="22"/>
+          <w:szCs w:val="22"/>
+        </w:rPr>
+        <w:t>pháp</w:t>
+      </w:r>
+      <w:proofErr w:type="spellEnd"/>
+      <w:r>
+        <w:rPr>
+          <w:rFonts w:ascii="TCM Pro" w:hAnsi="TCM Pro" w:cs="Arial"/>
+          <w:sz w:val="22"/>
+          <w:szCs w:val="22"/>
+        </w:rPr>
+        <w:t xml:space="preserve"> </w:t>
+      </w:r>
+      <w:proofErr w:type="spellStart"/>
+      <w:r>
+        <w:rPr>
+          <w:rFonts w:ascii="TCM Pro" w:hAnsi="TCM Pro" w:cs="Arial"/>
+          <w:sz w:val="22"/>
+          <w:szCs w:val="22"/>
+        </w:rPr>
+        <w:t>luật</w:t>
+      </w:r>
+      <w:proofErr w:type="spellEnd"/>
+      <w:r>
+        <w:rPr>
+          <w:rFonts w:ascii="TCM Pro" w:hAnsi="TCM Pro" w:cs="Arial"/>
+          <w:sz w:val="22"/>
+          <w:szCs w:val="22"/>
+        </w:rPr>
+        <w:t xml:space="preserve"> </w:t>
+      </w:r>
+      <w:proofErr w:type="spellStart"/>
+      <w:r>
+        <w:rPr>
+          <w:rFonts w:ascii="TCM Pro" w:hAnsi="TCM Pro" w:cs="Arial"/>
+          <w:sz w:val="22"/>
+          <w:szCs w:val="22"/>
+        </w:rPr>
+        <w:t>liên</w:t>
+      </w:r>
+      <w:proofErr w:type="spellEnd"/>
+      <w:r>
+        <w:rPr>
+          <w:rFonts w:ascii="TCM Pro" w:hAnsi="TCM Pro" w:cs="Arial"/>
+          <w:sz w:val="22"/>
+          <w:szCs w:val="22"/>
+        </w:rPr>
+        <w:t xml:space="preserve"> </w:t>
+      </w:r>
+      <w:proofErr w:type="spellStart"/>
+      <w:r>
+        <w:rPr>
+          <w:rFonts w:ascii="TCM Pro" w:hAnsi="TCM Pro" w:cs="Arial"/>
+          <w:sz w:val="22"/>
+          <w:szCs w:val="22"/>
+        </w:rPr>
+        <w:t>quan</w:t>
+      </w:r>
+      <w:proofErr w:type="spellEnd"/>
+      <w:r>
+        <w:rPr>
+          <w:rFonts w:ascii="TCM Pro" w:hAnsi="TCM Pro" w:cs="Arial"/>
+          <w:sz w:val="22"/>
+          <w:szCs w:val="22"/>
+        </w:rPr>
+        <w:t>;</w:t>
       </w:r>
     </w:p>
     <w:p>
@@ -205,13 +549,23 @@
           <w:lang w:val="vi-VN"/>
         </w:rPr>
       </w:pPr>
-      <w:r>
-        <w:rPr>
-          <w:rFonts w:ascii="TCM Pro" w:hAnsi="TCM Pro" w:cs="Arial"/>
-          <w:szCs w:val="22"/>
-        </w:rPr>
-        <w:t xml:space="preserve">Hôm nay, </w:t>
-      </w:r>
+      <w:proofErr w:type="spellStart"/>
+      <w:r>
+        <w:rPr>
+          <w:rFonts w:ascii="TCM Pro" w:hAnsi="TCM Pro" w:cs="Arial"/>
+          <w:szCs w:val="22"/>
+        </w:rPr>
+        <w:t>Hôm</w:t>
+      </w:r>
+      <w:proofErr w:type="spellEnd"/>
+      <w:r>
+        <w:rPr>
+          <w:rFonts w:ascii="TCM Pro" w:hAnsi="TCM Pro" w:cs="Arial"/>
+          <w:szCs w:val="22"/>
+        </w:rPr>
+        <w:t xml:space="preserve"> nay, </w:t>
+      </w:r>
+      <w:proofErr w:type="spellStart"/>
       <w:r>
         <w:rPr>
           <w:rFonts w:ascii="TCM Pro" w:hAnsi="TCM Pro" w:cs="Arial"/>
@@ -219,8 +573,9 @@
           <w:iCs/>
           <w:szCs w:val="22"/>
         </w:rPr>
-        <w:t xml:space="preserve">ngày </w:t>
-      </w:r>
+        <w:t>ngày</w:t>
+      </w:r>
+      <w:proofErr w:type="spellEnd"/>
       <w:r>
         <w:rPr>
           <w:rFonts w:ascii="TCM Pro" w:hAnsi="TCM Pro" w:cs="Arial"/>
@@ -228,7 +583,7 @@
           <w:iCs/>
           <w:szCs w:val="22"/>
         </w:rPr>
-        <w:t>${ngay}</w:t>
+        <w:t xml:space="preserve"> </w:t>
       </w:r>
       <w:r>
         <w:rPr>
@@ -237,8 +592,9 @@
           <w:iCs/>
           <w:szCs w:val="22"/>
         </w:rPr>
-        <w:t xml:space="preserve"> tháng </w:t>
-      </w:r>
+        <w:t>${</w:t>
+      </w:r>
+      <w:proofErr w:type="spellStart"/>
       <w:r>
         <w:rPr>
           <w:rFonts w:ascii="TCM Pro" w:hAnsi="TCM Pro" w:cs="Arial"/>
@@ -246,8 +602,9 @@
           <w:iCs/>
           <w:szCs w:val="22"/>
         </w:rPr>
-        <w:t>${thang}</w:t>
-      </w:r>
+        <w:t>ngay</w:t>
+      </w:r>
+      <w:proofErr w:type="spellEnd"/>
       <w:r>
         <w:rPr>
           <w:rFonts w:ascii="TCM Pro" w:hAnsi="TCM Pro" w:cs="Arial"/>
@@ -255,7 +612,7 @@
           <w:iCs/>
           <w:szCs w:val="22"/>
         </w:rPr>
-        <w:t xml:space="preserve"> năm </w:t>
+        <w:t>}</w:t>
       </w:r>
       <w:r>
         <w:rPr>
@@ -264,7 +621,94 @@
           <w:iCs/>
           <w:szCs w:val="22"/>
         </w:rPr>
-        <w:t xml:space="preserve">${nam} </w:t>
+        <w:t xml:space="preserve"> </w:t>
+      </w:r>
+      <w:proofErr w:type="spellStart"/>
+      <w:r>
+        <w:rPr>
+          <w:rFonts w:ascii="TCM Pro" w:hAnsi="TCM Pro" w:cs="Arial"/>
+          <w:i/>
+          <w:iCs/>
+          <w:szCs w:val="22"/>
+        </w:rPr>
+        <w:t>tháng</w:t>
+      </w:r>
+      <w:proofErr w:type="spellEnd"/>
+      <w:r>
+        <w:rPr>
+          <w:rFonts w:ascii="TCM Pro" w:hAnsi="TCM Pro" w:cs="Arial"/>
+          <w:i/>
+          <w:iCs/>
+          <w:szCs w:val="22"/>
+        </w:rPr>
+        <w:t xml:space="preserve"> </w:t>
+      </w:r>
+      <w:r>
+        <w:rPr>
+          <w:rFonts w:ascii="TCM Pro" w:hAnsi="TCM Pro" w:cs="Arial"/>
+          <w:i/>
+          <w:iCs/>
+          <w:szCs w:val="22"/>
+        </w:rPr>
+        <w:t>${thang}</w:t>
+      </w:r>
+      <w:r>
+        <w:rPr>
+          <w:rFonts w:ascii="TCM Pro" w:hAnsi="TCM Pro" w:cs="Arial"/>
+          <w:i/>
+          <w:iCs/>
+          <w:szCs w:val="22"/>
+        </w:rPr>
+        <w:t xml:space="preserve"> </w:t>
+      </w:r>
+      <w:proofErr w:type="spellStart"/>
+      <w:r>
+        <w:rPr>
+          <w:rFonts w:ascii="TCM Pro" w:hAnsi="TCM Pro" w:cs="Arial"/>
+          <w:i/>
+          <w:iCs/>
+          <w:szCs w:val="22"/>
+        </w:rPr>
+        <w:t>năm</w:t>
+      </w:r>
+      <w:proofErr w:type="spellEnd"/>
+      <w:r>
+        <w:rPr>
+          <w:rFonts w:ascii="TCM Pro" w:hAnsi="TCM Pro" w:cs="Arial"/>
+          <w:i/>
+          <w:iCs/>
+          <w:szCs w:val="22"/>
+        </w:rPr>
+        <w:t xml:space="preserve"> </w:t>
+      </w:r>
+      <w:r>
+        <w:rPr>
+          <w:rFonts w:ascii="TCM Pro" w:hAnsi="TCM Pro" w:cs="Arial"/>
+          <w:i/>
+          <w:iCs/>
+          <w:szCs w:val="22"/>
+        </w:rPr>
+        <w:t>${</w:t>
+      </w:r>
+      <w:proofErr w:type="spellStart"/>
+      <w:r>
+        <w:rPr>
+          <w:rFonts w:ascii="TCM Pro" w:hAnsi="TCM Pro" w:cs="Arial"/>
+          <w:i/>
+          <w:iCs/>
+          <w:szCs w:val="22"/>
+        </w:rPr>
+        <w:t>nam</w:t>
+      </w:r>
+      <w:proofErr w:type="spellEnd"/>
+      <w:r>
+        <w:rPr>
+          <w:rFonts w:ascii="TCM Pro" w:hAnsi="TCM Pro" w:cs="Arial"/>
+          <w:i/>
+          <w:iCs/>
+          <w:szCs w:val="22"/>
+        </w:rPr>
+        <w:t xml:space="preserve">} </w:t>
       </w:r>
       <w:r>
         <w:rPr>
@@ -282,12 +726,117 @@
         </w:rPr>
         <w:t xml:space="preserve">tại văn phòng </w:t>
       </w:r>
-      <w:r>
-        <w:rPr>
-          <w:rFonts w:ascii="TCM Pro" w:hAnsi="TCM Pro" w:cs="Arial"/>
-          <w:szCs w:val="22"/>
-        </w:rPr>
-        <w:t>Công Ty TNHH Thương Mại và Dịch Vụ Ô Tô Phúc Anh</w:t>
+      <w:proofErr w:type="spellStart"/>
+      <w:r>
+        <w:rPr>
+          <w:rFonts w:ascii="TCM Pro" w:hAnsi="TCM Pro" w:cs="Arial"/>
+          <w:szCs w:val="22"/>
+        </w:rPr>
+        <w:t>Công</w:t>
+      </w:r>
+      <w:proofErr w:type="spellEnd"/>
+      <w:r>
+        <w:rPr>
+          <w:rFonts w:ascii="TCM Pro" w:hAnsi="TCM Pro" w:cs="Arial"/>
+          <w:szCs w:val="22"/>
+        </w:rPr>
+        <w:t xml:space="preserve"> Ty TNHH </w:t>
+      </w:r>
+      <w:proofErr w:type="spellStart"/>
+      <w:r>
+        <w:rPr>
+          <w:rFonts w:ascii="TCM Pro" w:hAnsi="TCM Pro" w:cs="Arial"/>
+          <w:szCs w:val="22"/>
+        </w:rPr>
+        <w:t>Thương</w:t>
+      </w:r>
+      <w:proofErr w:type="spellEnd"/>
+      <w:r>
+        <w:rPr>
+          <w:rFonts w:ascii="TCM Pro" w:hAnsi="TCM Pro" w:cs="Arial"/>
+          <w:szCs w:val="22"/>
+        </w:rPr>
+        <w:t xml:space="preserve"> </w:t>
+      </w:r>
+      <w:proofErr w:type="spellStart"/>
+      <w:r>
+        <w:rPr>
+          <w:rFonts w:ascii="TCM Pro" w:hAnsi="TCM Pro" w:cs="Arial"/>
+          <w:szCs w:val="22"/>
+        </w:rPr>
+        <w:t>Mại</w:t>
+      </w:r>
+      <w:proofErr w:type="spellEnd"/>
+      <w:r>
+        <w:rPr>
+          <w:rFonts w:ascii="TCM Pro" w:hAnsi="TCM Pro" w:cs="Arial"/>
+          <w:szCs w:val="22"/>
+        </w:rPr>
+        <w:t xml:space="preserve"> và </w:t>
+      </w:r>
+      <w:proofErr w:type="spellStart"/>
+      <w:r>
+        <w:rPr>
+          <w:rFonts w:ascii="TCM Pro" w:hAnsi="TCM Pro" w:cs="Arial"/>
+          <w:szCs w:val="22"/>
+        </w:rPr>
+        <w:t>Dịch</w:t>
+      </w:r>
+      <w:proofErr w:type="spellEnd"/>
+      <w:r>
+        <w:rPr>
+          <w:rFonts w:ascii="TCM Pro" w:hAnsi="TCM Pro" w:cs="Arial"/>
+          <w:szCs w:val="22"/>
+        </w:rPr>
+        <w:t xml:space="preserve"> </w:t>
+      </w:r>
+      <w:proofErr w:type="spellStart"/>
+      <w:r>
+        <w:rPr>
+          <w:rFonts w:ascii="TCM Pro" w:hAnsi="TCM Pro" w:cs="Arial"/>
+          <w:szCs w:val="22"/>
+        </w:rPr>
+        <w:t>Vụ</w:t>
+      </w:r>
+      <w:proofErr w:type="spellEnd"/>
+      <w:r>
+        <w:rPr>
+          <w:rFonts w:ascii="TCM Pro" w:hAnsi="TCM Pro" w:cs="Arial"/>
+          <w:szCs w:val="22"/>
+        </w:rPr>
+        <w:t xml:space="preserve"> Ô </w:t>
+      </w:r>
+      <w:proofErr w:type="spellStart"/>
+      <w:r>
+        <w:rPr>
+          <w:rFonts w:ascii="TCM Pro" w:hAnsi="TCM Pro" w:cs="Arial"/>
+          <w:szCs w:val="22"/>
+        </w:rPr>
+        <w:t>Tô</w:t>
+      </w:r>
+      <w:proofErr w:type="spellEnd"/>
+      <w:r>
+        <w:rPr>
+          <w:rFonts w:ascii="TCM Pro" w:hAnsi="TCM Pro" w:cs="Arial"/>
+          <w:szCs w:val="22"/>
+        </w:rPr>
+        <w:t xml:space="preserve"> </w:t>
+      </w:r>
+      <w:proofErr w:type="spellStart"/>
+      <w:r>
+        <w:rPr>
+          <w:rFonts w:ascii="TCM Pro" w:hAnsi="TCM Pro" w:cs="Arial"/>
+          <w:szCs w:val="22"/>
+        </w:rPr>
+        <w:t>Phúc</w:t>
+      </w:r>
+      <w:proofErr w:type="spellEnd"/>
+      <w:r>
+        <w:rPr>
+          <w:rFonts w:ascii="TCM Pro" w:hAnsi="TCM Pro" w:cs="Arial"/>
+          <w:szCs w:val="22"/>
+        </w:rPr>
+        <w:t xml:space="preserve"> Anh</w:t>
       </w:r>
       <w:r>
         <w:rPr>
@@ -370,14 +919,34 @@
           <w:szCs w:val="22"/>
         </w:rPr>
       </w:pPr>
-      <w:r>
-        <w:rPr>
-          <w:rFonts w:ascii="TCM Pro" w:hAnsi="TCM Pro" w:cs="Arial"/>
-          <w:sz w:val="22"/>
-          <w:szCs w:val="22"/>
-        </w:rPr>
-        <w:t>Địa chỉ</w:t>
-      </w:r>
+      <w:proofErr w:type="spellStart"/>
+      <w:r>
+        <w:rPr>
+          <w:rFonts w:ascii="TCM Pro" w:hAnsi="TCM Pro" w:cs="Arial"/>
+          <w:sz w:val="22"/>
+          <w:szCs w:val="22"/>
+        </w:rPr>
+        <w:t>Địa</w:t>
+      </w:r>
+      <w:proofErr w:type="spellEnd"/>
+      <w:r>
+        <w:rPr>
+          <w:rFonts w:ascii="TCM Pro" w:hAnsi="TCM Pro" w:cs="Arial"/>
+          <w:sz w:val="22"/>
+          <w:szCs w:val="22"/>
+        </w:rPr>
+        <w:t xml:space="preserve"> </w:t>
+      </w:r>
+      <w:proofErr w:type="spellStart"/>
+      <w:r>
+        <w:rPr>
+          <w:rFonts w:ascii="TCM Pro" w:hAnsi="TCM Pro" w:cs="Arial"/>
+          <w:sz w:val="22"/>
+          <w:szCs w:val="22"/>
+        </w:rPr>
+        <w:t>chỉ</w:t>
+      </w:r>
+      <w:proofErr w:type="spellEnd"/>
       <w:r>
         <w:rPr>
           <w:rFonts w:ascii="TCM Pro" w:hAnsi="TCM Pro" w:cs="Arial"/>
@@ -387,30 +956,96 @@
         <w:tab/>
         <w:t xml:space="preserve">: </w:t>
       </w:r>
-      <w:r>
-        <w:rPr>
-          <w:rFonts w:ascii="TCM Pro" w:hAnsi="TCM Pro" w:cs="Arial"/>
-          <w:sz w:val="22"/>
-          <w:szCs w:val="22"/>
-        </w:rPr>
-        <w:t>Khóm Trung Thạnh</w:t>
-      </w:r>
-      <w:r>
-        <w:rPr>
-          <w:rFonts w:ascii="TCM Pro" w:hAnsi="TCM Pro" w:cs="Arial"/>
-          <w:sz w:val="22"/>
-          <w:szCs w:val="22"/>
-        </w:rPr>
-        <w:t>, P</w:t>
-      </w:r>
-      <w:r>
-        <w:rPr>
-          <w:rFonts w:ascii="TCM Pro" w:hAnsi="TCM Pro" w:cs="Arial"/>
-          <w:sz w:val="22"/>
-          <w:szCs w:val="22"/>
-        </w:rPr>
-        <w:t>hường Mỹ Thới</w:t>
-      </w:r>
+      <w:proofErr w:type="spellStart"/>
+      <w:r>
+        <w:rPr>
+          <w:rFonts w:ascii="TCM Pro" w:hAnsi="TCM Pro" w:cs="Arial"/>
+          <w:sz w:val="22"/>
+          <w:szCs w:val="22"/>
+        </w:rPr>
+        <w:t>Khóm</w:t>
+      </w:r>
+      <w:proofErr w:type="spellEnd"/>
+      <w:r>
+        <w:rPr>
+          <w:rFonts w:ascii="TCM Pro" w:hAnsi="TCM Pro" w:cs="Arial"/>
+          <w:sz w:val="22"/>
+          <w:szCs w:val="22"/>
+        </w:rPr>
+        <w:t xml:space="preserve"> Trung </w:t>
+      </w:r>
+      <w:proofErr w:type="spellStart"/>
+      <w:r>
+        <w:rPr>
+          <w:rFonts w:ascii="TCM Pro" w:hAnsi="TCM Pro" w:cs="Arial"/>
+          <w:sz w:val="22"/>
+          <w:szCs w:val="22"/>
+        </w:rPr>
+        <w:t>Thạnh</w:t>
+      </w:r>
+      <w:proofErr w:type="spellEnd"/>
+      <w:r>
+        <w:rPr>
+          <w:rFonts w:ascii="TCM Pro" w:hAnsi="TCM Pro" w:cs="Arial"/>
+          <w:sz w:val="22"/>
+          <w:szCs w:val="22"/>
+        </w:rPr>
+        <w:t xml:space="preserve">, </w:t>
+      </w:r>
+      <w:proofErr w:type="spellStart"/>
+      <w:r>
+        <w:rPr>
+          <w:rFonts w:ascii="TCM Pro" w:hAnsi="TCM Pro" w:cs="Arial"/>
+          <w:sz w:val="22"/>
+          <w:szCs w:val="22"/>
+        </w:rPr>
+        <w:t>P</w:t>
+      </w:r>
+      <w:r>
+        <w:rPr>
+          <w:rFonts w:ascii="TCM Pro" w:hAnsi="TCM Pro" w:cs="Arial"/>
+          <w:sz w:val="22"/>
+          <w:szCs w:val="22"/>
+        </w:rPr>
+        <w:t>hường</w:t>
+      </w:r>
+      <w:proofErr w:type="spellEnd"/>
+      <w:r>
+        <w:rPr>
+          <w:rFonts w:ascii="TCM Pro" w:hAnsi="TCM Pro" w:cs="Arial"/>
+          <w:sz w:val="22"/>
+          <w:szCs w:val="22"/>
+        </w:rPr>
+        <w:t xml:space="preserve"> </w:t>
+      </w:r>
+      <w:proofErr w:type="spellStart"/>
+      <w:r>
+        <w:rPr>
+          <w:rFonts w:ascii="TCM Pro" w:hAnsi="TCM Pro" w:cs="Arial"/>
+          <w:sz w:val="22"/>
+          <w:szCs w:val="22"/>
+        </w:rPr>
+        <w:t>Mỹ</w:t>
+      </w:r>
+      <w:proofErr w:type="spellEnd"/>
+      <w:r>
+        <w:rPr>
+          <w:rFonts w:ascii="TCM Pro" w:hAnsi="TCM Pro" w:cs="Arial"/>
+          <w:sz w:val="22"/>
+          <w:szCs w:val="22"/>
+        </w:rPr>
+        <w:t xml:space="preserve"> </w:t>
+      </w:r>
+      <w:proofErr w:type="spellStart"/>
+      <w:r>
+        <w:rPr>
+          <w:rFonts w:ascii="TCM Pro" w:hAnsi="TCM Pro" w:cs="Arial"/>
+          <w:sz w:val="22"/>
+          <w:szCs w:val="22"/>
+        </w:rPr>
+        <w:t>Thới</w:t>
+      </w:r>
+      <w:proofErr w:type="spellEnd"/>
       <w:r>
         <w:rPr>
           <w:rFonts w:ascii="TCM Pro" w:hAnsi="TCM Pro" w:cs="Arial"/>
@@ -425,7 +1060,25 @@
           <w:sz w:val="22"/>
           <w:szCs w:val="22"/>
         </w:rPr>
-        <w:t xml:space="preserve"> Tỉnh </w:t>
+        <w:t xml:space="preserve"> </w:t>
+      </w:r>
+      <w:proofErr w:type="spellStart"/>
+      <w:r>
+        <w:rPr>
+          <w:rFonts w:ascii="TCM Pro" w:hAnsi="TCM Pro" w:cs="Arial"/>
+          <w:sz w:val="22"/>
+          <w:szCs w:val="22"/>
+        </w:rPr>
+        <w:t>Tỉnh</w:t>
+      </w:r>
+      <w:proofErr w:type="spellEnd"/>
+      <w:r>
+        <w:rPr>
+          <w:rFonts w:ascii="TCM Pro" w:hAnsi="TCM Pro" w:cs="Arial"/>
+          <w:sz w:val="22"/>
+          <w:szCs w:val="22"/>
+        </w:rPr>
+        <w:t xml:space="preserve"> </w:t>
       </w:r>
       <w:r>
         <w:rPr>
@@ -451,14 +1104,34 @@
           <w:szCs w:val="22"/>
         </w:rPr>
       </w:pPr>
-      <w:r>
-        <w:rPr>
-          <w:rFonts w:ascii="TCM Pro" w:hAnsi="TCM Pro" w:cs="Arial"/>
-          <w:sz w:val="22"/>
-          <w:szCs w:val="22"/>
-        </w:rPr>
-        <w:t>Điện thoại</w:t>
-      </w:r>
+      <w:proofErr w:type="spellStart"/>
+      <w:r>
+        <w:rPr>
+          <w:rFonts w:ascii="TCM Pro" w:hAnsi="TCM Pro" w:cs="Arial"/>
+          <w:sz w:val="22"/>
+          <w:szCs w:val="22"/>
+        </w:rPr>
+        <w:t>Điện</w:t>
+      </w:r>
+      <w:proofErr w:type="spellEnd"/>
+      <w:r>
+        <w:rPr>
+          <w:rFonts w:ascii="TCM Pro" w:hAnsi="TCM Pro" w:cs="Arial"/>
+          <w:sz w:val="22"/>
+          <w:szCs w:val="22"/>
+        </w:rPr>
+        <w:t xml:space="preserve"> </w:t>
+      </w:r>
+      <w:proofErr w:type="spellStart"/>
+      <w:r>
+        <w:rPr>
+          <w:rFonts w:ascii="TCM Pro" w:hAnsi="TCM Pro" w:cs="Arial"/>
+          <w:sz w:val="22"/>
+          <w:szCs w:val="22"/>
+        </w:rPr>
+        <w:t>thoại</w:t>
+      </w:r>
+      <w:proofErr w:type="spellEnd"/>
       <w:r>
         <w:rPr>
           <w:rFonts w:ascii="TCM Pro" w:hAnsi="TCM Pro" w:cs="Arial"/>
@@ -555,14 +1228,52 @@
           <w:szCs w:val="22"/>
         </w:rPr>
       </w:pPr>
-      <w:r>
-        <w:rPr>
-          <w:rFonts w:ascii="TCM Pro" w:hAnsi="TCM Pro" w:cs="Arial"/>
-          <w:sz w:val="22"/>
-          <w:szCs w:val="22"/>
-        </w:rPr>
-        <w:t>Mã số thuế</w:t>
-      </w:r>
+      <w:proofErr w:type="spellStart"/>
+      <w:r>
+        <w:rPr>
+          <w:rFonts w:ascii="TCM Pro" w:hAnsi="TCM Pro" w:cs="Arial"/>
+          <w:sz w:val="22"/>
+          <w:szCs w:val="22"/>
+        </w:rPr>
+        <w:t>Mã</w:t>
+      </w:r>
+      <w:proofErr w:type="spellEnd"/>
+      <w:r>
+        <w:rPr>
+          <w:rFonts w:ascii="TCM Pro" w:hAnsi="TCM Pro" w:cs="Arial"/>
+          <w:sz w:val="22"/>
+          <w:szCs w:val="22"/>
+        </w:rPr>
+        <w:t xml:space="preserve"> </w:t>
+      </w:r>
+      <w:proofErr w:type="spellStart"/>
+      <w:r>
+        <w:rPr>
+          <w:rFonts w:ascii="TCM Pro" w:hAnsi="TCM Pro" w:cs="Arial"/>
+          <w:sz w:val="22"/>
+          <w:szCs w:val="22"/>
+        </w:rPr>
+        <w:t>số</w:t>
+      </w:r>
+      <w:proofErr w:type="spellEnd"/>
+      <w:r>
+        <w:rPr>
+          <w:rFonts w:ascii="TCM Pro" w:hAnsi="TCM Pro" w:cs="Arial"/>
+          <w:sz w:val="22"/>
+          <w:szCs w:val="22"/>
+        </w:rPr>
+        <w:t xml:space="preserve"> </w:t>
+      </w:r>
+      <w:proofErr w:type="spellStart"/>
+      <w:r>
+        <w:rPr>
+          <w:rFonts w:ascii="TCM Pro" w:hAnsi="TCM Pro" w:cs="Arial"/>
+          <w:sz w:val="22"/>
+          <w:szCs w:val="22"/>
+        </w:rPr>
+        <w:t>thuế</w:t>
+      </w:r>
+      <w:proofErr w:type="spellEnd"/>
       <w:r>
         <w:rPr>
           <w:rFonts w:ascii="TCM Pro" w:hAnsi="TCM Pro" w:cs="Arial"/>
@@ -602,6 +1313,7 @@
         </w:rPr>
         <w:t xml:space="preserve">Do </w:t>
       </w:r>
+      <w:proofErr w:type="spellStart"/>
       <w:r>
         <w:rPr>
           <w:rFonts w:ascii="TCM Pro" w:hAnsi="TCM Pro" w:cs="Arial"/>
@@ -610,6 +1322,7 @@
         </w:rPr>
         <w:t>Ông</w:t>
       </w:r>
+      <w:proofErr w:type="spellEnd"/>
       <w:r>
         <w:rPr>
           <w:rFonts w:ascii="TCM Pro" w:hAnsi="TCM Pro" w:cs="Arial"/>
@@ -635,8 +1348,71 @@
           <w:szCs w:val="22"/>
         </w:rPr>
         <w:tab/>
-        <w:t>Chức vụ:  Giám đốc</w:t>
-      </w:r>
+      </w:r>
+      <w:proofErr w:type="spellStart"/>
+      <w:r>
+        <w:rPr>
+          <w:rFonts w:ascii="TCM Pro" w:hAnsi="TCM Pro" w:cs="Arial"/>
+          <w:sz w:val="22"/>
+          <w:szCs w:val="22"/>
+        </w:rPr>
+        <w:t>Chức</w:t>
+      </w:r>
+      <w:proofErr w:type="spellEnd"/>
+      <w:r>
+        <w:rPr>
+          <w:rFonts w:ascii="TCM Pro" w:hAnsi="TCM Pro" w:cs="Arial"/>
+          <w:sz w:val="22"/>
+          <w:szCs w:val="22"/>
+        </w:rPr>
+        <w:t xml:space="preserve"> </w:t>
+      </w:r>
+      <w:proofErr w:type="spellStart"/>
+      <w:r>
+        <w:rPr>
+          <w:rFonts w:ascii="TCM Pro" w:hAnsi="TCM Pro" w:cs="Arial"/>
+          <w:sz w:val="22"/>
+          <w:szCs w:val="22"/>
+        </w:rPr>
+        <w:t>vụ</w:t>
+      </w:r>
+      <w:proofErr w:type="spellEnd"/>
+      <w:r>
+        <w:rPr>
+          <w:rFonts w:ascii="TCM Pro" w:hAnsi="TCM Pro" w:cs="Arial"/>
+          <w:sz w:val="22"/>
+          <w:szCs w:val="22"/>
+        </w:rPr>
+        <w:t xml:space="preserve">:  </w:t>
+      </w:r>
+      <w:proofErr w:type="spellStart"/>
+      <w:r>
+        <w:rPr>
+          <w:rFonts w:ascii="TCM Pro" w:hAnsi="TCM Pro" w:cs="Arial"/>
+          <w:sz w:val="22"/>
+          <w:szCs w:val="22"/>
+        </w:rPr>
+        <w:t>Giám</w:t>
+      </w:r>
+      <w:proofErr w:type="spellEnd"/>
+      <w:r>
+        <w:rPr>
+          <w:rFonts w:ascii="TCM Pro" w:hAnsi="TCM Pro" w:cs="Arial"/>
+          <w:sz w:val="22"/>
+          <w:szCs w:val="22"/>
+        </w:rPr>
+        <w:t xml:space="preserve"> </w:t>
+      </w:r>
+      <w:proofErr w:type="spellStart"/>
+      <w:r>
+        <w:rPr>
+          <w:rFonts w:ascii="TCM Pro" w:hAnsi="TCM Pro" w:cs="Arial"/>
+          <w:sz w:val="22"/>
+          <w:szCs w:val="22"/>
+        </w:rPr>
+        <w:t>đốc</w:t>
+      </w:r>
+      <w:proofErr w:type="spellEnd"/>
       <w:r>
         <w:rPr>
           <w:rFonts w:ascii="TCM Pro" w:hAnsi="TCM Pro" w:cs="Arial"/>
@@ -658,17 +1434,54 @@
           <w:rFonts w:ascii="Hyundai Sans Text" w:hAnsi="Hyundai Sans Text" w:cs="Arial"/>
           <w:sz w:val="22"/>
           <w:szCs w:val="22"/>
-          <w:lang w:val="vi-VN"/>
-        </w:rPr>
-      </w:pPr>
+        </w:rPr>
+      </w:pPr>
+      <w:proofErr w:type="spellStart"/>
       <w:r>
         <w:rPr>
           <w:rFonts w:ascii="Hyundai Sans Text" w:hAnsi="Hyundai Sans Text" w:cs="Arial"/>
           <w:sz w:val="22"/>
           <w:szCs w:val="22"/>
         </w:rPr>
-        <w:t>Tên Tài khoản</w:t>
-      </w:r>
+        <w:t>Tên</w:t>
+      </w:r>
+      <w:proofErr w:type="spellEnd"/>
+      <w:r>
+        <w:rPr>
+          <w:rFonts w:ascii="Hyundai Sans Text" w:hAnsi="Hyundai Sans Text" w:cs="Arial"/>
+          <w:sz w:val="22"/>
+          <w:szCs w:val="22"/>
+        </w:rPr>
+        <w:t xml:space="preserve"> </w:t>
+      </w:r>
+      <w:proofErr w:type="spellStart"/>
+      <w:r>
+        <w:rPr>
+          <w:rFonts w:ascii="Hyundai Sans Text" w:hAnsi="Hyundai Sans Text" w:cs="Arial"/>
+          <w:sz w:val="22"/>
+          <w:szCs w:val="22"/>
+        </w:rPr>
+        <w:t>Tài</w:t>
+      </w:r>
+      <w:proofErr w:type="spellEnd"/>
+      <w:r>
+        <w:rPr>
+          <w:rFonts w:ascii="Hyundai Sans Text" w:hAnsi="Hyundai Sans Text" w:cs="Arial"/>
+          <w:sz w:val="22"/>
+          <w:szCs w:val="22"/>
+        </w:rPr>
+        <w:t xml:space="preserve"> </w:t>
+      </w:r>
+      <w:proofErr w:type="spellStart"/>
+      <w:r>
+        <w:rPr>
+          <w:rFonts w:ascii="Hyundai Sans Text" w:hAnsi="Hyundai Sans Text" w:cs="Arial"/>
+          <w:sz w:val="22"/>
+          <w:szCs w:val="22"/>
+        </w:rPr>
+        <w:t>khoản</w:t>
+      </w:r>
+      <w:proofErr w:type="spellEnd"/>
       <w:r>
         <w:rPr>
           <w:rFonts w:ascii="Hyundai Sans Text" w:hAnsi="Hyundai Sans Text" w:cs="Arial"/>
@@ -701,21 +1514,40 @@
         </w:rPr>
         <w:t xml:space="preserve">  </w:t>
       </w:r>
+      <w:proofErr w:type="spellStart"/>
       <w:r>
         <w:rPr>
           <w:rFonts w:ascii="Hyundai Sans Text" w:hAnsi="Hyundai Sans Text" w:cs="Arial"/>
           <w:sz w:val="22"/>
           <w:szCs w:val="22"/>
-          <w:lang w:val="vi-VN"/>
-        </w:rPr>
-        <w:t>Tài khoản</w:t>
-      </w:r>
+        </w:rPr>
+        <w:t>Tài</w:t>
+      </w:r>
+      <w:proofErr w:type="spellEnd"/>
       <w:r>
         <w:rPr>
           <w:rFonts w:ascii="Hyundai Sans Text" w:hAnsi="Hyundai Sans Text" w:cs="Arial"/>
           <w:sz w:val="22"/>
           <w:szCs w:val="22"/>
         </w:rPr>
+        <w:t xml:space="preserve"> </w:t>
+      </w:r>
+      <w:proofErr w:type="spellStart"/>
+      <w:r>
+        <w:rPr>
+          <w:rFonts w:ascii="Hyundai Sans Text" w:hAnsi="Hyundai Sans Text" w:cs="Arial"/>
+          <w:sz w:val="22"/>
+          <w:szCs w:val="22"/>
+        </w:rPr>
+        <w:t>khoản</w:t>
+      </w:r>
+      <w:proofErr w:type="spellEnd"/>
+      <w:r>
+        <w:rPr>
+          <w:rFonts w:ascii="Hyundai Sans Text" w:hAnsi="Hyundai Sans Text" w:cs="Arial"/>
+          <w:sz w:val="22"/>
+          <w:szCs w:val="22"/>
+        </w:rPr>
         <w:t xml:space="preserve"> (1)</w:t>
       </w:r>
       <w:r>
@@ -725,7 +1557,133 @@
           <w:szCs w:val="22"/>
         </w:rPr>
         <w:tab/>
-        <w:t>: 54 0000 68 66666  - Tại ngân hàng TMCP Xăng dầu ( Petrolimex) - CN An Giang</w:t>
+        <w:t xml:space="preserve">: 54 0000 68 66666  - </w:t>
+      </w:r>
+      <w:proofErr w:type="spellStart"/>
+      <w:r>
+        <w:rPr>
+          <w:rFonts w:ascii="Hyundai Sans Text" w:hAnsi="Hyundai Sans Text" w:cs="Arial"/>
+          <w:sz w:val="22"/>
+          <w:szCs w:val="22"/>
+        </w:rPr>
+        <w:t>Tại</w:t>
+      </w:r>
+      <w:proofErr w:type="spellEnd"/>
+      <w:r>
+        <w:rPr>
+          <w:rFonts w:ascii="Hyundai Sans Text" w:hAnsi="Hyundai Sans Text" w:cs="Arial"/>
+          <w:sz w:val="22"/>
+          <w:szCs w:val="22"/>
+        </w:rPr>
+        <w:t xml:space="preserve"> </w:t>
+      </w:r>
+      <w:proofErr w:type="spellStart"/>
+      <w:r>
+        <w:rPr>
+          <w:rFonts w:ascii="Hyundai Sans Text" w:hAnsi="Hyundai Sans Text" w:cs="Arial"/>
+          <w:sz w:val="22"/>
+          <w:szCs w:val="22"/>
+        </w:rPr>
+        <w:t>ngân</w:t>
+      </w:r>
+      <w:proofErr w:type="spellEnd"/>
+      <w:r>
+        <w:rPr>
+          <w:rFonts w:ascii="Hyundai Sans Text" w:hAnsi="Hyundai Sans Text" w:cs="Arial"/>
+          <w:sz w:val="22"/>
+          <w:szCs w:val="22"/>
+        </w:rPr>
+        <w:t xml:space="preserve"> </w:t>
+      </w:r>
+      <w:proofErr w:type="spellStart"/>
+      <w:r>
+        <w:rPr>
+          <w:rFonts w:ascii="Hyundai Sans Text" w:hAnsi="Hyundai Sans Text" w:cs="Arial"/>
+          <w:sz w:val="22"/>
+          <w:szCs w:val="22"/>
+        </w:rPr>
+        <w:t>hàng</w:t>
+      </w:r>
+      <w:proofErr w:type="spellEnd"/>
+      <w:r>
+        <w:rPr>
+          <w:rFonts w:ascii="Hyundai Sans Text" w:hAnsi="Hyundai Sans Text" w:cs="Arial"/>
+          <w:sz w:val="22"/>
+          <w:szCs w:val="22"/>
+        </w:rPr>
+        <w:t xml:space="preserve"> TMCP </w:t>
+      </w:r>
+      <w:proofErr w:type="spellStart"/>
+      <w:r>
+        <w:rPr>
+          <w:rFonts w:ascii="Hyundai Sans Text" w:hAnsi="Hyundai Sans Text" w:cs="Arial"/>
+          <w:sz w:val="22"/>
+          <w:szCs w:val="22"/>
+        </w:rPr>
+        <w:t>Thịnh</w:t>
+      </w:r>
+      <w:proofErr w:type="spellEnd"/>
+      <w:r>
+        <w:rPr>
+          <w:rFonts w:ascii="Hyundai Sans Text" w:hAnsi="Hyundai Sans Text" w:cs="Arial"/>
+          <w:sz w:val="22"/>
+          <w:szCs w:val="22"/>
+        </w:rPr>
+        <w:t xml:space="preserve"> </w:t>
+      </w:r>
+      <w:proofErr w:type="spellStart"/>
+      <w:r>
+        <w:rPr>
+          <w:rFonts w:ascii="Hyundai Sans Text" w:hAnsi="Hyundai Sans Text" w:cs="Arial"/>
+          <w:sz w:val="22"/>
+          <w:szCs w:val="22"/>
+        </w:rPr>
+        <w:t>vượng</w:t>
+      </w:r>
+      <w:proofErr w:type="spellEnd"/>
+      <w:r>
+        <w:rPr>
+          <w:rFonts w:ascii="Hyundai Sans Text" w:hAnsi="Hyundai Sans Text" w:cs="Arial"/>
+          <w:sz w:val="22"/>
+          <w:szCs w:val="22"/>
+        </w:rPr>
+        <w:t xml:space="preserve"> và </w:t>
+      </w:r>
+      <w:proofErr w:type="spellStart"/>
+      <w:r>
+        <w:rPr>
+          <w:rFonts w:ascii="Hyundai Sans Text" w:hAnsi="Hyundai Sans Text" w:cs="Arial"/>
+          <w:sz w:val="22"/>
+          <w:szCs w:val="22"/>
+        </w:rPr>
+        <w:t>Phát</w:t>
+      </w:r>
+      <w:proofErr w:type="spellEnd"/>
+      <w:r>
+        <w:rPr>
+          <w:rFonts w:ascii="Hyundai Sans Text" w:hAnsi="Hyundai Sans Text" w:cs="Arial"/>
+          <w:sz w:val="22"/>
+          <w:szCs w:val="22"/>
+        </w:rPr>
+        <w:t xml:space="preserve"> </w:t>
+      </w:r>
+      <w:proofErr w:type="spellStart"/>
+      <w:r>
+        <w:rPr>
+          <w:rFonts w:ascii="Hyundai Sans Text" w:hAnsi="Hyundai Sans Text" w:cs="Arial"/>
+          <w:sz w:val="22"/>
+          <w:szCs w:val="22"/>
+        </w:rPr>
+        <w:t>triển</w:t>
+      </w:r>
+      <w:proofErr w:type="spellEnd"/>
+      <w:r>
+        <w:rPr>
+          <w:rFonts w:ascii="Hyundai Sans Text" w:hAnsi="Hyundai Sans Text" w:cs="Arial"/>
+          <w:sz w:val="22"/>
+          <w:szCs w:val="22"/>
+        </w:rPr>
+        <w:t xml:space="preserve"> - CN An Giang</w:t>
       </w:r>
     </w:p>
     <w:p>
@@ -750,21 +1708,40 @@
         </w:rPr>
         <w:t xml:space="preserve">  </w:t>
       </w:r>
+      <w:proofErr w:type="spellStart"/>
       <w:r>
         <w:rPr>
           <w:rFonts w:ascii="Hyundai Sans Text" w:hAnsi="Hyundai Sans Text" w:cs="Arial"/>
           <w:sz w:val="22"/>
           <w:szCs w:val="22"/>
-          <w:lang w:val="vi-VN"/>
-        </w:rPr>
-        <w:t>Tài khoản</w:t>
-      </w:r>
+        </w:rPr>
+        <w:t>Tài</w:t>
+      </w:r>
+      <w:proofErr w:type="spellEnd"/>
       <w:r>
         <w:rPr>
           <w:rFonts w:ascii="Hyundai Sans Text" w:hAnsi="Hyundai Sans Text" w:cs="Arial"/>
           <w:sz w:val="22"/>
           <w:szCs w:val="22"/>
         </w:rPr>
+        <w:t xml:space="preserve"> </w:t>
+      </w:r>
+      <w:proofErr w:type="spellStart"/>
+      <w:r>
+        <w:rPr>
+          <w:rFonts w:ascii="Hyundai Sans Text" w:hAnsi="Hyundai Sans Text" w:cs="Arial"/>
+          <w:sz w:val="22"/>
+          <w:szCs w:val="22"/>
+        </w:rPr>
+        <w:t>khoản</w:t>
+      </w:r>
+      <w:proofErr w:type="spellEnd"/>
+      <w:r>
+        <w:rPr>
+          <w:rFonts w:ascii="Hyundai Sans Text" w:hAnsi="Hyundai Sans Text" w:cs="Arial"/>
+          <w:sz w:val="22"/>
+          <w:szCs w:val="22"/>
+        </w:rPr>
         <w:t xml:space="preserve"> (2)</w:t>
       </w:r>
       <w:r>
@@ -774,7 +1751,97 @@
           <w:szCs w:val="22"/>
         </w:rPr>
         <w:tab/>
-        <w:t>: 1186 4284 6666  -  Tại ngân hàng Công thương  (Vietinbank) - CN An Giang</w:t>
+        <w:t xml:space="preserve">: 3578 999 999 - </w:t>
+      </w:r>
+      <w:proofErr w:type="spellStart"/>
+      <w:r>
+        <w:rPr>
+          <w:rFonts w:ascii="Hyundai Sans Text" w:hAnsi="Hyundai Sans Text" w:cs="Arial"/>
+          <w:sz w:val="22"/>
+          <w:szCs w:val="22"/>
+        </w:rPr>
+        <w:t>Ngân</w:t>
+      </w:r>
+      <w:proofErr w:type="spellEnd"/>
+      <w:r>
+        <w:rPr>
+          <w:rFonts w:ascii="Hyundai Sans Text" w:hAnsi="Hyundai Sans Text" w:cs="Arial"/>
+          <w:sz w:val="22"/>
+          <w:szCs w:val="22"/>
+        </w:rPr>
+        <w:t xml:space="preserve"> </w:t>
+      </w:r>
+      <w:proofErr w:type="spellStart"/>
+      <w:r>
+        <w:rPr>
+          <w:rFonts w:ascii="Hyundai Sans Text" w:hAnsi="Hyundai Sans Text" w:cs="Arial"/>
+          <w:sz w:val="22"/>
+          <w:szCs w:val="22"/>
+        </w:rPr>
+        <w:t>Hàng</w:t>
+      </w:r>
+      <w:proofErr w:type="spellEnd"/>
+      <w:r>
+        <w:rPr>
+          <w:rFonts w:ascii="Hyundai Sans Text" w:hAnsi="Hyundai Sans Text" w:cs="Arial"/>
+          <w:sz w:val="22"/>
+          <w:szCs w:val="22"/>
+        </w:rPr>
+        <w:t xml:space="preserve"> TMCP </w:t>
+      </w:r>
+      <w:proofErr w:type="spellStart"/>
+      <w:r>
+        <w:rPr>
+          <w:rFonts w:ascii="Hyundai Sans Text" w:hAnsi="Hyundai Sans Text" w:cs="Arial"/>
+          <w:sz w:val="22"/>
+          <w:szCs w:val="22"/>
+        </w:rPr>
+        <w:t>Việt</w:t>
+      </w:r>
+      <w:proofErr w:type="spellEnd"/>
+      <w:r>
+        <w:rPr>
+          <w:rFonts w:ascii="Hyundai Sans Text" w:hAnsi="Hyundai Sans Text" w:cs="Arial"/>
+          <w:sz w:val="22"/>
+          <w:szCs w:val="22"/>
+        </w:rPr>
+        <w:t xml:space="preserve"> Nam </w:t>
+      </w:r>
+      <w:proofErr w:type="spellStart"/>
+      <w:r>
+        <w:rPr>
+          <w:rFonts w:ascii="Hyundai Sans Text" w:hAnsi="Hyundai Sans Text" w:cs="Arial"/>
+          <w:sz w:val="22"/>
+          <w:szCs w:val="22"/>
+        </w:rPr>
+        <w:t>Thịnh</w:t>
+      </w:r>
+      <w:proofErr w:type="spellEnd"/>
+      <w:r>
+        <w:rPr>
+          <w:rFonts w:ascii="Hyundai Sans Text" w:hAnsi="Hyundai Sans Text" w:cs="Arial"/>
+          <w:sz w:val="22"/>
+          <w:szCs w:val="22"/>
+        </w:rPr>
+        <w:t xml:space="preserve"> </w:t>
+      </w:r>
+      <w:proofErr w:type="spellStart"/>
+      <w:r>
+        <w:rPr>
+          <w:rFonts w:ascii="Hyundai Sans Text" w:hAnsi="Hyundai Sans Text" w:cs="Arial"/>
+          <w:sz w:val="22"/>
+          <w:szCs w:val="22"/>
+        </w:rPr>
+        <w:t>Vượng</w:t>
+      </w:r>
+      <w:proofErr w:type="spellEnd"/>
+      <w:r>
+        <w:rPr>
+          <w:rFonts w:ascii="Hyundai Sans Text" w:hAnsi="Hyundai Sans Text" w:cs="Arial"/>
+          <w:sz w:val="22"/>
+          <w:szCs w:val="22"/>
+        </w:rPr>
+        <w:t xml:space="preserve"> – VP Bank</w:t>
       </w:r>
     </w:p>
     <w:p>
@@ -799,21 +1866,40 @@
         </w:rPr>
         <w:t xml:space="preserve">  </w:t>
       </w:r>
+      <w:proofErr w:type="spellStart"/>
       <w:r>
         <w:rPr>
           <w:rFonts w:ascii="Hyundai Sans Text" w:hAnsi="Hyundai Sans Text" w:cs="Arial"/>
           <w:sz w:val="22"/>
           <w:szCs w:val="22"/>
-          <w:lang w:val="vi-VN"/>
-        </w:rPr>
-        <w:t>Tài khoản</w:t>
-      </w:r>
+        </w:rPr>
+        <w:t>Tài</w:t>
+      </w:r>
+      <w:proofErr w:type="spellEnd"/>
       <w:r>
         <w:rPr>
           <w:rFonts w:ascii="Hyundai Sans Text" w:hAnsi="Hyundai Sans Text" w:cs="Arial"/>
           <w:sz w:val="22"/>
           <w:szCs w:val="22"/>
         </w:rPr>
+        <w:t xml:space="preserve"> </w:t>
+      </w:r>
+      <w:proofErr w:type="spellStart"/>
+      <w:r>
+        <w:rPr>
+          <w:rFonts w:ascii="Hyundai Sans Text" w:hAnsi="Hyundai Sans Text" w:cs="Arial"/>
+          <w:sz w:val="22"/>
+          <w:szCs w:val="22"/>
+        </w:rPr>
+        <w:t>khoản</w:t>
+      </w:r>
+      <w:proofErr w:type="spellEnd"/>
+      <w:r>
+        <w:rPr>
+          <w:rFonts w:ascii="Hyundai Sans Text" w:hAnsi="Hyundai Sans Text" w:cs="Arial"/>
+          <w:sz w:val="22"/>
+          <w:szCs w:val="22"/>
+        </w:rPr>
         <w:t xml:space="preserve"> (3)</w:t>
       </w:r>
       <w:r>
@@ -823,7 +1909,113 @@
           <w:szCs w:val="22"/>
         </w:rPr>
         <w:tab/>
-        <w:t>: 7011 0000 465 200  -  Tại NH TMCP Đầu tư và Phát triển VN (BIDV) - CN An Giang</w:t>
+        <w:t>:</w:t>
+      </w:r>
+      <w:r>
+        <w:rPr>
+          <w:rFonts w:ascii="Hyundai Sans Text" w:hAnsi="Hyundai Sans Text" w:cs="Arial"/>
+          <w:sz w:val="22"/>
+          <w:szCs w:val="22"/>
+        </w:rPr>
+        <w:t xml:space="preserve"> </w:t>
+      </w:r>
+      <w:r>
+        <w:rPr>
+          <w:rFonts w:ascii="Hyundai Sans Text" w:hAnsi="Hyundai Sans Text" w:cs="Arial"/>
+          <w:sz w:val="22"/>
+          <w:szCs w:val="22"/>
+        </w:rPr>
+        <w:t xml:space="preserve">1352 999 999 - </w:t>
+      </w:r>
+      <w:proofErr w:type="spellStart"/>
+      <w:r>
+        <w:rPr>
+          <w:rFonts w:ascii="Hyundai Sans Text" w:hAnsi="Hyundai Sans Text" w:cs="Arial"/>
+          <w:sz w:val="22"/>
+          <w:szCs w:val="22"/>
+        </w:rPr>
+        <w:t>Tại</w:t>
+      </w:r>
+      <w:proofErr w:type="spellEnd"/>
+      <w:r>
+        <w:rPr>
+          <w:rFonts w:ascii="Hyundai Sans Text" w:hAnsi="Hyundai Sans Text" w:cs="Arial"/>
+          <w:sz w:val="22"/>
+          <w:szCs w:val="22"/>
+        </w:rPr>
+        <w:t xml:space="preserve"> NH TMCP </w:t>
+      </w:r>
+      <w:proofErr w:type="spellStart"/>
+      <w:r>
+        <w:rPr>
+          <w:rFonts w:ascii="Hyundai Sans Text" w:hAnsi="Hyundai Sans Text" w:cs="Arial"/>
+          <w:sz w:val="22"/>
+          <w:szCs w:val="22"/>
+        </w:rPr>
+        <w:t>Ngoại</w:t>
+      </w:r>
+      <w:proofErr w:type="spellEnd"/>
+      <w:r>
+        <w:rPr>
+          <w:rFonts w:ascii="Hyundai Sans Text" w:hAnsi="Hyundai Sans Text" w:cs="Arial"/>
+          <w:sz w:val="22"/>
+          <w:szCs w:val="22"/>
+        </w:rPr>
+        <w:t xml:space="preserve"> </w:t>
+      </w:r>
+      <w:proofErr w:type="spellStart"/>
+      <w:r>
+        <w:rPr>
+          <w:rFonts w:ascii="Hyundai Sans Text" w:hAnsi="Hyundai Sans Text" w:cs="Arial"/>
+          <w:sz w:val="22"/>
+          <w:szCs w:val="22"/>
+        </w:rPr>
+        <w:t>thương</w:t>
+      </w:r>
+      <w:proofErr w:type="spellEnd"/>
+      <w:r>
+        <w:rPr>
+          <w:rFonts w:ascii="Hyundai Sans Text" w:hAnsi="Hyundai Sans Text" w:cs="Arial"/>
+          <w:sz w:val="22"/>
+          <w:szCs w:val="22"/>
+        </w:rPr>
+        <w:t xml:space="preserve"> </w:t>
+      </w:r>
+      <w:proofErr w:type="spellStart"/>
+      <w:r>
+        <w:rPr>
+          <w:rFonts w:ascii="Hyundai Sans Text" w:hAnsi="Hyundai Sans Text" w:cs="Arial"/>
+          <w:sz w:val="22"/>
+          <w:szCs w:val="22"/>
+        </w:rPr>
+        <w:t>Việt</w:t>
+      </w:r>
+      <w:proofErr w:type="spellEnd"/>
+      <w:r>
+        <w:rPr>
+          <w:rFonts w:ascii="Hyundai Sans Text" w:hAnsi="Hyundai Sans Text" w:cs="Arial"/>
+          <w:sz w:val="22"/>
+          <w:szCs w:val="22"/>
+        </w:rPr>
+        <w:t xml:space="preserve"> Nam (</w:t>
+      </w:r>
+      <w:proofErr w:type="spellStart"/>
+      <w:r>
+        <w:rPr>
+          <w:rFonts w:ascii="Hyundai Sans Text" w:hAnsi="Hyundai Sans Text" w:cs="Arial"/>
+          <w:sz w:val="22"/>
+          <w:szCs w:val="22"/>
+        </w:rPr>
+        <w:t>Vietcombank</w:t>
+      </w:r>
+      <w:proofErr w:type="spellEnd"/>
+      <w:r>
+        <w:rPr>
+          <w:rFonts w:ascii="Hyundai Sans Text" w:hAnsi="Hyundai Sans Text" w:cs="Arial"/>
+          <w:sz w:val="22"/>
+          <w:szCs w:val="22"/>
+        </w:rPr>
+        <w:t>) - CN An Giang</w:t>
       </w:r>
     </w:p>
     <w:p>
@@ -835,64 +2027,6 @@
         <w:contextualSpacing/>
         <w:jc w:val="both"/>
         <w:rPr>
-          <w:rFonts w:ascii="Hyundai Sans Text" w:hAnsi="Hyundai Sans Text" w:cs="Arial"/>
-          <w:sz w:val="22"/>
-          <w:szCs w:val="22"/>
-        </w:rPr>
-      </w:pPr>
-      <w:r>
-        <w:rPr>
-          <w:rFonts w:ascii="Hyundai Sans Text" w:hAnsi="Hyundai Sans Text" w:cs="Arial"/>
-          <w:sz w:val="22"/>
-          <w:szCs w:val="22"/>
-        </w:rPr>
-        <w:t xml:space="preserve">  </w:t>
-      </w:r>
-      <w:r>
-        <w:rPr>
-          <w:rFonts w:ascii="Hyundai Sans Text" w:hAnsi="Hyundai Sans Text" w:cs="Arial"/>
-          <w:sz w:val="22"/>
-          <w:szCs w:val="22"/>
-          <w:lang w:val="vi-VN"/>
-        </w:rPr>
-        <w:t>Tài khoản</w:t>
-      </w:r>
-      <w:r>
-        <w:rPr>
-          <w:rFonts w:ascii="Hyundai Sans Text" w:hAnsi="Hyundai Sans Text" w:cs="Arial"/>
-          <w:sz w:val="22"/>
-          <w:szCs w:val="22"/>
-        </w:rPr>
-        <w:t xml:space="preserve"> (4)</w:t>
-      </w:r>
-      <w:r>
-        <w:rPr>
-          <w:rFonts w:ascii="Hyundai Sans Text" w:hAnsi="Hyundai Sans Text" w:cs="Arial"/>
-          <w:sz w:val="22"/>
-          <w:szCs w:val="22"/>
-        </w:rPr>
-        <w:tab/>
-        <w:t xml:space="preserve">: 1352 999 999  </w:t>
-      </w:r>
-      <w:r>
-        <w:rPr>
-          <w:rFonts w:ascii="Hyundai Sans Text" w:hAnsi="Hyundai Sans Text" w:cs="Arial"/>
-          <w:spacing w:val="-6"/>
-          <w:sz w:val="22"/>
-          <w:szCs w:val="22"/>
-        </w:rPr>
-        <w:t>-  Tại NH TMCP Ngoại thương Việt Nam (Vietcombank) - CN An Giang</w:t>
-      </w:r>
-    </w:p>
-    <w:p>
-      <w:pPr>
-        <w:tabs>
-          <w:tab w:val="left" w:pos="1800"/>
-        </w:tabs>
-        <w:spacing w:before="60"/>
-        <w:contextualSpacing/>
-        <w:jc w:val="both"/>
-        <w:rPr>
           <w:rFonts w:ascii="TCM Pro" w:hAnsi="TCM Pro" w:cs="Arial"/>
           <w:sz w:val="22"/>
           <w:szCs w:val="22"/>
@@ -929,8 +2063,36 @@
           <w:sz w:val="22"/>
           <w:szCs w:val="22"/>
         </w:rPr>
-        <w:t xml:space="preserve">          ; Điện thoại</w:t>
-      </w:r>
+        <w:t xml:space="preserve">          ; </w:t>
+      </w:r>
+      <w:proofErr w:type="spellStart"/>
+      <w:r>
+        <w:rPr>
+          <w:rFonts w:ascii="TCM Pro" w:hAnsi="TCM Pro" w:cs="Arial"/>
+          <w:sz w:val="22"/>
+          <w:szCs w:val="22"/>
+        </w:rPr>
+        <w:t>Điện</w:t>
+      </w:r>
+      <w:proofErr w:type="spellEnd"/>
+      <w:r>
+        <w:rPr>
+          <w:rFonts w:ascii="TCM Pro" w:hAnsi="TCM Pro" w:cs="Arial"/>
+          <w:sz w:val="22"/>
+          <w:szCs w:val="22"/>
+        </w:rPr>
+        <w:t xml:space="preserve"> </w:t>
+      </w:r>
+      <w:proofErr w:type="spellStart"/>
+      <w:r>
+        <w:rPr>
+          <w:rFonts w:ascii="TCM Pro" w:hAnsi="TCM Pro" w:cs="Arial"/>
+          <w:sz w:val="22"/>
+          <w:szCs w:val="22"/>
+        </w:rPr>
+        <w:t>thoại</w:t>
+      </w:r>
+      <w:proofErr w:type="spellEnd"/>
       <w:r>
         <w:rPr>
           <w:rFonts w:ascii="TCM Pro" w:hAnsi="TCM Pro" w:cs="Arial"/>
@@ -945,7 +2107,25 @@
           <w:sz w:val="22"/>
           <w:szCs w:val="22"/>
         </w:rPr>
-        <w:t>${salePhone}</w:t>
+        <w:t>${</w:t>
+      </w:r>
+      <w:proofErr w:type="spellStart"/>
+      <w:r>
+        <w:rPr>
+          <w:rFonts w:ascii="TCM Pro" w:hAnsi="TCM Pro" w:cs="Arial"/>
+          <w:sz w:val="22"/>
+          <w:szCs w:val="22"/>
+        </w:rPr>
+        <w:t>salePhone</w:t>
+      </w:r>
+      <w:proofErr w:type="spellEnd"/>
+      <w:r>
+        <w:rPr>
+          <w:rFonts w:ascii="TCM Pro" w:hAnsi="TCM Pro" w:cs="Arial"/>
+          <w:sz w:val="22"/>
+          <w:szCs w:val="22"/>
+        </w:rPr>
+        <w:t>}</w:t>
       </w:r>
     </w:p>
     <w:p>
@@ -1069,7 +2249,25 @@
           <w:sz w:val="22"/>
           <w:szCs w:val="22"/>
         </w:rPr>
-        <w:t>${diaChi}</w:t>
+        <w:t>${</w:t>
+      </w:r>
+      <w:proofErr w:type="spellStart"/>
+      <w:r>
+        <w:rPr>
+          <w:rFonts w:ascii="TCM Pro" w:hAnsi="TCM Pro" w:cs="Arial"/>
+          <w:sz w:val="22"/>
+          <w:szCs w:val="22"/>
+        </w:rPr>
+        <w:t>diaChi</w:t>
+      </w:r>
+      <w:proofErr w:type="spellEnd"/>
+      <w:r>
+        <w:rPr>
+          <w:rFonts w:ascii="TCM Pro" w:hAnsi="TCM Pro" w:cs="Arial"/>
+          <w:sz w:val="22"/>
+          <w:szCs w:val="22"/>
+        </w:rPr>
+        <w:t>}</w:t>
       </w:r>
     </w:p>
     <w:p>
@@ -1126,7 +2324,25 @@
           <w:sz w:val="22"/>
           <w:szCs w:val="22"/>
         </w:rPr>
-        <w:t>${dienThoai}</w:t>
+        <w:t>${</w:t>
+      </w:r>
+      <w:proofErr w:type="spellStart"/>
+      <w:r>
+        <w:rPr>
+          <w:rFonts w:ascii="TCM Pro" w:hAnsi="TCM Pro" w:cs="Arial"/>
+          <w:sz w:val="22"/>
+          <w:szCs w:val="22"/>
+        </w:rPr>
+        <w:t>dienThoai</w:t>
+      </w:r>
+      <w:proofErr w:type="spellEnd"/>
+      <w:r>
+        <w:rPr>
+          <w:rFonts w:ascii="TCM Pro" w:hAnsi="TCM Pro" w:cs="Arial"/>
+          <w:sz w:val="22"/>
+          <w:szCs w:val="22"/>
+        </w:rPr>
+        <w:t>}</w:t>
       </w:r>
     </w:p>
     <w:p>
@@ -1142,14 +2358,52 @@
           <w:szCs w:val="22"/>
         </w:rPr>
       </w:pPr>
-      <w:r>
-        <w:rPr>
-          <w:rFonts w:ascii="TCM Pro" w:hAnsi="TCM Pro" w:cs="Arial"/>
-          <w:sz w:val="22"/>
-          <w:szCs w:val="22"/>
-        </w:rPr>
-        <w:t>Mã số thuế</w:t>
-      </w:r>
+      <w:proofErr w:type="spellStart"/>
+      <w:r>
+        <w:rPr>
+          <w:rFonts w:ascii="TCM Pro" w:hAnsi="TCM Pro" w:cs="Arial"/>
+          <w:sz w:val="22"/>
+          <w:szCs w:val="22"/>
+        </w:rPr>
+        <w:t>Mã</w:t>
+      </w:r>
+      <w:proofErr w:type="spellEnd"/>
+      <w:r>
+        <w:rPr>
+          <w:rFonts w:ascii="TCM Pro" w:hAnsi="TCM Pro" w:cs="Arial"/>
+          <w:sz w:val="22"/>
+          <w:szCs w:val="22"/>
+        </w:rPr>
+        <w:t xml:space="preserve"> </w:t>
+      </w:r>
+      <w:proofErr w:type="spellStart"/>
+      <w:r>
+        <w:rPr>
+          <w:rFonts w:ascii="TCM Pro" w:hAnsi="TCM Pro" w:cs="Arial"/>
+          <w:sz w:val="22"/>
+          <w:szCs w:val="22"/>
+        </w:rPr>
+        <w:t>số</w:t>
+      </w:r>
+      <w:proofErr w:type="spellEnd"/>
+      <w:r>
+        <w:rPr>
+          <w:rFonts w:ascii="TCM Pro" w:hAnsi="TCM Pro" w:cs="Arial"/>
+          <w:sz w:val="22"/>
+          <w:szCs w:val="22"/>
+        </w:rPr>
+        <w:t xml:space="preserve"> </w:t>
+      </w:r>
+      <w:proofErr w:type="spellStart"/>
+      <w:r>
+        <w:rPr>
+          <w:rFonts w:ascii="TCM Pro" w:hAnsi="TCM Pro" w:cs="Arial"/>
+          <w:sz w:val="22"/>
+          <w:szCs w:val="22"/>
+        </w:rPr>
+        <w:t>thuế</w:t>
+      </w:r>
+      <w:proofErr w:type="spellEnd"/>
       <w:r>
         <w:rPr>
           <w:rFonts w:ascii="TCM Pro" w:hAnsi="TCM Pro" w:cs="Arial"/>
@@ -1166,6 +2420,7 @@
         </w:rPr>
         <w:t>: ${</w:t>
       </w:r>
+      <w:proofErr w:type="spellStart"/>
       <w:r>
         <w:rPr>
           <w:rFonts w:ascii="TCM Pro" w:hAnsi="TCM Pro" w:cs="Arial"/>
@@ -1174,6 +2429,7 @@
         </w:rPr>
         <w:t>mst</w:t>
       </w:r>
+      <w:proofErr w:type="spellEnd"/>
       <w:r>
         <w:rPr>
           <w:rFonts w:ascii="TCM Pro" w:hAnsi="TCM Pro" w:cs="Arial"/>
@@ -1202,8 +2458,36 @@
           <w:sz w:val="22"/>
           <w:szCs w:val="22"/>
         </w:rPr>
-        <w:t>Do Ông/ Bà</w:t>
-      </w:r>
+        <w:t xml:space="preserve">Do </w:t>
+      </w:r>
+      <w:proofErr w:type="spellStart"/>
+      <w:r>
+        <w:rPr>
+          <w:rFonts w:ascii="TCM Pro" w:hAnsi="TCM Pro" w:cs="Arial"/>
+          <w:sz w:val="22"/>
+          <w:szCs w:val="22"/>
+        </w:rPr>
+        <w:t>Ông</w:t>
+      </w:r>
+      <w:proofErr w:type="spellEnd"/>
+      <w:r>
+        <w:rPr>
+          <w:rFonts w:ascii="TCM Pro" w:hAnsi="TCM Pro" w:cs="Arial"/>
+          <w:sz w:val="22"/>
+          <w:szCs w:val="22"/>
+        </w:rPr>
+        <w:t xml:space="preserve">/ </w:t>
+      </w:r>
+      <w:proofErr w:type="spellStart"/>
+      <w:r>
+        <w:rPr>
+          <w:rFonts w:ascii="TCM Pro" w:hAnsi="TCM Pro" w:cs="Arial"/>
+          <w:sz w:val="22"/>
+          <w:szCs w:val="22"/>
+        </w:rPr>
+        <w:t>Bà</w:t>
+      </w:r>
+      <w:proofErr w:type="spellEnd"/>
       <w:r>
         <w:rPr>
           <w:rFonts w:ascii="TCM Pro" w:hAnsi="TCM Pro" w:cs="Arial"/>
@@ -1218,24 +2502,134 @@
           <w:sz w:val="22"/>
           <w:szCs w:val="22"/>
         </w:rPr>
-        <w:t>: ${tenDaiDien}</w:t>
-      </w:r>
-      <w:r>
-        <w:rPr>
-          <w:rFonts w:ascii="TCM Pro" w:hAnsi="TCM Pro" w:cs="Arial"/>
-          <w:sz w:val="22"/>
-          <w:szCs w:val="22"/>
-        </w:rPr>
-        <w:t xml:space="preserve">        Chức vụ: ${chucVu} </w:t>
-      </w:r>
-      <w:r>
-        <w:rPr>
-          <w:rFonts w:ascii="TCM Pro" w:hAnsi="TCM Pro" w:cs="Arial"/>
-          <w:sz w:val="22"/>
-          <w:szCs w:val="22"/>
-        </w:rPr>
-        <w:t>làm đại diện</w:t>
-      </w:r>
+        <w:t>: ${</w:t>
+      </w:r>
+      <w:proofErr w:type="spellStart"/>
+      <w:r>
+        <w:rPr>
+          <w:rFonts w:ascii="TCM Pro" w:hAnsi="TCM Pro" w:cs="Arial"/>
+          <w:sz w:val="22"/>
+          <w:szCs w:val="22"/>
+        </w:rPr>
+        <w:t>tenDaiDien</w:t>
+      </w:r>
+      <w:proofErr w:type="spellEnd"/>
+      <w:r>
+        <w:rPr>
+          <w:rFonts w:ascii="TCM Pro" w:hAnsi="TCM Pro" w:cs="Arial"/>
+          <w:sz w:val="22"/>
+          <w:szCs w:val="22"/>
+        </w:rPr>
+        <w:t>}</w:t>
+      </w:r>
+      <w:r>
+        <w:rPr>
+          <w:rFonts w:ascii="TCM Pro" w:hAnsi="TCM Pro" w:cs="Arial"/>
+          <w:sz w:val="22"/>
+          <w:szCs w:val="22"/>
+        </w:rPr>
+        <w:t xml:space="preserve">        </w:t>
+      </w:r>
+      <w:proofErr w:type="spellStart"/>
+      <w:r>
+        <w:rPr>
+          <w:rFonts w:ascii="TCM Pro" w:hAnsi="TCM Pro" w:cs="Arial"/>
+          <w:sz w:val="22"/>
+          <w:szCs w:val="22"/>
+        </w:rPr>
+        <w:t>Chức</w:t>
+      </w:r>
+      <w:proofErr w:type="spellEnd"/>
+      <w:r>
+        <w:rPr>
+          <w:rFonts w:ascii="TCM Pro" w:hAnsi="TCM Pro" w:cs="Arial"/>
+          <w:sz w:val="22"/>
+          <w:szCs w:val="22"/>
+        </w:rPr>
+        <w:t xml:space="preserve"> </w:t>
+      </w:r>
+      <w:proofErr w:type="spellStart"/>
+      <w:r>
+        <w:rPr>
+          <w:rFonts w:ascii="TCM Pro" w:hAnsi="TCM Pro" w:cs="Arial"/>
+          <w:sz w:val="22"/>
+          <w:szCs w:val="22"/>
+        </w:rPr>
+        <w:t>vụ</w:t>
+      </w:r>
+      <w:proofErr w:type="spellEnd"/>
+      <w:r>
+        <w:rPr>
+          <w:rFonts w:ascii="TCM Pro" w:hAnsi="TCM Pro" w:cs="Arial"/>
+          <w:sz w:val="22"/>
+          <w:szCs w:val="22"/>
+        </w:rPr>
+        <w:t>: ${</w:t>
+      </w:r>
+      <w:proofErr w:type="spellStart"/>
+      <w:r>
+        <w:rPr>
+          <w:rFonts w:ascii="TCM Pro" w:hAnsi="TCM Pro" w:cs="Arial"/>
+          <w:sz w:val="22"/>
+          <w:szCs w:val="22"/>
+        </w:rPr>
+        <w:t>chucVu</w:t>
+      </w:r>
+      <w:proofErr w:type="spellEnd"/>
+      <w:r>
+        <w:rPr>
+          <w:rFonts w:ascii="TCM Pro" w:hAnsi="TCM Pro" w:cs="Arial"/>
+          <w:sz w:val="22"/>
+          <w:szCs w:val="22"/>
+        </w:rPr>
+        <w:t xml:space="preserve">} </w:t>
+      </w:r>
+      <w:proofErr w:type="spellStart"/>
+      <w:r>
+        <w:rPr>
+          <w:rFonts w:ascii="TCM Pro" w:hAnsi="TCM Pro" w:cs="Arial"/>
+          <w:sz w:val="22"/>
+          <w:szCs w:val="22"/>
+        </w:rPr>
+        <w:t>làm</w:t>
+      </w:r>
+      <w:proofErr w:type="spellEnd"/>
+      <w:r>
+        <w:rPr>
+          <w:rFonts w:ascii="TCM Pro" w:hAnsi="TCM Pro" w:cs="Arial"/>
+          <w:sz w:val="22"/>
+          <w:szCs w:val="22"/>
+        </w:rPr>
+        <w:t xml:space="preserve"> </w:t>
+      </w:r>
+      <w:proofErr w:type="spellStart"/>
+      <w:r>
+        <w:rPr>
+          <w:rFonts w:ascii="TCM Pro" w:hAnsi="TCM Pro" w:cs="Arial"/>
+          <w:sz w:val="22"/>
+          <w:szCs w:val="22"/>
+        </w:rPr>
+        <w:t>đại</w:t>
+      </w:r>
+      <w:proofErr w:type="spellEnd"/>
+      <w:r>
+        <w:rPr>
+          <w:rFonts w:ascii="TCM Pro" w:hAnsi="TCM Pro" w:cs="Arial"/>
+          <w:sz w:val="22"/>
+          <w:szCs w:val="22"/>
+        </w:rPr>
+        <w:t xml:space="preserve"> </w:t>
+      </w:r>
+      <w:proofErr w:type="spellStart"/>
+      <w:r>
+        <w:rPr>
+          <w:rFonts w:ascii="TCM Pro" w:hAnsi="TCM Pro" w:cs="Arial"/>
+          <w:sz w:val="22"/>
+          <w:szCs w:val="22"/>
+        </w:rPr>
+        <w:t>diện</w:t>
+      </w:r>
+      <w:proofErr w:type="spellEnd"/>
     </w:p>
     <w:p>
       <w:pPr>
@@ -1551,7 +2945,29 @@
                 <w:sz w:val="22"/>
                 <w:szCs w:val="22"/>
               </w:rPr>
-              <w:t>${noiDung}</w:t>
+              <w:t>${</w:t>
+            </w:r>
+            <w:proofErr w:type="spellStart"/>
+            <w:r>
+              <w:rPr>
+                <w:rFonts w:ascii="TCM Pro" w:hAnsi="TCM Pro" w:cs="Arial"/>
+                <w:bCs/>
+                <w:iCs/>
+                <w:sz w:val="22"/>
+                <w:szCs w:val="22"/>
+              </w:rPr>
+              <w:t>noiDung</w:t>
+            </w:r>
+            <w:proofErr w:type="spellEnd"/>
+            <w:r>
+              <w:rPr>
+                <w:rFonts w:ascii="TCM Pro" w:hAnsi="TCM Pro" w:cs="Arial"/>
+                <w:bCs/>
+                <w:iCs/>
+                <w:sz w:val="22"/>
+                <w:szCs w:val="22"/>
+              </w:rPr>
+              <w:t>}</w:t>
             </w:r>
           </w:p>
         </w:tc>
@@ -1617,7 +3033,29 @@
                 <w:sz w:val="22"/>
                 <w:szCs w:val="22"/>
               </w:rPr>
-              <w:t>${donGia}</w:t>
+              <w:t>${</w:t>
+            </w:r>
+            <w:proofErr w:type="spellStart"/>
+            <w:r>
+              <w:rPr>
+                <w:rFonts w:ascii="TCM Pro" w:hAnsi="TCM Pro" w:cs="Arial"/>
+                <w:bCs/>
+                <w:iCs/>
+                <w:sz w:val="22"/>
+                <w:szCs w:val="22"/>
+              </w:rPr>
+              <w:t>donGia</w:t>
+            </w:r>
+            <w:proofErr w:type="spellEnd"/>
+            <w:r>
+              <w:rPr>
+                <w:rFonts w:ascii="TCM Pro" w:hAnsi="TCM Pro" w:cs="Arial"/>
+                <w:bCs/>
+                <w:iCs/>
+                <w:sz w:val="22"/>
+                <w:szCs w:val="22"/>
+              </w:rPr>
+              <w:t>}</w:t>
             </w:r>
           </w:p>
         </w:tc>
@@ -1650,7 +3088,29 @@
                 <w:sz w:val="22"/>
                 <w:szCs w:val="22"/>
               </w:rPr>
-              <w:t>${thanhTien}</w:t>
+              <w:t>${</w:t>
+            </w:r>
+            <w:proofErr w:type="spellStart"/>
+            <w:r>
+              <w:rPr>
+                <w:rFonts w:ascii="TCM Pro" w:hAnsi="TCM Pro" w:cs="Arial"/>
+                <w:bCs/>
+                <w:iCs/>
+                <w:sz w:val="22"/>
+                <w:szCs w:val="22"/>
+              </w:rPr>
+              <w:t>thanhTien</w:t>
+            </w:r>
+            <w:proofErr w:type="spellEnd"/>
+            <w:r>
+              <w:rPr>
+                <w:rFonts w:ascii="TCM Pro" w:hAnsi="TCM Pro" w:cs="Arial"/>
+                <w:bCs/>
+                <w:iCs/>
+                <w:sz w:val="22"/>
+                <w:szCs w:val="22"/>
+              </w:rPr>
+              <w:t>}</w:t>
             </w:r>
           </w:p>
         </w:tc>
@@ -1709,6 +3169,7 @@
                 <w:szCs w:val="22"/>
               </w:rPr>
             </w:pPr>
+            <w:proofErr w:type="spellStart"/>
             <w:r>
               <w:rPr>
                 <w:rFonts w:ascii="TCM Pro" w:hAnsi="TCM Pro" w:cs="Arial"/>
@@ -1718,8 +3179,9 @@
                 <w:sz w:val="22"/>
                 <w:szCs w:val="22"/>
               </w:rPr>
-              <w:t>Tổng cộng</w:t>
+              <w:t>Tổng</w:t>
             </w:r>
+            <w:proofErr w:type="spellEnd"/>
             <w:r>
               <w:rPr>
                 <w:rFonts w:ascii="TCM Pro" w:hAnsi="TCM Pro" w:cs="Arial"/>
@@ -1729,8 +3191,117 @@
                 <w:sz w:val="22"/>
                 <w:szCs w:val="22"/>
               </w:rPr>
-              <w:t xml:space="preserve"> giá trị hợp đồng</w:t>
+              <w:t xml:space="preserve"> </w:t>
             </w:r>
+            <w:proofErr w:type="spellStart"/>
+            <w:r>
+              <w:rPr>
+                <w:rFonts w:ascii="TCM Pro" w:hAnsi="TCM Pro" w:cs="Arial"/>
+                <w:b/>
+                <w:bCs/>
+                <w:iCs/>
+                <w:sz w:val="22"/>
+                <w:szCs w:val="22"/>
+              </w:rPr>
+              <w:t>cộng</w:t>
+            </w:r>
+            <w:proofErr w:type="spellEnd"/>
+            <w:r>
+              <w:rPr>
+                <w:rFonts w:ascii="TCM Pro" w:hAnsi="TCM Pro" w:cs="Arial"/>
+                <w:b/>
+                <w:bCs/>
+                <w:iCs/>
+                <w:sz w:val="22"/>
+                <w:szCs w:val="22"/>
+              </w:rPr>
+              <w:t xml:space="preserve"> </w:t>
+            </w:r>
+            <w:proofErr w:type="spellStart"/>
+            <w:r>
+              <w:rPr>
+                <w:rFonts w:ascii="TCM Pro" w:hAnsi="TCM Pro" w:cs="Arial"/>
+                <w:b/>
+                <w:bCs/>
+                <w:iCs/>
+                <w:sz w:val="22"/>
+                <w:szCs w:val="22"/>
+              </w:rPr>
+              <w:t>giá</w:t>
+            </w:r>
+            <w:proofErr w:type="spellEnd"/>
+            <w:r>
+              <w:rPr>
+                <w:rFonts w:ascii="TCM Pro" w:hAnsi="TCM Pro" w:cs="Arial"/>
+                <w:b/>
+                <w:bCs/>
+                <w:iCs/>
+                <w:sz w:val="22"/>
+                <w:szCs w:val="22"/>
+              </w:rPr>
+              <w:t xml:space="preserve"> </w:t>
+            </w:r>
+            <w:proofErr w:type="spellStart"/>
+            <w:r>
+              <w:rPr>
+                <w:rFonts w:ascii="TCM Pro" w:hAnsi="TCM Pro" w:cs="Arial"/>
+                <w:b/>
+                <w:bCs/>
+                <w:iCs/>
+                <w:sz w:val="22"/>
+                <w:szCs w:val="22"/>
+              </w:rPr>
+              <w:t>trị</w:t>
+            </w:r>
+            <w:proofErr w:type="spellEnd"/>
+            <w:r>
+              <w:rPr>
+                <w:rFonts w:ascii="TCM Pro" w:hAnsi="TCM Pro" w:cs="Arial"/>
+                <w:b/>
+                <w:bCs/>
+                <w:iCs/>
+                <w:sz w:val="22"/>
+                <w:szCs w:val="22"/>
+              </w:rPr>
+              <w:t xml:space="preserve"> </w:t>
+            </w:r>
+            <w:proofErr w:type="spellStart"/>
+            <w:r>
+              <w:rPr>
+                <w:rFonts w:ascii="TCM Pro" w:hAnsi="TCM Pro" w:cs="Arial"/>
+                <w:b/>
+                <w:bCs/>
+                <w:iCs/>
+                <w:sz w:val="22"/>
+                <w:szCs w:val="22"/>
+              </w:rPr>
+              <w:t>hợp</w:t>
+            </w:r>
+            <w:proofErr w:type="spellEnd"/>
+            <w:r>
+              <w:rPr>
+                <w:rFonts w:ascii="TCM Pro" w:hAnsi="TCM Pro" w:cs="Arial"/>
+                <w:b/>
+                <w:bCs/>
+                <w:iCs/>
+                <w:sz w:val="22"/>
+                <w:szCs w:val="22"/>
+              </w:rPr>
+              <w:t xml:space="preserve"> </w:t>
+            </w:r>
+            <w:proofErr w:type="spellStart"/>
+            <w:r>
+              <w:rPr>
+                <w:rFonts w:ascii="TCM Pro" w:hAnsi="TCM Pro" w:cs="Arial"/>
+                <w:b/>
+                <w:bCs/>
+                <w:iCs/>
+                <w:sz w:val="22"/>
+                <w:szCs w:val="22"/>
+              </w:rPr>
+              <w:t>đồng</w:t>
+            </w:r>
+            <w:proofErr w:type="spellEnd"/>
             <w:r>
               <w:rPr>
                 <w:rFonts w:ascii="TCM Pro" w:hAnsi="TCM Pro" w:cs="Arial"/>
@@ -1772,7 +3343,29 @@
                 <w:sz w:val="22"/>
                 <w:szCs w:val="22"/>
               </w:rPr>
-              <w:t>${tongCong}</w:t>
+              <w:t>${</w:t>
+            </w:r>
+            <w:proofErr w:type="spellStart"/>
+            <w:r>
+              <w:rPr>
+                <w:rFonts w:ascii="TCM Pro" w:hAnsi="TCM Pro" w:cs="Arial"/>
+                <w:bCs/>
+                <w:iCs/>
+                <w:sz w:val="22"/>
+                <w:szCs w:val="22"/>
+              </w:rPr>
+              <w:t>tongCong</w:t>
+            </w:r>
+            <w:proofErr w:type="spellEnd"/>
+            <w:r>
+              <w:rPr>
+                <w:rFonts w:ascii="TCM Pro" w:hAnsi="TCM Pro" w:cs="Arial"/>
+                <w:bCs/>
+                <w:iCs/>
+                <w:sz w:val="22"/>
+                <w:szCs w:val="22"/>
+              </w:rPr>
+              <w:t>}</w:t>
             </w:r>
           </w:p>
         </w:tc>
@@ -1809,7 +3402,137 @@
                 <w:sz w:val="22"/>
                 <w:szCs w:val="22"/>
               </w:rPr>
-              <w:t>(Số tiền bằng chữ: ${bangChuTongCong})</w:t>
+              <w:t>(</w:t>
+            </w:r>
+            <w:proofErr w:type="spellStart"/>
+            <w:r>
+              <w:rPr>
+                <w:rFonts w:ascii="TCM Pro" w:hAnsi="TCM Pro" w:cs="Arial"/>
+                <w:b/>
+                <w:bCs/>
+                <w:i/>
+                <w:iCs/>
+                <w:sz w:val="22"/>
+                <w:szCs w:val="22"/>
+              </w:rPr>
+              <w:t>Số</w:t>
+            </w:r>
+            <w:proofErr w:type="spellEnd"/>
+            <w:r>
+              <w:rPr>
+                <w:rFonts w:ascii="TCM Pro" w:hAnsi="TCM Pro" w:cs="Arial"/>
+                <w:b/>
+                <w:bCs/>
+                <w:i/>
+                <w:iCs/>
+                <w:sz w:val="22"/>
+                <w:szCs w:val="22"/>
+              </w:rPr>
+              <w:t xml:space="preserve"> </w:t>
+            </w:r>
+            <w:proofErr w:type="spellStart"/>
+            <w:r>
+              <w:rPr>
+                <w:rFonts w:ascii="TCM Pro" w:hAnsi="TCM Pro" w:cs="Arial"/>
+                <w:b/>
+                <w:bCs/>
+                <w:i/>
+                <w:iCs/>
+                <w:sz w:val="22"/>
+                <w:szCs w:val="22"/>
+              </w:rPr>
+              <w:t>tiền</w:t>
+            </w:r>
+            <w:proofErr w:type="spellEnd"/>
+            <w:r>
+              <w:rPr>
+                <w:rFonts w:ascii="TCM Pro" w:hAnsi="TCM Pro" w:cs="Arial"/>
+                <w:b/>
+                <w:bCs/>
+                <w:i/>
+                <w:iCs/>
+                <w:sz w:val="22"/>
+                <w:szCs w:val="22"/>
+              </w:rPr>
+              <w:t xml:space="preserve"> </w:t>
+            </w:r>
+            <w:proofErr w:type="spellStart"/>
+            <w:r>
+              <w:rPr>
+                <w:rFonts w:ascii="TCM Pro" w:hAnsi="TCM Pro" w:cs="Arial"/>
+                <w:b/>
+                <w:bCs/>
+                <w:i/>
+                <w:iCs/>
+                <w:sz w:val="22"/>
+                <w:szCs w:val="22"/>
+              </w:rPr>
+              <w:t>bằng</w:t>
+            </w:r>
+            <w:proofErr w:type="spellEnd"/>
+            <w:r>
+              <w:rPr>
+                <w:rFonts w:ascii="TCM Pro" w:hAnsi="TCM Pro" w:cs="Arial"/>
+                <w:b/>
+                <w:bCs/>
+                <w:i/>
+                <w:iCs/>
+                <w:sz w:val="22"/>
+                <w:szCs w:val="22"/>
+              </w:rPr>
+              <w:t xml:space="preserve"> </w:t>
+            </w:r>
+            <w:proofErr w:type="spellStart"/>
+            <w:r>
+              <w:rPr>
+                <w:rFonts w:ascii="TCM Pro" w:hAnsi="TCM Pro" w:cs="Arial"/>
+                <w:b/>
+                <w:bCs/>
+                <w:i/>
+                <w:iCs/>
+                <w:sz w:val="22"/>
+                <w:szCs w:val="22"/>
+              </w:rPr>
+              <w:t>chữ</w:t>
+            </w:r>
+            <w:proofErr w:type="spellEnd"/>
+            <w:r>
+              <w:rPr>
+                <w:rFonts w:ascii="TCM Pro" w:hAnsi="TCM Pro" w:cs="Arial"/>
+                <w:b/>
+                <w:bCs/>
+                <w:i/>
+                <w:iCs/>
+                <w:sz w:val="22"/>
+                <w:szCs w:val="22"/>
+              </w:rPr>
+              <w:t>: ${</w:t>
+            </w:r>
+            <w:proofErr w:type="spellStart"/>
+            <w:r>
+              <w:rPr>
+                <w:rFonts w:ascii="TCM Pro" w:hAnsi="TCM Pro" w:cs="Arial"/>
+                <w:b/>
+                <w:bCs/>
+                <w:i/>
+                <w:iCs/>
+                <w:sz w:val="22"/>
+                <w:szCs w:val="22"/>
+              </w:rPr>
+              <w:t>bangChuTongCong</w:t>
+            </w:r>
+            <w:proofErr w:type="spellEnd"/>
+            <w:r>
+              <w:rPr>
+                <w:rFonts w:ascii="TCM Pro" w:hAnsi="TCM Pro" w:cs="Arial"/>
+                <w:b/>
+                <w:bCs/>
+                <w:i/>
+                <w:iCs/>
+                <w:sz w:val="22"/>
+                <w:szCs w:val="22"/>
+              </w:rPr>
+              <w:t>})</w:t>
             </w:r>
           </w:p>
         </w:tc>
@@ -1859,6 +3582,7 @@
         </w:rPr>
         <w:t xml:space="preserve">* </w:t>
       </w:r>
+      <w:proofErr w:type="spellStart"/>
       <w:r>
         <w:rPr>
           <w:rFonts w:ascii="TCM Pro" w:hAnsi="TCM Pro" w:cs="Arial"/>
@@ -1867,7 +3591,304 @@
           <w:sz w:val="22"/>
           <w:szCs w:val="22"/>
         </w:rPr>
-        <w:t>Giá bán trên đã bao gồm thuế nhập khẩu, thuế tiêu thụ đặc biệt và thuế GTGT (VAT).</w:t>
+        <w:t>Giá</w:t>
+      </w:r>
+      <w:proofErr w:type="spellEnd"/>
+      <w:r>
+        <w:rPr>
+          <w:rFonts w:ascii="TCM Pro" w:hAnsi="TCM Pro" w:cs="Arial"/>
+          <w:bCs/>
+          <w:iCs/>
+          <w:sz w:val="22"/>
+          <w:szCs w:val="22"/>
+        </w:rPr>
+        <w:t xml:space="preserve"> </w:t>
+      </w:r>
+      <w:proofErr w:type="spellStart"/>
+      <w:r>
+        <w:rPr>
+          <w:rFonts w:ascii="TCM Pro" w:hAnsi="TCM Pro" w:cs="Arial"/>
+          <w:bCs/>
+          <w:iCs/>
+          <w:sz w:val="22"/>
+          <w:szCs w:val="22"/>
+        </w:rPr>
+        <w:t>bán</w:t>
+      </w:r>
+      <w:proofErr w:type="spellEnd"/>
+      <w:r>
+        <w:rPr>
+          <w:rFonts w:ascii="TCM Pro" w:hAnsi="TCM Pro" w:cs="Arial"/>
+          <w:bCs/>
+          <w:iCs/>
+          <w:sz w:val="22"/>
+          <w:szCs w:val="22"/>
+        </w:rPr>
+        <w:t xml:space="preserve"> </w:t>
+      </w:r>
+      <w:proofErr w:type="spellStart"/>
+      <w:r>
+        <w:rPr>
+          <w:rFonts w:ascii="TCM Pro" w:hAnsi="TCM Pro" w:cs="Arial"/>
+          <w:bCs/>
+          <w:iCs/>
+          <w:sz w:val="22"/>
+          <w:szCs w:val="22"/>
+        </w:rPr>
+        <w:t>trên</w:t>
+      </w:r>
+      <w:proofErr w:type="spellEnd"/>
+      <w:r>
+        <w:rPr>
+          <w:rFonts w:ascii="TCM Pro" w:hAnsi="TCM Pro" w:cs="Arial"/>
+          <w:bCs/>
+          <w:iCs/>
+          <w:sz w:val="22"/>
+          <w:szCs w:val="22"/>
+        </w:rPr>
+        <w:t xml:space="preserve"> </w:t>
+      </w:r>
+      <w:proofErr w:type="spellStart"/>
+      <w:r>
+        <w:rPr>
+          <w:rFonts w:ascii="TCM Pro" w:hAnsi="TCM Pro" w:cs="Arial"/>
+          <w:bCs/>
+          <w:iCs/>
+          <w:sz w:val="22"/>
+          <w:szCs w:val="22"/>
+        </w:rPr>
+        <w:t>đã</w:t>
+      </w:r>
+      <w:proofErr w:type="spellEnd"/>
+      <w:r>
+        <w:rPr>
+          <w:rFonts w:ascii="TCM Pro" w:hAnsi="TCM Pro" w:cs="Arial"/>
+          <w:bCs/>
+          <w:iCs/>
+          <w:sz w:val="22"/>
+          <w:szCs w:val="22"/>
+        </w:rPr>
+        <w:t xml:space="preserve"> bao </w:t>
+      </w:r>
+      <w:proofErr w:type="spellStart"/>
+      <w:r>
+        <w:rPr>
+          <w:rFonts w:ascii="TCM Pro" w:hAnsi="TCM Pro" w:cs="Arial"/>
+          <w:bCs/>
+          <w:iCs/>
+          <w:sz w:val="22"/>
+          <w:szCs w:val="22"/>
+        </w:rPr>
+        <w:t>gồm</w:t>
+      </w:r>
+      <w:proofErr w:type="spellEnd"/>
+      <w:r>
+        <w:rPr>
+          <w:rFonts w:ascii="TCM Pro" w:hAnsi="TCM Pro" w:cs="Arial"/>
+          <w:bCs/>
+          <w:iCs/>
+          <w:sz w:val="22"/>
+          <w:szCs w:val="22"/>
+        </w:rPr>
+        <w:t xml:space="preserve"> </w:t>
+      </w:r>
+      <w:proofErr w:type="spellStart"/>
+      <w:r>
+        <w:rPr>
+          <w:rFonts w:ascii="TCM Pro" w:hAnsi="TCM Pro" w:cs="Arial"/>
+          <w:bCs/>
+          <w:iCs/>
+          <w:sz w:val="22"/>
+          <w:szCs w:val="22"/>
+        </w:rPr>
+        <w:t>thuế</w:t>
+      </w:r>
+      <w:proofErr w:type="spellEnd"/>
+      <w:r>
+        <w:rPr>
+          <w:rFonts w:ascii="TCM Pro" w:hAnsi="TCM Pro" w:cs="Arial"/>
+          <w:bCs/>
+          <w:iCs/>
+          <w:sz w:val="22"/>
+          <w:szCs w:val="22"/>
+        </w:rPr>
+        <w:t xml:space="preserve"> </w:t>
+      </w:r>
+      <w:proofErr w:type="spellStart"/>
+      <w:r>
+        <w:rPr>
+          <w:rFonts w:ascii="TCM Pro" w:hAnsi="TCM Pro" w:cs="Arial"/>
+          <w:bCs/>
+          <w:iCs/>
+          <w:sz w:val="22"/>
+          <w:szCs w:val="22"/>
+        </w:rPr>
+        <w:t>nhập</w:t>
+      </w:r>
+      <w:proofErr w:type="spellEnd"/>
+      <w:r>
+        <w:rPr>
+          <w:rFonts w:ascii="TCM Pro" w:hAnsi="TCM Pro" w:cs="Arial"/>
+          <w:bCs/>
+          <w:iCs/>
+          <w:sz w:val="22"/>
+          <w:szCs w:val="22"/>
+        </w:rPr>
+        <w:t xml:space="preserve"> </w:t>
+      </w:r>
+      <w:proofErr w:type="spellStart"/>
+      <w:r>
+        <w:rPr>
+          <w:rFonts w:ascii="TCM Pro" w:hAnsi="TCM Pro" w:cs="Arial"/>
+          <w:bCs/>
+          <w:iCs/>
+          <w:sz w:val="22"/>
+          <w:szCs w:val="22"/>
+        </w:rPr>
+        <w:t>khẩu</w:t>
+      </w:r>
+      <w:proofErr w:type="spellEnd"/>
+      <w:r>
+        <w:rPr>
+          <w:rFonts w:ascii="TCM Pro" w:hAnsi="TCM Pro" w:cs="Arial"/>
+          <w:bCs/>
+          <w:iCs/>
+          <w:sz w:val="22"/>
+          <w:szCs w:val="22"/>
+        </w:rPr>
+        <w:t xml:space="preserve">, </w:t>
+      </w:r>
+      <w:proofErr w:type="spellStart"/>
+      <w:r>
+        <w:rPr>
+          <w:rFonts w:ascii="TCM Pro" w:hAnsi="TCM Pro" w:cs="Arial"/>
+          <w:bCs/>
+          <w:iCs/>
+          <w:sz w:val="22"/>
+          <w:szCs w:val="22"/>
+        </w:rPr>
+        <w:t>thuế</w:t>
+      </w:r>
+      <w:proofErr w:type="spellEnd"/>
+      <w:r>
+        <w:rPr>
+          <w:rFonts w:ascii="TCM Pro" w:hAnsi="TCM Pro" w:cs="Arial"/>
+          <w:bCs/>
+          <w:iCs/>
+          <w:sz w:val="22"/>
+          <w:szCs w:val="22"/>
+        </w:rPr>
+        <w:t xml:space="preserve"> </w:t>
+      </w:r>
+      <w:proofErr w:type="spellStart"/>
+      <w:r>
+        <w:rPr>
+          <w:rFonts w:ascii="TCM Pro" w:hAnsi="TCM Pro" w:cs="Arial"/>
+          <w:bCs/>
+          <w:iCs/>
+          <w:sz w:val="22"/>
+          <w:szCs w:val="22"/>
+        </w:rPr>
+        <w:t>tiêu</w:t>
+      </w:r>
+      <w:proofErr w:type="spellEnd"/>
+      <w:r>
+        <w:rPr>
+          <w:rFonts w:ascii="TCM Pro" w:hAnsi="TCM Pro" w:cs="Arial"/>
+          <w:bCs/>
+          <w:iCs/>
+          <w:sz w:val="22"/>
+          <w:szCs w:val="22"/>
+        </w:rPr>
+        <w:t xml:space="preserve"> </w:t>
+      </w:r>
+      <w:proofErr w:type="spellStart"/>
+      <w:r>
+        <w:rPr>
+          <w:rFonts w:ascii="TCM Pro" w:hAnsi="TCM Pro" w:cs="Arial"/>
+          <w:bCs/>
+          <w:iCs/>
+          <w:sz w:val="22"/>
+          <w:szCs w:val="22"/>
+        </w:rPr>
+        <w:t>thụ</w:t>
+      </w:r>
+      <w:proofErr w:type="spellEnd"/>
+      <w:r>
+        <w:rPr>
+          <w:rFonts w:ascii="TCM Pro" w:hAnsi="TCM Pro" w:cs="Arial"/>
+          <w:bCs/>
+          <w:iCs/>
+          <w:sz w:val="22"/>
+          <w:szCs w:val="22"/>
+        </w:rPr>
+        <w:t xml:space="preserve"> </w:t>
+      </w:r>
+      <w:proofErr w:type="spellStart"/>
+      <w:r>
+        <w:rPr>
+          <w:rFonts w:ascii="TCM Pro" w:hAnsi="TCM Pro" w:cs="Arial"/>
+          <w:bCs/>
+          <w:iCs/>
+          <w:sz w:val="22"/>
+          <w:szCs w:val="22"/>
+        </w:rPr>
+        <w:t>đặc</w:t>
+      </w:r>
+      <w:proofErr w:type="spellEnd"/>
+      <w:r>
+        <w:rPr>
+          <w:rFonts w:ascii="TCM Pro" w:hAnsi="TCM Pro" w:cs="Arial"/>
+          <w:bCs/>
+          <w:iCs/>
+          <w:sz w:val="22"/>
+          <w:szCs w:val="22"/>
+        </w:rPr>
+        <w:t xml:space="preserve"> </w:t>
+      </w:r>
+      <w:proofErr w:type="spellStart"/>
+      <w:r>
+        <w:rPr>
+          <w:rFonts w:ascii="TCM Pro" w:hAnsi="TCM Pro" w:cs="Arial"/>
+          <w:bCs/>
+          <w:iCs/>
+          <w:sz w:val="22"/>
+          <w:szCs w:val="22"/>
+        </w:rPr>
+        <w:t>biệt</w:t>
+      </w:r>
+      <w:proofErr w:type="spellEnd"/>
+      <w:r>
+        <w:rPr>
+          <w:rFonts w:ascii="TCM Pro" w:hAnsi="TCM Pro" w:cs="Arial"/>
+          <w:bCs/>
+          <w:iCs/>
+          <w:sz w:val="22"/>
+          <w:szCs w:val="22"/>
+        </w:rPr>
+        <w:t xml:space="preserve"> và </w:t>
+      </w:r>
+      <w:proofErr w:type="spellStart"/>
+      <w:r>
+        <w:rPr>
+          <w:rFonts w:ascii="TCM Pro" w:hAnsi="TCM Pro" w:cs="Arial"/>
+          <w:bCs/>
+          <w:iCs/>
+          <w:sz w:val="22"/>
+          <w:szCs w:val="22"/>
+        </w:rPr>
+        <w:t>thuế</w:t>
+      </w:r>
+      <w:proofErr w:type="spellEnd"/>
+      <w:r>
+        <w:rPr>
+          <w:rFonts w:ascii="TCM Pro" w:hAnsi="TCM Pro" w:cs="Arial"/>
+          <w:bCs/>
+          <w:iCs/>
+          <w:sz w:val="22"/>
+          <w:szCs w:val="22"/>
+        </w:rPr>
+        <w:t xml:space="preserve"> GTGT (VAT).</w:t>
       </w:r>
     </w:p>
     <w:p>
@@ -1890,6 +3911,7 @@
         </w:rPr>
         <w:t xml:space="preserve">* </w:t>
       </w:r>
+      <w:proofErr w:type="spellStart"/>
       <w:r>
         <w:rPr>
           <w:rFonts w:ascii="TCM Pro" w:hAnsi="TCM Pro" w:cs="Arial"/>
@@ -1899,8 +3921,9 @@
           <w:szCs w:val="22"/>
           <w:u w:val="single"/>
         </w:rPr>
-        <w:t>Phụ kiện theo xe</w:t>
-      </w:r>
+        <w:t>Phụ</w:t>
+      </w:r>
+      <w:proofErr w:type="spellEnd"/>
       <w:r>
         <w:rPr>
           <w:rFonts w:ascii="TCM Pro" w:hAnsi="TCM Pro" w:cs="Arial"/>
@@ -1908,9 +3931,11 @@
           <w:iCs/>
           <w:sz w:val="22"/>
           <w:szCs w:val="22"/>
-        </w:rPr>
-        <w:t xml:space="preserve"> :  Theo tiêu chuẩn củ</w:t>
-      </w:r>
+          <w:u w:val="single"/>
+        </w:rPr>
+        <w:t xml:space="preserve"> </w:t>
+      </w:r>
+      <w:proofErr w:type="spellStart"/>
       <w:r>
         <w:rPr>
           <w:rFonts w:ascii="TCM Pro" w:hAnsi="TCM Pro" w:cs="Arial"/>
@@ -1918,9 +3943,135 @@
           <w:iCs/>
           <w:sz w:val="22"/>
           <w:szCs w:val="22"/>
-        </w:rPr>
-        <w:t>a Hyundai Thành Công</w:t>
-      </w:r>
+          <w:u w:val="single"/>
+        </w:rPr>
+        <w:t>kiện</w:t>
+      </w:r>
+      <w:proofErr w:type="spellEnd"/>
+      <w:r>
+        <w:rPr>
+          <w:rFonts w:ascii="TCM Pro" w:hAnsi="TCM Pro" w:cs="Arial"/>
+          <w:bCs/>
+          <w:iCs/>
+          <w:sz w:val="22"/>
+          <w:szCs w:val="22"/>
+          <w:u w:val="single"/>
+        </w:rPr>
+        <w:t xml:space="preserve"> </w:t>
+      </w:r>
+      <w:proofErr w:type="spellStart"/>
+      <w:r>
+        <w:rPr>
+          <w:rFonts w:ascii="TCM Pro" w:hAnsi="TCM Pro" w:cs="Arial"/>
+          <w:bCs/>
+          <w:iCs/>
+          <w:sz w:val="22"/>
+          <w:szCs w:val="22"/>
+          <w:u w:val="single"/>
+        </w:rPr>
+        <w:t>theo</w:t>
+      </w:r>
+      <w:proofErr w:type="spellEnd"/>
+      <w:r>
+        <w:rPr>
+          <w:rFonts w:ascii="TCM Pro" w:hAnsi="TCM Pro" w:cs="Arial"/>
+          <w:bCs/>
+          <w:iCs/>
+          <w:sz w:val="22"/>
+          <w:szCs w:val="22"/>
+          <w:u w:val="single"/>
+        </w:rPr>
+        <w:t xml:space="preserve"> </w:t>
+      </w:r>
+      <w:proofErr w:type="spellStart"/>
+      <w:r>
+        <w:rPr>
+          <w:rFonts w:ascii="TCM Pro" w:hAnsi="TCM Pro" w:cs="Arial"/>
+          <w:bCs/>
+          <w:iCs/>
+          <w:sz w:val="22"/>
+          <w:szCs w:val="22"/>
+          <w:u w:val="single"/>
+        </w:rPr>
+        <w:t>xe</w:t>
+      </w:r>
+      <w:proofErr w:type="spellEnd"/>
+      <w:r>
+        <w:rPr>
+          <w:rFonts w:ascii="TCM Pro" w:hAnsi="TCM Pro" w:cs="Arial"/>
+          <w:bCs/>
+          <w:iCs/>
+          <w:sz w:val="22"/>
+          <w:szCs w:val="22"/>
+        </w:rPr>
+        <w:t xml:space="preserve"> :  Theo </w:t>
+      </w:r>
+      <w:proofErr w:type="spellStart"/>
+      <w:r>
+        <w:rPr>
+          <w:rFonts w:ascii="TCM Pro" w:hAnsi="TCM Pro" w:cs="Arial"/>
+          <w:bCs/>
+          <w:iCs/>
+          <w:sz w:val="22"/>
+          <w:szCs w:val="22"/>
+        </w:rPr>
+        <w:t>tiêu</w:t>
+      </w:r>
+      <w:proofErr w:type="spellEnd"/>
+      <w:r>
+        <w:rPr>
+          <w:rFonts w:ascii="TCM Pro" w:hAnsi="TCM Pro" w:cs="Arial"/>
+          <w:bCs/>
+          <w:iCs/>
+          <w:sz w:val="22"/>
+          <w:szCs w:val="22"/>
+        </w:rPr>
+        <w:t xml:space="preserve"> </w:t>
+      </w:r>
+      <w:proofErr w:type="spellStart"/>
+      <w:r>
+        <w:rPr>
+          <w:rFonts w:ascii="TCM Pro" w:hAnsi="TCM Pro" w:cs="Arial"/>
+          <w:bCs/>
+          <w:iCs/>
+          <w:sz w:val="22"/>
+          <w:szCs w:val="22"/>
+        </w:rPr>
+        <w:t>chuẩn</w:t>
+      </w:r>
+      <w:proofErr w:type="spellEnd"/>
+      <w:r>
+        <w:rPr>
+          <w:rFonts w:ascii="TCM Pro" w:hAnsi="TCM Pro" w:cs="Arial"/>
+          <w:bCs/>
+          <w:iCs/>
+          <w:sz w:val="22"/>
+          <w:szCs w:val="22"/>
+        </w:rPr>
+        <w:t xml:space="preserve"> củ</w:t>
+      </w:r>
+      <w:r>
+        <w:rPr>
+          <w:rFonts w:ascii="TCM Pro" w:hAnsi="TCM Pro" w:cs="Arial"/>
+          <w:bCs/>
+          <w:iCs/>
+          <w:sz w:val="22"/>
+          <w:szCs w:val="22"/>
+        </w:rPr>
+        <w:t xml:space="preserve">a Hyundai Thành </w:t>
+      </w:r>
+      <w:proofErr w:type="spellStart"/>
+      <w:r>
+        <w:rPr>
+          <w:rFonts w:ascii="TCM Pro" w:hAnsi="TCM Pro" w:cs="Arial"/>
+          <w:bCs/>
+          <w:iCs/>
+          <w:sz w:val="22"/>
+          <w:szCs w:val="22"/>
+        </w:rPr>
+        <w:t>Công</w:t>
+      </w:r>
+      <w:proofErr w:type="spellEnd"/>
       <w:r>
         <w:rPr>
           <w:rFonts w:ascii="TCM Pro" w:hAnsi="TCM Pro" w:cs="Arial"/>
@@ -2015,6 +4166,7 @@
         </w:rPr>
         <w:t>${</w:t>
       </w:r>
+      <w:proofErr w:type="spellStart"/>
       <w:r>
         <w:rPr>
           <w:rFonts w:ascii="TCM Pro" w:hAnsi="TCM Pro" w:cs="Arial"/>
@@ -2026,6 +4178,7 @@
         </w:rPr>
         <w:t>quaTang</w:t>
       </w:r>
+      <w:proofErr w:type="spellEnd"/>
       <w:r>
         <w:rPr>
           <w:rFonts w:ascii="TCM Pro" w:hAnsi="TCM Pro" w:cs="Arial"/>
@@ -2130,6 +4283,7 @@
         </w:rPr>
         <w:t xml:space="preserve">  Thời gian thanh toán: Thời gian thanh toán được </w:t>
       </w:r>
+      <w:proofErr w:type="spellStart"/>
       <w:r>
         <w:rPr>
           <w:rFonts w:ascii="TCM Pro" w:hAnsi="TCM Pro" w:cs="Arial"/>
@@ -2138,6 +4292,7 @@
         </w:rPr>
         <w:t>ghi</w:t>
       </w:r>
+      <w:proofErr w:type="spellEnd"/>
       <w:r>
         <w:rPr>
           <w:rFonts w:ascii="TCM Pro" w:hAnsi="TCM Pro" w:cs="Arial"/>
@@ -2207,7 +4362,27 @@
           <w:sz w:val="22"/>
           <w:szCs w:val="22"/>
         </w:rPr>
-        <w:t>${tamUng}</w:t>
+        <w:t>${</w:t>
+      </w:r>
+      <w:proofErr w:type="spellStart"/>
+      <w:r>
+        <w:rPr>
+          <w:rFonts w:ascii="TCM Pro" w:hAnsi="TCM Pro" w:cs="Arial"/>
+          <w:b/>
+          <w:sz w:val="22"/>
+          <w:szCs w:val="22"/>
+        </w:rPr>
+        <w:t>tamUng</w:t>
+      </w:r>
+      <w:proofErr w:type="spellEnd"/>
+      <w:r>
+        <w:rPr>
+          <w:rFonts w:ascii="TCM Pro" w:hAnsi="TCM Pro" w:cs="Arial"/>
+          <w:b/>
+          <w:sz w:val="22"/>
+          <w:szCs w:val="22"/>
+        </w:rPr>
+        <w:t>}</w:t>
       </w:r>
       <w:r>
         <w:rPr>
@@ -2250,7 +4425,31 @@
           <w:sz w:val="22"/>
           <w:szCs w:val="22"/>
         </w:rPr>
-        <w:t>${tamUngBangChu}</w:t>
+        <w:t>${</w:t>
+      </w:r>
+      <w:proofErr w:type="spellStart"/>
+      <w:r>
+        <w:rPr>
+          <w:rFonts w:ascii="TCM Pro" w:hAnsi="TCM Pro" w:cs="Arial"/>
+          <w:bCs/>
+          <w:i/>
+          <w:color w:val="000000"/>
+          <w:sz w:val="22"/>
+          <w:szCs w:val="22"/>
+        </w:rPr>
+        <w:t>tamUngBangChu</w:t>
+      </w:r>
+      <w:proofErr w:type="spellEnd"/>
+      <w:r>
+        <w:rPr>
+          <w:rFonts w:ascii="TCM Pro" w:hAnsi="TCM Pro" w:cs="Arial"/>
+          <w:bCs/>
+          <w:i/>
+          <w:color w:val="000000"/>
+          <w:sz w:val="22"/>
+          <w:szCs w:val="22"/>
+        </w:rPr>
+        <w:t>}</w:t>
       </w:r>
       <w:r>
         <w:rPr>
@@ -2574,7 +4773,6 @@
           <w:szCs w:val="22"/>
           <w:lang w:val="vi-VN"/>
         </w:rPr>
-        <w:lastRenderedPageBreak/>
         <w:t xml:space="preserve">Đợt 2: </w:t>
       </w:r>
       <w:r>
@@ -2592,7 +4790,79 @@
           <w:sz w:val="22"/>
           <w:szCs w:val="22"/>
         </w:rPr>
-        <w:t xml:space="preserve"> (trong phần trả trước)</w:t>
+        <w:t xml:space="preserve"> (</w:t>
+      </w:r>
+      <w:proofErr w:type="spellStart"/>
+      <w:r>
+        <w:rPr>
+          <w:rFonts w:ascii="TCM Pro" w:hAnsi="TCM Pro" w:cs="Arial"/>
+          <w:sz w:val="22"/>
+          <w:szCs w:val="22"/>
+        </w:rPr>
+        <w:t>trong</w:t>
+      </w:r>
+      <w:proofErr w:type="spellEnd"/>
+      <w:r>
+        <w:rPr>
+          <w:rFonts w:ascii="TCM Pro" w:hAnsi="TCM Pro" w:cs="Arial"/>
+          <w:sz w:val="22"/>
+          <w:szCs w:val="22"/>
+        </w:rPr>
+        <w:t xml:space="preserve"> </w:t>
+      </w:r>
+      <w:proofErr w:type="spellStart"/>
+      <w:r>
+        <w:rPr>
+          <w:rFonts w:ascii="TCM Pro" w:hAnsi="TCM Pro" w:cs="Arial"/>
+          <w:sz w:val="22"/>
+          <w:szCs w:val="22"/>
+        </w:rPr>
+        <w:t>phần</w:t>
+      </w:r>
+      <w:proofErr w:type="spellEnd"/>
+      <w:r>
+        <w:rPr>
+          <w:rFonts w:ascii="TCM Pro" w:hAnsi="TCM Pro" w:cs="Arial"/>
+          <w:sz w:val="22"/>
+          <w:szCs w:val="22"/>
+        </w:rPr>
+        <w:t xml:space="preserve"> </w:t>
+      </w:r>
+      <w:proofErr w:type="spellStart"/>
+      <w:r>
+        <w:rPr>
+          <w:rFonts w:ascii="TCM Pro" w:hAnsi="TCM Pro" w:cs="Arial"/>
+          <w:sz w:val="22"/>
+          <w:szCs w:val="22"/>
+        </w:rPr>
+        <w:t>trả</w:t>
+      </w:r>
+      <w:proofErr w:type="spellEnd"/>
+      <w:r>
+        <w:rPr>
+          <w:rFonts w:ascii="TCM Pro" w:hAnsi="TCM Pro" w:cs="Arial"/>
+          <w:sz w:val="22"/>
+          <w:szCs w:val="22"/>
+        </w:rPr>
+        <w:t xml:space="preserve"> </w:t>
+      </w:r>
+      <w:proofErr w:type="spellStart"/>
+      <w:r>
+        <w:rPr>
+          <w:rFonts w:ascii="TCM Pro" w:hAnsi="TCM Pro" w:cs="Arial"/>
+          <w:sz w:val="22"/>
+          <w:szCs w:val="22"/>
+        </w:rPr>
+        <w:t>trước</w:t>
+      </w:r>
+      <w:proofErr w:type="spellEnd"/>
+      <w:r>
+        <w:rPr>
+          <w:rFonts w:ascii="TCM Pro" w:hAnsi="TCM Pro" w:cs="Arial"/>
+          <w:sz w:val="22"/>
+          <w:szCs w:val="22"/>
+        </w:rPr>
+        <w:t>)</w:t>
       </w:r>
       <w:r>
         <w:rPr>
@@ -2627,6 +4897,7 @@
           <w:szCs w:val="22"/>
           <w:lang w:val="vi-VN"/>
         </w:rPr>
+        <w:lastRenderedPageBreak/>
         <w:t>Đợt 3:</w:t>
       </w:r>
       <w:r>
@@ -2655,13 +4926,23 @@
         </w:rPr>
         <w:t xml:space="preserve"> giao xe cho khách hàng trong vòng 02 ngày </w:t>
       </w:r>
-      <w:r>
-        <w:rPr>
-          <w:rFonts w:ascii="TCM Pro" w:hAnsi="TCM Pro" w:cs="Arial"/>
-          <w:sz w:val="22"/>
-          <w:szCs w:val="22"/>
-        </w:rPr>
-        <w:t xml:space="preserve">sau </w:t>
+      <w:proofErr w:type="spellStart"/>
+      <w:r>
+        <w:rPr>
+          <w:rFonts w:ascii="TCM Pro" w:hAnsi="TCM Pro" w:cs="Arial"/>
+          <w:sz w:val="22"/>
+          <w:szCs w:val="22"/>
+        </w:rPr>
+        <w:t>sau</w:t>
+      </w:r>
+      <w:proofErr w:type="spellEnd"/>
+      <w:r>
+        <w:rPr>
+          <w:rFonts w:ascii="TCM Pro" w:hAnsi="TCM Pro" w:cs="Arial"/>
+          <w:sz w:val="22"/>
+          <w:szCs w:val="22"/>
+        </w:rPr>
+        <w:t xml:space="preserve"> </w:t>
       </w:r>
       <w:r>
         <w:rPr>
@@ -2700,8 +4981,180 @@
           <w:sz w:val="22"/>
           <w:szCs w:val="22"/>
         </w:rPr>
-        <w:t xml:space="preserve"> và 02 bên sẽ đổi sang hợp đồng thanh toán bằng tiền mặt</w:t>
-      </w:r>
+        <w:t xml:space="preserve"> và 02 </w:t>
+      </w:r>
+      <w:proofErr w:type="spellStart"/>
+      <w:r>
+        <w:rPr>
+          <w:rFonts w:ascii="TCM Pro" w:hAnsi="TCM Pro" w:cs="Arial"/>
+          <w:sz w:val="22"/>
+          <w:szCs w:val="22"/>
+        </w:rPr>
+        <w:t>bên</w:t>
+      </w:r>
+      <w:proofErr w:type="spellEnd"/>
+      <w:r>
+        <w:rPr>
+          <w:rFonts w:ascii="TCM Pro" w:hAnsi="TCM Pro" w:cs="Arial"/>
+          <w:sz w:val="22"/>
+          <w:szCs w:val="22"/>
+        </w:rPr>
+        <w:t xml:space="preserve"> </w:t>
+      </w:r>
+      <w:proofErr w:type="spellStart"/>
+      <w:r>
+        <w:rPr>
+          <w:rFonts w:ascii="TCM Pro" w:hAnsi="TCM Pro" w:cs="Arial"/>
+          <w:sz w:val="22"/>
+          <w:szCs w:val="22"/>
+        </w:rPr>
+        <w:t>sẽ</w:t>
+      </w:r>
+      <w:proofErr w:type="spellEnd"/>
+      <w:r>
+        <w:rPr>
+          <w:rFonts w:ascii="TCM Pro" w:hAnsi="TCM Pro" w:cs="Arial"/>
+          <w:sz w:val="22"/>
+          <w:szCs w:val="22"/>
+        </w:rPr>
+        <w:t xml:space="preserve"> </w:t>
+      </w:r>
+      <w:proofErr w:type="spellStart"/>
+      <w:r>
+        <w:rPr>
+          <w:rFonts w:ascii="TCM Pro" w:hAnsi="TCM Pro" w:cs="Arial"/>
+          <w:sz w:val="22"/>
+          <w:szCs w:val="22"/>
+        </w:rPr>
+        <w:t>đổi</w:t>
+      </w:r>
+      <w:proofErr w:type="spellEnd"/>
+      <w:r>
+        <w:rPr>
+          <w:rFonts w:ascii="TCM Pro" w:hAnsi="TCM Pro" w:cs="Arial"/>
+          <w:sz w:val="22"/>
+          <w:szCs w:val="22"/>
+        </w:rPr>
+        <w:t xml:space="preserve"> sang </w:t>
+      </w:r>
+      <w:proofErr w:type="spellStart"/>
+      <w:r>
+        <w:rPr>
+          <w:rFonts w:ascii="TCM Pro" w:hAnsi="TCM Pro" w:cs="Arial"/>
+          <w:sz w:val="22"/>
+          <w:szCs w:val="22"/>
+        </w:rPr>
+        <w:t>hợp</w:t>
+      </w:r>
+      <w:proofErr w:type="spellEnd"/>
+      <w:r>
+        <w:rPr>
+          <w:rFonts w:ascii="TCM Pro" w:hAnsi="TCM Pro" w:cs="Arial"/>
+          <w:sz w:val="22"/>
+          <w:szCs w:val="22"/>
+        </w:rPr>
+        <w:t xml:space="preserve"> </w:t>
+      </w:r>
+      <w:proofErr w:type="spellStart"/>
+      <w:r>
+        <w:rPr>
+          <w:rFonts w:ascii="TCM Pro" w:hAnsi="TCM Pro" w:cs="Arial"/>
+          <w:sz w:val="22"/>
+          <w:szCs w:val="22"/>
+        </w:rPr>
+        <w:t>đồng</w:t>
+      </w:r>
+      <w:proofErr w:type="spellEnd"/>
+      <w:r>
+        <w:rPr>
+          <w:rFonts w:ascii="TCM Pro" w:hAnsi="TCM Pro" w:cs="Arial"/>
+          <w:sz w:val="22"/>
+          <w:szCs w:val="22"/>
+        </w:rPr>
+        <w:t xml:space="preserve"> </w:t>
+      </w:r>
+      <w:proofErr w:type="spellStart"/>
+      <w:r>
+        <w:rPr>
+          <w:rFonts w:ascii="TCM Pro" w:hAnsi="TCM Pro" w:cs="Arial"/>
+          <w:sz w:val="22"/>
+          <w:szCs w:val="22"/>
+        </w:rPr>
+        <w:t>thanh</w:t>
+      </w:r>
+      <w:proofErr w:type="spellEnd"/>
+      <w:r>
+        <w:rPr>
+          <w:rFonts w:ascii="TCM Pro" w:hAnsi="TCM Pro" w:cs="Arial"/>
+          <w:sz w:val="22"/>
+          <w:szCs w:val="22"/>
+        </w:rPr>
+        <w:t xml:space="preserve"> </w:t>
+      </w:r>
+      <w:proofErr w:type="spellStart"/>
+      <w:r>
+        <w:rPr>
+          <w:rFonts w:ascii="TCM Pro" w:hAnsi="TCM Pro" w:cs="Arial"/>
+          <w:sz w:val="22"/>
+          <w:szCs w:val="22"/>
+        </w:rPr>
+        <w:t>toán</w:t>
+      </w:r>
+      <w:proofErr w:type="spellEnd"/>
+      <w:r>
+        <w:rPr>
+          <w:rFonts w:ascii="TCM Pro" w:hAnsi="TCM Pro" w:cs="Arial"/>
+          <w:sz w:val="22"/>
+          <w:szCs w:val="22"/>
+        </w:rPr>
+        <w:t xml:space="preserve"> </w:t>
+      </w:r>
+      <w:proofErr w:type="spellStart"/>
+      <w:r>
+        <w:rPr>
+          <w:rFonts w:ascii="TCM Pro" w:hAnsi="TCM Pro" w:cs="Arial"/>
+          <w:sz w:val="22"/>
+          <w:szCs w:val="22"/>
+        </w:rPr>
+        <w:t>bằng</w:t>
+      </w:r>
+      <w:proofErr w:type="spellEnd"/>
+      <w:r>
+        <w:rPr>
+          <w:rFonts w:ascii="TCM Pro" w:hAnsi="TCM Pro" w:cs="Arial"/>
+          <w:sz w:val="22"/>
+          <w:szCs w:val="22"/>
+        </w:rPr>
+        <w:t xml:space="preserve"> </w:t>
+      </w:r>
+      <w:proofErr w:type="spellStart"/>
+      <w:r>
+        <w:rPr>
+          <w:rFonts w:ascii="TCM Pro" w:hAnsi="TCM Pro" w:cs="Arial"/>
+          <w:sz w:val="22"/>
+          <w:szCs w:val="22"/>
+        </w:rPr>
+        <w:t>tiền</w:t>
+      </w:r>
+      <w:proofErr w:type="spellEnd"/>
+      <w:r>
+        <w:rPr>
+          <w:rFonts w:ascii="TCM Pro" w:hAnsi="TCM Pro" w:cs="Arial"/>
+          <w:sz w:val="22"/>
+          <w:szCs w:val="22"/>
+        </w:rPr>
+        <w:t xml:space="preserve"> </w:t>
+      </w:r>
+      <w:proofErr w:type="spellStart"/>
+      <w:r>
+        <w:rPr>
+          <w:rFonts w:ascii="TCM Pro" w:hAnsi="TCM Pro" w:cs="Arial"/>
+          <w:sz w:val="22"/>
+          <w:szCs w:val="22"/>
+        </w:rPr>
+        <w:t>mặt</w:t>
+      </w:r>
+      <w:proofErr w:type="spellEnd"/>
       <w:r>
         <w:rPr>
           <w:rFonts w:ascii="TCM Pro" w:hAnsi="TCM Pro" w:cs="Arial"/>
@@ -2756,7 +5209,25 @@
           <w:sz w:val="22"/>
           <w:szCs w:val="22"/>
         </w:rPr>
-        <w:t>. Nếu B</w:t>
+        <w:t xml:space="preserve">. </w:t>
+      </w:r>
+      <w:proofErr w:type="spellStart"/>
+      <w:r>
+        <w:rPr>
+          <w:rFonts w:ascii="TCM Pro" w:hAnsi="TCM Pro" w:cs="Arial"/>
+          <w:sz w:val="22"/>
+          <w:szCs w:val="22"/>
+        </w:rPr>
+        <w:t>Nếu</w:t>
+      </w:r>
+      <w:proofErr w:type="spellEnd"/>
+      <w:r>
+        <w:rPr>
+          <w:rFonts w:ascii="TCM Pro" w:hAnsi="TCM Pro" w:cs="Arial"/>
+          <w:sz w:val="22"/>
+          <w:szCs w:val="22"/>
+        </w:rPr>
+        <w:t xml:space="preserve"> B</w:t>
       </w:r>
       <w:r>
         <w:rPr>
@@ -2773,7 +5244,43 @@
           <w:sz w:val="22"/>
           <w:szCs w:val="22"/>
         </w:rPr>
-        <w:t>, còn nếu B</w:t>
+        <w:t xml:space="preserve">, </w:t>
+      </w:r>
+      <w:proofErr w:type="spellStart"/>
+      <w:r>
+        <w:rPr>
+          <w:rFonts w:ascii="TCM Pro" w:hAnsi="TCM Pro" w:cs="Arial"/>
+          <w:sz w:val="22"/>
+          <w:szCs w:val="22"/>
+        </w:rPr>
+        <w:t>còn</w:t>
+      </w:r>
+      <w:proofErr w:type="spellEnd"/>
+      <w:r>
+        <w:rPr>
+          <w:rFonts w:ascii="TCM Pro" w:hAnsi="TCM Pro" w:cs="Arial"/>
+          <w:sz w:val="22"/>
+          <w:szCs w:val="22"/>
+        </w:rPr>
+        <w:t xml:space="preserve"> </w:t>
+      </w:r>
+      <w:proofErr w:type="spellStart"/>
+      <w:r>
+        <w:rPr>
+          <w:rFonts w:ascii="TCM Pro" w:hAnsi="TCM Pro" w:cs="Arial"/>
+          <w:sz w:val="22"/>
+          <w:szCs w:val="22"/>
+        </w:rPr>
+        <w:t>nếu</w:t>
+      </w:r>
+      <w:proofErr w:type="spellEnd"/>
+      <w:r>
+        <w:rPr>
+          <w:rFonts w:ascii="TCM Pro" w:hAnsi="TCM Pro" w:cs="Arial"/>
+          <w:sz w:val="22"/>
+          <w:szCs w:val="22"/>
+        </w:rPr>
+        <w:t xml:space="preserve"> B</w:t>
       </w:r>
       <w:r>
         <w:rPr>
@@ -2880,14 +5387,106 @@
         </w:rPr>
         <w:t xml:space="preserve">  </w:t>
       </w:r>
-      <w:r>
-        <w:rPr>
-          <w:rFonts w:ascii="TCM Pro" w:hAnsi="TCM Pro" w:cs="Arial"/>
-          <w:sz w:val="22"/>
-          <w:szCs w:val="22"/>
-        </w:rPr>
-        <w:t>Điều kiện xác nhận thanh toán</w:t>
-      </w:r>
+      <w:proofErr w:type="spellStart"/>
+      <w:r>
+        <w:rPr>
+          <w:rFonts w:ascii="TCM Pro" w:hAnsi="TCM Pro" w:cs="Arial"/>
+          <w:sz w:val="22"/>
+          <w:szCs w:val="22"/>
+        </w:rPr>
+        <w:t>Điều</w:t>
+      </w:r>
+      <w:proofErr w:type="spellEnd"/>
+      <w:r>
+        <w:rPr>
+          <w:rFonts w:ascii="TCM Pro" w:hAnsi="TCM Pro" w:cs="Arial"/>
+          <w:sz w:val="22"/>
+          <w:szCs w:val="22"/>
+        </w:rPr>
+        <w:t xml:space="preserve"> </w:t>
+      </w:r>
+      <w:proofErr w:type="spellStart"/>
+      <w:r>
+        <w:rPr>
+          <w:rFonts w:ascii="TCM Pro" w:hAnsi="TCM Pro" w:cs="Arial"/>
+          <w:sz w:val="22"/>
+          <w:szCs w:val="22"/>
+        </w:rPr>
+        <w:t>kiện</w:t>
+      </w:r>
+      <w:proofErr w:type="spellEnd"/>
+      <w:r>
+        <w:rPr>
+          <w:rFonts w:ascii="TCM Pro" w:hAnsi="TCM Pro" w:cs="Arial"/>
+          <w:sz w:val="22"/>
+          <w:szCs w:val="22"/>
+        </w:rPr>
+        <w:t xml:space="preserve"> </w:t>
+      </w:r>
+      <w:proofErr w:type="spellStart"/>
+      <w:r>
+        <w:rPr>
+          <w:rFonts w:ascii="TCM Pro" w:hAnsi="TCM Pro" w:cs="Arial"/>
+          <w:sz w:val="22"/>
+          <w:szCs w:val="22"/>
+        </w:rPr>
+        <w:t>xác</w:t>
+      </w:r>
+      <w:proofErr w:type="spellEnd"/>
+      <w:r>
+        <w:rPr>
+          <w:rFonts w:ascii="TCM Pro" w:hAnsi="TCM Pro" w:cs="Arial"/>
+          <w:sz w:val="22"/>
+          <w:szCs w:val="22"/>
+        </w:rPr>
+        <w:t xml:space="preserve"> </w:t>
+      </w:r>
+      <w:proofErr w:type="spellStart"/>
+      <w:r>
+        <w:rPr>
+          <w:rFonts w:ascii="TCM Pro" w:hAnsi="TCM Pro" w:cs="Arial"/>
+          <w:sz w:val="22"/>
+          <w:szCs w:val="22"/>
+        </w:rPr>
+        <w:t>nhận</w:t>
+      </w:r>
+      <w:proofErr w:type="spellEnd"/>
+      <w:r>
+        <w:rPr>
+          <w:rFonts w:ascii="TCM Pro" w:hAnsi="TCM Pro" w:cs="Arial"/>
+          <w:sz w:val="22"/>
+          <w:szCs w:val="22"/>
+        </w:rPr>
+        <w:t xml:space="preserve"> </w:t>
+      </w:r>
+      <w:proofErr w:type="spellStart"/>
+      <w:r>
+        <w:rPr>
+          <w:rFonts w:ascii="TCM Pro" w:hAnsi="TCM Pro" w:cs="Arial"/>
+          <w:sz w:val="22"/>
+          <w:szCs w:val="22"/>
+        </w:rPr>
+        <w:t>thanh</w:t>
+      </w:r>
+      <w:proofErr w:type="spellEnd"/>
+      <w:r>
+        <w:rPr>
+          <w:rFonts w:ascii="TCM Pro" w:hAnsi="TCM Pro" w:cs="Arial"/>
+          <w:sz w:val="22"/>
+          <w:szCs w:val="22"/>
+        </w:rPr>
+        <w:t xml:space="preserve"> </w:t>
+      </w:r>
+      <w:proofErr w:type="spellStart"/>
+      <w:r>
+        <w:rPr>
+          <w:rFonts w:ascii="TCM Pro" w:hAnsi="TCM Pro" w:cs="Arial"/>
+          <w:sz w:val="22"/>
+          <w:szCs w:val="22"/>
+        </w:rPr>
+        <w:t>toán</w:t>
+      </w:r>
+      <w:proofErr w:type="spellEnd"/>
       <w:r>
         <w:rPr>
           <w:rFonts w:ascii="TCM Pro" w:hAnsi="TCM Pro" w:cs="Arial"/>
@@ -2913,13 +5512,635 @@
           <w:lang w:val="vi-VN"/>
         </w:rPr>
       </w:pPr>
-      <w:r>
-        <w:rPr>
-          <w:rFonts w:ascii="TCM Pro" w:hAnsi="TCM Pro" w:cs="Arial"/>
-          <w:sz w:val="22"/>
-          <w:szCs w:val="22"/>
-        </w:rPr>
-        <w:t>Trường hợp bên B thanh toán cho bên A bằng hình thức chuyển khoản qua ngân hàng, yêu cầu bên B thanh toán qua các tài khoản ngân hàng của bên A được thể hiện trong hợp đồng theo hướng dẫn của bên A</w:t>
+      <w:proofErr w:type="spellStart"/>
+      <w:r>
+        <w:rPr>
+          <w:rFonts w:ascii="TCM Pro" w:hAnsi="TCM Pro" w:cs="Arial"/>
+          <w:sz w:val="22"/>
+          <w:szCs w:val="22"/>
+        </w:rPr>
+        <w:t>Trường</w:t>
+      </w:r>
+      <w:proofErr w:type="spellEnd"/>
+      <w:r>
+        <w:rPr>
+          <w:rFonts w:ascii="TCM Pro" w:hAnsi="TCM Pro" w:cs="Arial"/>
+          <w:sz w:val="22"/>
+          <w:szCs w:val="22"/>
+        </w:rPr>
+        <w:t xml:space="preserve"> </w:t>
+      </w:r>
+      <w:proofErr w:type="spellStart"/>
+      <w:r>
+        <w:rPr>
+          <w:rFonts w:ascii="TCM Pro" w:hAnsi="TCM Pro" w:cs="Arial"/>
+          <w:sz w:val="22"/>
+          <w:szCs w:val="22"/>
+        </w:rPr>
+        <w:t>hợp</w:t>
+      </w:r>
+      <w:proofErr w:type="spellEnd"/>
+      <w:r>
+        <w:rPr>
+          <w:rFonts w:ascii="TCM Pro" w:hAnsi="TCM Pro" w:cs="Arial"/>
+          <w:sz w:val="22"/>
+          <w:szCs w:val="22"/>
+        </w:rPr>
+        <w:t xml:space="preserve"> </w:t>
+      </w:r>
+      <w:proofErr w:type="spellStart"/>
+      <w:r>
+        <w:rPr>
+          <w:rFonts w:ascii="TCM Pro" w:hAnsi="TCM Pro" w:cs="Arial"/>
+          <w:sz w:val="22"/>
+          <w:szCs w:val="22"/>
+        </w:rPr>
+        <w:t>bên</w:t>
+      </w:r>
+      <w:proofErr w:type="spellEnd"/>
+      <w:r>
+        <w:rPr>
+          <w:rFonts w:ascii="TCM Pro" w:hAnsi="TCM Pro" w:cs="Arial"/>
+          <w:sz w:val="22"/>
+          <w:szCs w:val="22"/>
+        </w:rPr>
+        <w:t xml:space="preserve"> B </w:t>
+      </w:r>
+      <w:proofErr w:type="spellStart"/>
+      <w:r>
+        <w:rPr>
+          <w:rFonts w:ascii="TCM Pro" w:hAnsi="TCM Pro" w:cs="Arial"/>
+          <w:sz w:val="22"/>
+          <w:szCs w:val="22"/>
+        </w:rPr>
+        <w:t>thanh</w:t>
+      </w:r>
+      <w:proofErr w:type="spellEnd"/>
+      <w:r>
+        <w:rPr>
+          <w:rFonts w:ascii="TCM Pro" w:hAnsi="TCM Pro" w:cs="Arial"/>
+          <w:sz w:val="22"/>
+          <w:szCs w:val="22"/>
+        </w:rPr>
+        <w:t xml:space="preserve"> </w:t>
+      </w:r>
+      <w:proofErr w:type="spellStart"/>
+      <w:r>
+        <w:rPr>
+          <w:rFonts w:ascii="TCM Pro" w:hAnsi="TCM Pro" w:cs="Arial"/>
+          <w:sz w:val="22"/>
+          <w:szCs w:val="22"/>
+        </w:rPr>
+        <w:t>toán</w:t>
+      </w:r>
+      <w:proofErr w:type="spellEnd"/>
+      <w:r>
+        <w:rPr>
+          <w:rFonts w:ascii="TCM Pro" w:hAnsi="TCM Pro" w:cs="Arial"/>
+          <w:sz w:val="22"/>
+          <w:szCs w:val="22"/>
+        </w:rPr>
+        <w:t xml:space="preserve"> </w:t>
+      </w:r>
+      <w:proofErr w:type="spellStart"/>
+      <w:r>
+        <w:rPr>
+          <w:rFonts w:ascii="TCM Pro" w:hAnsi="TCM Pro" w:cs="Arial"/>
+          <w:sz w:val="22"/>
+          <w:szCs w:val="22"/>
+        </w:rPr>
+        <w:t>cho</w:t>
+      </w:r>
+      <w:proofErr w:type="spellEnd"/>
+      <w:r>
+        <w:rPr>
+          <w:rFonts w:ascii="TCM Pro" w:hAnsi="TCM Pro" w:cs="Arial"/>
+          <w:sz w:val="22"/>
+          <w:szCs w:val="22"/>
+        </w:rPr>
+        <w:t xml:space="preserve"> </w:t>
+      </w:r>
+      <w:proofErr w:type="spellStart"/>
+      <w:r>
+        <w:rPr>
+          <w:rFonts w:ascii="TCM Pro" w:hAnsi="TCM Pro" w:cs="Arial"/>
+          <w:sz w:val="22"/>
+          <w:szCs w:val="22"/>
+        </w:rPr>
+        <w:t>bên</w:t>
+      </w:r>
+      <w:proofErr w:type="spellEnd"/>
+      <w:r>
+        <w:rPr>
+          <w:rFonts w:ascii="TCM Pro" w:hAnsi="TCM Pro" w:cs="Arial"/>
+          <w:sz w:val="22"/>
+          <w:szCs w:val="22"/>
+        </w:rPr>
+        <w:t xml:space="preserve"> A </w:t>
+      </w:r>
+      <w:proofErr w:type="spellStart"/>
+      <w:r>
+        <w:rPr>
+          <w:rFonts w:ascii="TCM Pro" w:hAnsi="TCM Pro" w:cs="Arial"/>
+          <w:sz w:val="22"/>
+          <w:szCs w:val="22"/>
+        </w:rPr>
+        <w:t>bằng</w:t>
+      </w:r>
+      <w:proofErr w:type="spellEnd"/>
+      <w:r>
+        <w:rPr>
+          <w:rFonts w:ascii="TCM Pro" w:hAnsi="TCM Pro" w:cs="Arial"/>
+          <w:sz w:val="22"/>
+          <w:szCs w:val="22"/>
+        </w:rPr>
+        <w:t xml:space="preserve"> </w:t>
+      </w:r>
+      <w:proofErr w:type="spellStart"/>
+      <w:r>
+        <w:rPr>
+          <w:rFonts w:ascii="TCM Pro" w:hAnsi="TCM Pro" w:cs="Arial"/>
+          <w:sz w:val="22"/>
+          <w:szCs w:val="22"/>
+        </w:rPr>
+        <w:t>hình</w:t>
+      </w:r>
+      <w:proofErr w:type="spellEnd"/>
+      <w:r>
+        <w:rPr>
+          <w:rFonts w:ascii="TCM Pro" w:hAnsi="TCM Pro" w:cs="Arial"/>
+          <w:sz w:val="22"/>
+          <w:szCs w:val="22"/>
+        </w:rPr>
+        <w:t xml:space="preserve"> </w:t>
+      </w:r>
+      <w:proofErr w:type="spellStart"/>
+      <w:r>
+        <w:rPr>
+          <w:rFonts w:ascii="TCM Pro" w:hAnsi="TCM Pro" w:cs="Arial"/>
+          <w:sz w:val="22"/>
+          <w:szCs w:val="22"/>
+        </w:rPr>
+        <w:t>thức</w:t>
+      </w:r>
+      <w:proofErr w:type="spellEnd"/>
+      <w:r>
+        <w:rPr>
+          <w:rFonts w:ascii="TCM Pro" w:hAnsi="TCM Pro" w:cs="Arial"/>
+          <w:sz w:val="22"/>
+          <w:szCs w:val="22"/>
+        </w:rPr>
+        <w:t xml:space="preserve"> </w:t>
+      </w:r>
+      <w:proofErr w:type="spellStart"/>
+      <w:r>
+        <w:rPr>
+          <w:rFonts w:ascii="TCM Pro" w:hAnsi="TCM Pro" w:cs="Arial"/>
+          <w:sz w:val="22"/>
+          <w:szCs w:val="22"/>
+        </w:rPr>
+        <w:t>chuyển</w:t>
+      </w:r>
+      <w:proofErr w:type="spellEnd"/>
+      <w:r>
+        <w:rPr>
+          <w:rFonts w:ascii="TCM Pro" w:hAnsi="TCM Pro" w:cs="Arial"/>
+          <w:sz w:val="22"/>
+          <w:szCs w:val="22"/>
+        </w:rPr>
+        <w:t xml:space="preserve"> </w:t>
+      </w:r>
+      <w:proofErr w:type="spellStart"/>
+      <w:r>
+        <w:rPr>
+          <w:rFonts w:ascii="TCM Pro" w:hAnsi="TCM Pro" w:cs="Arial"/>
+          <w:sz w:val="22"/>
+          <w:szCs w:val="22"/>
+        </w:rPr>
+        <w:t>khoản</w:t>
+      </w:r>
+      <w:proofErr w:type="spellEnd"/>
+      <w:r>
+        <w:rPr>
+          <w:rFonts w:ascii="TCM Pro" w:hAnsi="TCM Pro" w:cs="Arial"/>
+          <w:sz w:val="22"/>
+          <w:szCs w:val="22"/>
+        </w:rPr>
+        <w:t xml:space="preserve"> qua </w:t>
+      </w:r>
+      <w:proofErr w:type="spellStart"/>
+      <w:r>
+        <w:rPr>
+          <w:rFonts w:ascii="TCM Pro" w:hAnsi="TCM Pro" w:cs="Arial"/>
+          <w:sz w:val="22"/>
+          <w:szCs w:val="22"/>
+        </w:rPr>
+        <w:t>ngân</w:t>
+      </w:r>
+      <w:proofErr w:type="spellEnd"/>
+      <w:r>
+        <w:rPr>
+          <w:rFonts w:ascii="TCM Pro" w:hAnsi="TCM Pro" w:cs="Arial"/>
+          <w:sz w:val="22"/>
+          <w:szCs w:val="22"/>
+        </w:rPr>
+        <w:t xml:space="preserve"> </w:t>
+      </w:r>
+      <w:proofErr w:type="spellStart"/>
+      <w:r>
+        <w:rPr>
+          <w:rFonts w:ascii="TCM Pro" w:hAnsi="TCM Pro" w:cs="Arial"/>
+          <w:sz w:val="22"/>
+          <w:szCs w:val="22"/>
+        </w:rPr>
+        <w:t>hàng</w:t>
+      </w:r>
+      <w:proofErr w:type="spellEnd"/>
+      <w:r>
+        <w:rPr>
+          <w:rFonts w:ascii="TCM Pro" w:hAnsi="TCM Pro" w:cs="Arial"/>
+          <w:sz w:val="22"/>
+          <w:szCs w:val="22"/>
+        </w:rPr>
+        <w:t xml:space="preserve">, </w:t>
+      </w:r>
+      <w:proofErr w:type="spellStart"/>
+      <w:r>
+        <w:rPr>
+          <w:rFonts w:ascii="TCM Pro" w:hAnsi="TCM Pro" w:cs="Arial"/>
+          <w:sz w:val="22"/>
+          <w:szCs w:val="22"/>
+        </w:rPr>
+        <w:t>yêu</w:t>
+      </w:r>
+      <w:proofErr w:type="spellEnd"/>
+      <w:r>
+        <w:rPr>
+          <w:rFonts w:ascii="TCM Pro" w:hAnsi="TCM Pro" w:cs="Arial"/>
+          <w:sz w:val="22"/>
+          <w:szCs w:val="22"/>
+        </w:rPr>
+        <w:t xml:space="preserve"> </w:t>
+      </w:r>
+      <w:proofErr w:type="spellStart"/>
+      <w:r>
+        <w:rPr>
+          <w:rFonts w:ascii="TCM Pro" w:hAnsi="TCM Pro" w:cs="Arial"/>
+          <w:sz w:val="22"/>
+          <w:szCs w:val="22"/>
+        </w:rPr>
+        <w:t>cầu</w:t>
+      </w:r>
+      <w:proofErr w:type="spellEnd"/>
+      <w:r>
+        <w:rPr>
+          <w:rFonts w:ascii="TCM Pro" w:hAnsi="TCM Pro" w:cs="Arial"/>
+          <w:sz w:val="22"/>
+          <w:szCs w:val="22"/>
+        </w:rPr>
+        <w:t xml:space="preserve"> </w:t>
+      </w:r>
+      <w:proofErr w:type="spellStart"/>
+      <w:r>
+        <w:rPr>
+          <w:rFonts w:ascii="TCM Pro" w:hAnsi="TCM Pro" w:cs="Arial"/>
+          <w:sz w:val="22"/>
+          <w:szCs w:val="22"/>
+        </w:rPr>
+        <w:t>bên</w:t>
+      </w:r>
+      <w:proofErr w:type="spellEnd"/>
+      <w:r>
+        <w:rPr>
+          <w:rFonts w:ascii="TCM Pro" w:hAnsi="TCM Pro" w:cs="Arial"/>
+          <w:sz w:val="22"/>
+          <w:szCs w:val="22"/>
+        </w:rPr>
+        <w:t xml:space="preserve"> B </w:t>
+      </w:r>
+      <w:proofErr w:type="spellStart"/>
+      <w:r>
+        <w:rPr>
+          <w:rFonts w:ascii="TCM Pro" w:hAnsi="TCM Pro" w:cs="Arial"/>
+          <w:sz w:val="22"/>
+          <w:szCs w:val="22"/>
+        </w:rPr>
+        <w:t>thanh</w:t>
+      </w:r>
+      <w:proofErr w:type="spellEnd"/>
+      <w:r>
+        <w:rPr>
+          <w:rFonts w:ascii="TCM Pro" w:hAnsi="TCM Pro" w:cs="Arial"/>
+          <w:sz w:val="22"/>
+          <w:szCs w:val="22"/>
+        </w:rPr>
+        <w:t xml:space="preserve"> </w:t>
+      </w:r>
+      <w:proofErr w:type="spellStart"/>
+      <w:r>
+        <w:rPr>
+          <w:rFonts w:ascii="TCM Pro" w:hAnsi="TCM Pro" w:cs="Arial"/>
+          <w:sz w:val="22"/>
+          <w:szCs w:val="22"/>
+        </w:rPr>
+        <w:t>toán</w:t>
+      </w:r>
+      <w:proofErr w:type="spellEnd"/>
+      <w:r>
+        <w:rPr>
+          <w:rFonts w:ascii="TCM Pro" w:hAnsi="TCM Pro" w:cs="Arial"/>
+          <w:sz w:val="22"/>
+          <w:szCs w:val="22"/>
+        </w:rPr>
+        <w:t xml:space="preserve"> qua </w:t>
+      </w:r>
+      <w:proofErr w:type="spellStart"/>
+      <w:r>
+        <w:rPr>
+          <w:rFonts w:ascii="TCM Pro" w:hAnsi="TCM Pro" w:cs="Arial"/>
+          <w:sz w:val="22"/>
+          <w:szCs w:val="22"/>
+        </w:rPr>
+        <w:t>các</w:t>
+      </w:r>
+      <w:proofErr w:type="spellEnd"/>
+      <w:r>
+        <w:rPr>
+          <w:rFonts w:ascii="TCM Pro" w:hAnsi="TCM Pro" w:cs="Arial"/>
+          <w:sz w:val="22"/>
+          <w:szCs w:val="22"/>
+        </w:rPr>
+        <w:t xml:space="preserve"> </w:t>
+      </w:r>
+      <w:proofErr w:type="spellStart"/>
+      <w:r>
+        <w:rPr>
+          <w:rFonts w:ascii="TCM Pro" w:hAnsi="TCM Pro" w:cs="Arial"/>
+          <w:sz w:val="22"/>
+          <w:szCs w:val="22"/>
+        </w:rPr>
+        <w:t>tài</w:t>
+      </w:r>
+      <w:proofErr w:type="spellEnd"/>
+      <w:r>
+        <w:rPr>
+          <w:rFonts w:ascii="TCM Pro" w:hAnsi="TCM Pro" w:cs="Arial"/>
+          <w:sz w:val="22"/>
+          <w:szCs w:val="22"/>
+        </w:rPr>
+        <w:t xml:space="preserve"> </w:t>
+      </w:r>
+      <w:proofErr w:type="spellStart"/>
+      <w:r>
+        <w:rPr>
+          <w:rFonts w:ascii="TCM Pro" w:hAnsi="TCM Pro" w:cs="Arial"/>
+          <w:sz w:val="22"/>
+          <w:szCs w:val="22"/>
+        </w:rPr>
+        <w:t>khoản</w:t>
+      </w:r>
+      <w:proofErr w:type="spellEnd"/>
+      <w:r>
+        <w:rPr>
+          <w:rFonts w:ascii="TCM Pro" w:hAnsi="TCM Pro" w:cs="Arial"/>
+          <w:sz w:val="22"/>
+          <w:szCs w:val="22"/>
+        </w:rPr>
+        <w:t xml:space="preserve"> </w:t>
+      </w:r>
+      <w:proofErr w:type="spellStart"/>
+      <w:r>
+        <w:rPr>
+          <w:rFonts w:ascii="TCM Pro" w:hAnsi="TCM Pro" w:cs="Arial"/>
+          <w:sz w:val="22"/>
+          <w:szCs w:val="22"/>
+        </w:rPr>
+        <w:t>ngân</w:t>
+      </w:r>
+      <w:proofErr w:type="spellEnd"/>
+      <w:r>
+        <w:rPr>
+          <w:rFonts w:ascii="TCM Pro" w:hAnsi="TCM Pro" w:cs="Arial"/>
+          <w:sz w:val="22"/>
+          <w:szCs w:val="22"/>
+        </w:rPr>
+        <w:t xml:space="preserve"> </w:t>
+      </w:r>
+      <w:proofErr w:type="spellStart"/>
+      <w:r>
+        <w:rPr>
+          <w:rFonts w:ascii="TCM Pro" w:hAnsi="TCM Pro" w:cs="Arial"/>
+          <w:sz w:val="22"/>
+          <w:szCs w:val="22"/>
+        </w:rPr>
+        <w:t>hàng</w:t>
+      </w:r>
+      <w:proofErr w:type="spellEnd"/>
+      <w:r>
+        <w:rPr>
+          <w:rFonts w:ascii="TCM Pro" w:hAnsi="TCM Pro" w:cs="Arial"/>
+          <w:sz w:val="22"/>
+          <w:szCs w:val="22"/>
+        </w:rPr>
+        <w:t xml:space="preserve"> của </w:t>
+      </w:r>
+      <w:proofErr w:type="spellStart"/>
+      <w:r>
+        <w:rPr>
+          <w:rFonts w:ascii="TCM Pro" w:hAnsi="TCM Pro" w:cs="Arial"/>
+          <w:sz w:val="22"/>
+          <w:szCs w:val="22"/>
+        </w:rPr>
+        <w:t>bên</w:t>
+      </w:r>
+      <w:proofErr w:type="spellEnd"/>
+      <w:r>
+        <w:rPr>
+          <w:rFonts w:ascii="TCM Pro" w:hAnsi="TCM Pro" w:cs="Arial"/>
+          <w:sz w:val="22"/>
+          <w:szCs w:val="22"/>
+        </w:rPr>
+        <w:t xml:space="preserve"> A </w:t>
+      </w:r>
+      <w:proofErr w:type="spellStart"/>
+      <w:r>
+        <w:rPr>
+          <w:rFonts w:ascii="TCM Pro" w:hAnsi="TCM Pro" w:cs="Arial"/>
+          <w:sz w:val="22"/>
+          <w:szCs w:val="22"/>
+        </w:rPr>
+        <w:t>được</w:t>
+      </w:r>
+      <w:proofErr w:type="spellEnd"/>
+      <w:r>
+        <w:rPr>
+          <w:rFonts w:ascii="TCM Pro" w:hAnsi="TCM Pro" w:cs="Arial"/>
+          <w:sz w:val="22"/>
+          <w:szCs w:val="22"/>
+        </w:rPr>
+        <w:t xml:space="preserve"> </w:t>
+      </w:r>
+      <w:proofErr w:type="spellStart"/>
+      <w:r>
+        <w:rPr>
+          <w:rFonts w:ascii="TCM Pro" w:hAnsi="TCM Pro" w:cs="Arial"/>
+          <w:sz w:val="22"/>
+          <w:szCs w:val="22"/>
+        </w:rPr>
+        <w:t>thể</w:t>
+      </w:r>
+      <w:proofErr w:type="spellEnd"/>
+      <w:r>
+        <w:rPr>
+          <w:rFonts w:ascii="TCM Pro" w:hAnsi="TCM Pro" w:cs="Arial"/>
+          <w:sz w:val="22"/>
+          <w:szCs w:val="22"/>
+        </w:rPr>
+        <w:t xml:space="preserve"> </w:t>
+      </w:r>
+      <w:proofErr w:type="spellStart"/>
+      <w:r>
+        <w:rPr>
+          <w:rFonts w:ascii="TCM Pro" w:hAnsi="TCM Pro" w:cs="Arial"/>
+          <w:sz w:val="22"/>
+          <w:szCs w:val="22"/>
+        </w:rPr>
+        <w:t>hiện</w:t>
+      </w:r>
+      <w:proofErr w:type="spellEnd"/>
+      <w:r>
+        <w:rPr>
+          <w:rFonts w:ascii="TCM Pro" w:hAnsi="TCM Pro" w:cs="Arial"/>
+          <w:sz w:val="22"/>
+          <w:szCs w:val="22"/>
+        </w:rPr>
+        <w:t xml:space="preserve"> </w:t>
+      </w:r>
+      <w:proofErr w:type="spellStart"/>
+      <w:r>
+        <w:rPr>
+          <w:rFonts w:ascii="TCM Pro" w:hAnsi="TCM Pro" w:cs="Arial"/>
+          <w:sz w:val="22"/>
+          <w:szCs w:val="22"/>
+        </w:rPr>
+        <w:t>trong</w:t>
+      </w:r>
+      <w:proofErr w:type="spellEnd"/>
+      <w:r>
+        <w:rPr>
+          <w:rFonts w:ascii="TCM Pro" w:hAnsi="TCM Pro" w:cs="Arial"/>
+          <w:sz w:val="22"/>
+          <w:szCs w:val="22"/>
+        </w:rPr>
+        <w:t xml:space="preserve"> </w:t>
+      </w:r>
+      <w:proofErr w:type="spellStart"/>
+      <w:r>
+        <w:rPr>
+          <w:rFonts w:ascii="TCM Pro" w:hAnsi="TCM Pro" w:cs="Arial"/>
+          <w:sz w:val="22"/>
+          <w:szCs w:val="22"/>
+        </w:rPr>
+        <w:t>hợp</w:t>
+      </w:r>
+      <w:proofErr w:type="spellEnd"/>
+      <w:r>
+        <w:rPr>
+          <w:rFonts w:ascii="TCM Pro" w:hAnsi="TCM Pro" w:cs="Arial"/>
+          <w:sz w:val="22"/>
+          <w:szCs w:val="22"/>
+        </w:rPr>
+        <w:t xml:space="preserve"> </w:t>
+      </w:r>
+      <w:proofErr w:type="spellStart"/>
+      <w:r>
+        <w:rPr>
+          <w:rFonts w:ascii="TCM Pro" w:hAnsi="TCM Pro" w:cs="Arial"/>
+          <w:sz w:val="22"/>
+          <w:szCs w:val="22"/>
+        </w:rPr>
+        <w:t>đồng</w:t>
+      </w:r>
+      <w:proofErr w:type="spellEnd"/>
+      <w:r>
+        <w:rPr>
+          <w:rFonts w:ascii="TCM Pro" w:hAnsi="TCM Pro" w:cs="Arial"/>
+          <w:sz w:val="22"/>
+          <w:szCs w:val="22"/>
+        </w:rPr>
+        <w:t xml:space="preserve"> </w:t>
+      </w:r>
+      <w:proofErr w:type="spellStart"/>
+      <w:r>
+        <w:rPr>
+          <w:rFonts w:ascii="TCM Pro" w:hAnsi="TCM Pro" w:cs="Arial"/>
+          <w:sz w:val="22"/>
+          <w:szCs w:val="22"/>
+        </w:rPr>
+        <w:t>theo</w:t>
+      </w:r>
+      <w:proofErr w:type="spellEnd"/>
+      <w:r>
+        <w:rPr>
+          <w:rFonts w:ascii="TCM Pro" w:hAnsi="TCM Pro" w:cs="Arial"/>
+          <w:sz w:val="22"/>
+          <w:szCs w:val="22"/>
+        </w:rPr>
+        <w:t xml:space="preserve"> </w:t>
+      </w:r>
+      <w:proofErr w:type="spellStart"/>
+      <w:r>
+        <w:rPr>
+          <w:rFonts w:ascii="TCM Pro" w:hAnsi="TCM Pro" w:cs="Arial"/>
+          <w:sz w:val="22"/>
+          <w:szCs w:val="22"/>
+        </w:rPr>
+        <w:t>hướng</w:t>
+      </w:r>
+      <w:proofErr w:type="spellEnd"/>
+      <w:r>
+        <w:rPr>
+          <w:rFonts w:ascii="TCM Pro" w:hAnsi="TCM Pro" w:cs="Arial"/>
+          <w:sz w:val="22"/>
+          <w:szCs w:val="22"/>
+        </w:rPr>
+        <w:t xml:space="preserve"> </w:t>
+      </w:r>
+      <w:proofErr w:type="spellStart"/>
+      <w:r>
+        <w:rPr>
+          <w:rFonts w:ascii="TCM Pro" w:hAnsi="TCM Pro" w:cs="Arial"/>
+          <w:sz w:val="22"/>
+          <w:szCs w:val="22"/>
+        </w:rPr>
+        <w:t>dẫn</w:t>
+      </w:r>
+      <w:proofErr w:type="spellEnd"/>
+      <w:r>
+        <w:rPr>
+          <w:rFonts w:ascii="TCM Pro" w:hAnsi="TCM Pro" w:cs="Arial"/>
+          <w:sz w:val="22"/>
+          <w:szCs w:val="22"/>
+        </w:rPr>
+        <w:t xml:space="preserve"> của </w:t>
+      </w:r>
+      <w:proofErr w:type="spellStart"/>
+      <w:r>
+        <w:rPr>
+          <w:rFonts w:ascii="TCM Pro" w:hAnsi="TCM Pro" w:cs="Arial"/>
+          <w:sz w:val="22"/>
+          <w:szCs w:val="22"/>
+        </w:rPr>
+        <w:t>bên</w:t>
+      </w:r>
+      <w:proofErr w:type="spellEnd"/>
+      <w:r>
+        <w:rPr>
+          <w:rFonts w:ascii="TCM Pro" w:hAnsi="TCM Pro" w:cs="Arial"/>
+          <w:sz w:val="22"/>
+          <w:szCs w:val="22"/>
+        </w:rPr>
+        <w:t xml:space="preserve"> A</w:t>
       </w:r>
       <w:r>
         <w:rPr>
@@ -2946,13 +6167,545 @@
           <w:lang w:val="vi-VN"/>
         </w:rPr>
       </w:pPr>
-      <w:r>
-        <w:rPr>
-          <w:rFonts w:ascii="TCM Pro" w:hAnsi="TCM Pro" w:cs="Arial"/>
-          <w:sz w:val="22"/>
-          <w:szCs w:val="22"/>
-        </w:rPr>
-        <w:t>Trường hợp bên B thanh toán cho bên A bằng hình thức tiền mặt, bên B có trách nhiệm kiểm tra thông tin của các chứng từ liên quan, có chữ ký xác nhận và đóng dấu của bên A.</w:t>
+      <w:proofErr w:type="spellStart"/>
+      <w:r>
+        <w:rPr>
+          <w:rFonts w:ascii="TCM Pro" w:hAnsi="TCM Pro" w:cs="Arial"/>
+          <w:sz w:val="22"/>
+          <w:szCs w:val="22"/>
+        </w:rPr>
+        <w:t>Trường</w:t>
+      </w:r>
+      <w:proofErr w:type="spellEnd"/>
+      <w:r>
+        <w:rPr>
+          <w:rFonts w:ascii="TCM Pro" w:hAnsi="TCM Pro" w:cs="Arial"/>
+          <w:sz w:val="22"/>
+          <w:szCs w:val="22"/>
+        </w:rPr>
+        <w:t xml:space="preserve"> </w:t>
+      </w:r>
+      <w:proofErr w:type="spellStart"/>
+      <w:r>
+        <w:rPr>
+          <w:rFonts w:ascii="TCM Pro" w:hAnsi="TCM Pro" w:cs="Arial"/>
+          <w:sz w:val="22"/>
+          <w:szCs w:val="22"/>
+        </w:rPr>
+        <w:t>hợp</w:t>
+      </w:r>
+      <w:proofErr w:type="spellEnd"/>
+      <w:r>
+        <w:rPr>
+          <w:rFonts w:ascii="TCM Pro" w:hAnsi="TCM Pro" w:cs="Arial"/>
+          <w:sz w:val="22"/>
+          <w:szCs w:val="22"/>
+        </w:rPr>
+        <w:t xml:space="preserve"> </w:t>
+      </w:r>
+      <w:proofErr w:type="spellStart"/>
+      <w:r>
+        <w:rPr>
+          <w:rFonts w:ascii="TCM Pro" w:hAnsi="TCM Pro" w:cs="Arial"/>
+          <w:sz w:val="22"/>
+          <w:szCs w:val="22"/>
+        </w:rPr>
+        <w:t>bên</w:t>
+      </w:r>
+      <w:proofErr w:type="spellEnd"/>
+      <w:r>
+        <w:rPr>
+          <w:rFonts w:ascii="TCM Pro" w:hAnsi="TCM Pro" w:cs="Arial"/>
+          <w:sz w:val="22"/>
+          <w:szCs w:val="22"/>
+        </w:rPr>
+        <w:t xml:space="preserve"> B </w:t>
+      </w:r>
+      <w:proofErr w:type="spellStart"/>
+      <w:r>
+        <w:rPr>
+          <w:rFonts w:ascii="TCM Pro" w:hAnsi="TCM Pro" w:cs="Arial"/>
+          <w:sz w:val="22"/>
+          <w:szCs w:val="22"/>
+        </w:rPr>
+        <w:t>thanh</w:t>
+      </w:r>
+      <w:proofErr w:type="spellEnd"/>
+      <w:r>
+        <w:rPr>
+          <w:rFonts w:ascii="TCM Pro" w:hAnsi="TCM Pro" w:cs="Arial"/>
+          <w:sz w:val="22"/>
+          <w:szCs w:val="22"/>
+        </w:rPr>
+        <w:t xml:space="preserve"> </w:t>
+      </w:r>
+      <w:proofErr w:type="spellStart"/>
+      <w:r>
+        <w:rPr>
+          <w:rFonts w:ascii="TCM Pro" w:hAnsi="TCM Pro" w:cs="Arial"/>
+          <w:sz w:val="22"/>
+          <w:szCs w:val="22"/>
+        </w:rPr>
+        <w:t>toán</w:t>
+      </w:r>
+      <w:proofErr w:type="spellEnd"/>
+      <w:r>
+        <w:rPr>
+          <w:rFonts w:ascii="TCM Pro" w:hAnsi="TCM Pro" w:cs="Arial"/>
+          <w:sz w:val="22"/>
+          <w:szCs w:val="22"/>
+        </w:rPr>
+        <w:t xml:space="preserve"> </w:t>
+      </w:r>
+      <w:proofErr w:type="spellStart"/>
+      <w:r>
+        <w:rPr>
+          <w:rFonts w:ascii="TCM Pro" w:hAnsi="TCM Pro" w:cs="Arial"/>
+          <w:sz w:val="22"/>
+          <w:szCs w:val="22"/>
+        </w:rPr>
+        <w:t>cho</w:t>
+      </w:r>
+      <w:proofErr w:type="spellEnd"/>
+      <w:r>
+        <w:rPr>
+          <w:rFonts w:ascii="TCM Pro" w:hAnsi="TCM Pro" w:cs="Arial"/>
+          <w:sz w:val="22"/>
+          <w:szCs w:val="22"/>
+        </w:rPr>
+        <w:t xml:space="preserve"> </w:t>
+      </w:r>
+      <w:proofErr w:type="spellStart"/>
+      <w:r>
+        <w:rPr>
+          <w:rFonts w:ascii="TCM Pro" w:hAnsi="TCM Pro" w:cs="Arial"/>
+          <w:sz w:val="22"/>
+          <w:szCs w:val="22"/>
+        </w:rPr>
+        <w:t>bên</w:t>
+      </w:r>
+      <w:proofErr w:type="spellEnd"/>
+      <w:r>
+        <w:rPr>
+          <w:rFonts w:ascii="TCM Pro" w:hAnsi="TCM Pro" w:cs="Arial"/>
+          <w:sz w:val="22"/>
+          <w:szCs w:val="22"/>
+        </w:rPr>
+        <w:t xml:space="preserve"> A </w:t>
+      </w:r>
+      <w:proofErr w:type="spellStart"/>
+      <w:r>
+        <w:rPr>
+          <w:rFonts w:ascii="TCM Pro" w:hAnsi="TCM Pro" w:cs="Arial"/>
+          <w:sz w:val="22"/>
+          <w:szCs w:val="22"/>
+        </w:rPr>
+        <w:t>bằng</w:t>
+      </w:r>
+      <w:proofErr w:type="spellEnd"/>
+      <w:r>
+        <w:rPr>
+          <w:rFonts w:ascii="TCM Pro" w:hAnsi="TCM Pro" w:cs="Arial"/>
+          <w:sz w:val="22"/>
+          <w:szCs w:val="22"/>
+        </w:rPr>
+        <w:t xml:space="preserve"> </w:t>
+      </w:r>
+      <w:proofErr w:type="spellStart"/>
+      <w:r>
+        <w:rPr>
+          <w:rFonts w:ascii="TCM Pro" w:hAnsi="TCM Pro" w:cs="Arial"/>
+          <w:sz w:val="22"/>
+          <w:szCs w:val="22"/>
+        </w:rPr>
+        <w:t>hình</w:t>
+      </w:r>
+      <w:proofErr w:type="spellEnd"/>
+      <w:r>
+        <w:rPr>
+          <w:rFonts w:ascii="TCM Pro" w:hAnsi="TCM Pro" w:cs="Arial"/>
+          <w:sz w:val="22"/>
+          <w:szCs w:val="22"/>
+        </w:rPr>
+        <w:t xml:space="preserve"> </w:t>
+      </w:r>
+      <w:proofErr w:type="spellStart"/>
+      <w:r>
+        <w:rPr>
+          <w:rFonts w:ascii="TCM Pro" w:hAnsi="TCM Pro" w:cs="Arial"/>
+          <w:sz w:val="22"/>
+          <w:szCs w:val="22"/>
+        </w:rPr>
+        <w:t>thức</w:t>
+      </w:r>
+      <w:proofErr w:type="spellEnd"/>
+      <w:r>
+        <w:rPr>
+          <w:rFonts w:ascii="TCM Pro" w:hAnsi="TCM Pro" w:cs="Arial"/>
+          <w:sz w:val="22"/>
+          <w:szCs w:val="22"/>
+        </w:rPr>
+        <w:t xml:space="preserve"> </w:t>
+      </w:r>
+      <w:proofErr w:type="spellStart"/>
+      <w:r>
+        <w:rPr>
+          <w:rFonts w:ascii="TCM Pro" w:hAnsi="TCM Pro" w:cs="Arial"/>
+          <w:sz w:val="22"/>
+          <w:szCs w:val="22"/>
+        </w:rPr>
+        <w:t>tiền</w:t>
+      </w:r>
+      <w:proofErr w:type="spellEnd"/>
+      <w:r>
+        <w:rPr>
+          <w:rFonts w:ascii="TCM Pro" w:hAnsi="TCM Pro" w:cs="Arial"/>
+          <w:sz w:val="22"/>
+          <w:szCs w:val="22"/>
+        </w:rPr>
+        <w:t xml:space="preserve"> </w:t>
+      </w:r>
+      <w:proofErr w:type="spellStart"/>
+      <w:r>
+        <w:rPr>
+          <w:rFonts w:ascii="TCM Pro" w:hAnsi="TCM Pro" w:cs="Arial"/>
+          <w:sz w:val="22"/>
+          <w:szCs w:val="22"/>
+        </w:rPr>
+        <w:t>mặt</w:t>
+      </w:r>
+      <w:proofErr w:type="spellEnd"/>
+      <w:r>
+        <w:rPr>
+          <w:rFonts w:ascii="TCM Pro" w:hAnsi="TCM Pro" w:cs="Arial"/>
+          <w:sz w:val="22"/>
+          <w:szCs w:val="22"/>
+        </w:rPr>
+        <w:t xml:space="preserve">, </w:t>
+      </w:r>
+      <w:proofErr w:type="spellStart"/>
+      <w:r>
+        <w:rPr>
+          <w:rFonts w:ascii="TCM Pro" w:hAnsi="TCM Pro" w:cs="Arial"/>
+          <w:sz w:val="22"/>
+          <w:szCs w:val="22"/>
+        </w:rPr>
+        <w:t>bên</w:t>
+      </w:r>
+      <w:proofErr w:type="spellEnd"/>
+      <w:r>
+        <w:rPr>
+          <w:rFonts w:ascii="TCM Pro" w:hAnsi="TCM Pro" w:cs="Arial"/>
+          <w:sz w:val="22"/>
+          <w:szCs w:val="22"/>
+        </w:rPr>
+        <w:t xml:space="preserve"> B có </w:t>
+      </w:r>
+      <w:proofErr w:type="spellStart"/>
+      <w:r>
+        <w:rPr>
+          <w:rFonts w:ascii="TCM Pro" w:hAnsi="TCM Pro" w:cs="Arial"/>
+          <w:sz w:val="22"/>
+          <w:szCs w:val="22"/>
+        </w:rPr>
+        <w:t>trách</w:t>
+      </w:r>
+      <w:proofErr w:type="spellEnd"/>
+      <w:r>
+        <w:rPr>
+          <w:rFonts w:ascii="TCM Pro" w:hAnsi="TCM Pro" w:cs="Arial"/>
+          <w:sz w:val="22"/>
+          <w:szCs w:val="22"/>
+        </w:rPr>
+        <w:t xml:space="preserve"> </w:t>
+      </w:r>
+      <w:proofErr w:type="spellStart"/>
+      <w:r>
+        <w:rPr>
+          <w:rFonts w:ascii="TCM Pro" w:hAnsi="TCM Pro" w:cs="Arial"/>
+          <w:sz w:val="22"/>
+          <w:szCs w:val="22"/>
+        </w:rPr>
+        <w:t>nhiệm</w:t>
+      </w:r>
+      <w:proofErr w:type="spellEnd"/>
+      <w:r>
+        <w:rPr>
+          <w:rFonts w:ascii="TCM Pro" w:hAnsi="TCM Pro" w:cs="Arial"/>
+          <w:sz w:val="22"/>
+          <w:szCs w:val="22"/>
+        </w:rPr>
+        <w:t xml:space="preserve"> </w:t>
+      </w:r>
+      <w:proofErr w:type="spellStart"/>
+      <w:r>
+        <w:rPr>
+          <w:rFonts w:ascii="TCM Pro" w:hAnsi="TCM Pro" w:cs="Arial"/>
+          <w:sz w:val="22"/>
+          <w:szCs w:val="22"/>
+        </w:rPr>
+        <w:t>kiểm</w:t>
+      </w:r>
+      <w:proofErr w:type="spellEnd"/>
+      <w:r>
+        <w:rPr>
+          <w:rFonts w:ascii="TCM Pro" w:hAnsi="TCM Pro" w:cs="Arial"/>
+          <w:sz w:val="22"/>
+          <w:szCs w:val="22"/>
+        </w:rPr>
+        <w:t xml:space="preserve"> </w:t>
+      </w:r>
+      <w:proofErr w:type="spellStart"/>
+      <w:r>
+        <w:rPr>
+          <w:rFonts w:ascii="TCM Pro" w:hAnsi="TCM Pro" w:cs="Arial"/>
+          <w:sz w:val="22"/>
+          <w:szCs w:val="22"/>
+        </w:rPr>
+        <w:t>tra</w:t>
+      </w:r>
+      <w:proofErr w:type="spellEnd"/>
+      <w:r>
+        <w:rPr>
+          <w:rFonts w:ascii="TCM Pro" w:hAnsi="TCM Pro" w:cs="Arial"/>
+          <w:sz w:val="22"/>
+          <w:szCs w:val="22"/>
+        </w:rPr>
+        <w:t xml:space="preserve"> </w:t>
+      </w:r>
+      <w:proofErr w:type="spellStart"/>
+      <w:r>
+        <w:rPr>
+          <w:rFonts w:ascii="TCM Pro" w:hAnsi="TCM Pro" w:cs="Arial"/>
+          <w:sz w:val="22"/>
+          <w:szCs w:val="22"/>
+        </w:rPr>
+        <w:t>thông</w:t>
+      </w:r>
+      <w:proofErr w:type="spellEnd"/>
+      <w:r>
+        <w:rPr>
+          <w:rFonts w:ascii="TCM Pro" w:hAnsi="TCM Pro" w:cs="Arial"/>
+          <w:sz w:val="22"/>
+          <w:szCs w:val="22"/>
+        </w:rPr>
+        <w:t xml:space="preserve"> tin của </w:t>
+      </w:r>
+      <w:proofErr w:type="spellStart"/>
+      <w:r>
+        <w:rPr>
+          <w:rFonts w:ascii="TCM Pro" w:hAnsi="TCM Pro" w:cs="Arial"/>
+          <w:sz w:val="22"/>
+          <w:szCs w:val="22"/>
+        </w:rPr>
+        <w:t>các</w:t>
+      </w:r>
+      <w:proofErr w:type="spellEnd"/>
+      <w:r>
+        <w:rPr>
+          <w:rFonts w:ascii="TCM Pro" w:hAnsi="TCM Pro" w:cs="Arial"/>
+          <w:sz w:val="22"/>
+          <w:szCs w:val="22"/>
+        </w:rPr>
+        <w:t xml:space="preserve"> </w:t>
+      </w:r>
+      <w:proofErr w:type="spellStart"/>
+      <w:r>
+        <w:rPr>
+          <w:rFonts w:ascii="TCM Pro" w:hAnsi="TCM Pro" w:cs="Arial"/>
+          <w:sz w:val="22"/>
+          <w:szCs w:val="22"/>
+        </w:rPr>
+        <w:t>chứng</w:t>
+      </w:r>
+      <w:proofErr w:type="spellEnd"/>
+      <w:r>
+        <w:rPr>
+          <w:rFonts w:ascii="TCM Pro" w:hAnsi="TCM Pro" w:cs="Arial"/>
+          <w:sz w:val="22"/>
+          <w:szCs w:val="22"/>
+        </w:rPr>
+        <w:t xml:space="preserve"> </w:t>
+      </w:r>
+      <w:proofErr w:type="spellStart"/>
+      <w:r>
+        <w:rPr>
+          <w:rFonts w:ascii="TCM Pro" w:hAnsi="TCM Pro" w:cs="Arial"/>
+          <w:sz w:val="22"/>
+          <w:szCs w:val="22"/>
+        </w:rPr>
+        <w:t>từ</w:t>
+      </w:r>
+      <w:proofErr w:type="spellEnd"/>
+      <w:r>
+        <w:rPr>
+          <w:rFonts w:ascii="TCM Pro" w:hAnsi="TCM Pro" w:cs="Arial"/>
+          <w:sz w:val="22"/>
+          <w:szCs w:val="22"/>
+        </w:rPr>
+        <w:t xml:space="preserve"> </w:t>
+      </w:r>
+      <w:proofErr w:type="spellStart"/>
+      <w:r>
+        <w:rPr>
+          <w:rFonts w:ascii="TCM Pro" w:hAnsi="TCM Pro" w:cs="Arial"/>
+          <w:sz w:val="22"/>
+          <w:szCs w:val="22"/>
+        </w:rPr>
+        <w:t>liên</w:t>
+      </w:r>
+      <w:proofErr w:type="spellEnd"/>
+      <w:r>
+        <w:rPr>
+          <w:rFonts w:ascii="TCM Pro" w:hAnsi="TCM Pro" w:cs="Arial"/>
+          <w:sz w:val="22"/>
+          <w:szCs w:val="22"/>
+        </w:rPr>
+        <w:t xml:space="preserve"> </w:t>
+      </w:r>
+      <w:proofErr w:type="spellStart"/>
+      <w:r>
+        <w:rPr>
+          <w:rFonts w:ascii="TCM Pro" w:hAnsi="TCM Pro" w:cs="Arial"/>
+          <w:sz w:val="22"/>
+          <w:szCs w:val="22"/>
+        </w:rPr>
+        <w:t>quan</w:t>
+      </w:r>
+      <w:proofErr w:type="spellEnd"/>
+      <w:r>
+        <w:rPr>
+          <w:rFonts w:ascii="TCM Pro" w:hAnsi="TCM Pro" w:cs="Arial"/>
+          <w:sz w:val="22"/>
+          <w:szCs w:val="22"/>
+        </w:rPr>
+        <w:t xml:space="preserve">, có </w:t>
+      </w:r>
+      <w:proofErr w:type="spellStart"/>
+      <w:r>
+        <w:rPr>
+          <w:rFonts w:ascii="TCM Pro" w:hAnsi="TCM Pro" w:cs="Arial"/>
+          <w:sz w:val="22"/>
+          <w:szCs w:val="22"/>
+        </w:rPr>
+        <w:t>chữ</w:t>
+      </w:r>
+      <w:proofErr w:type="spellEnd"/>
+      <w:r>
+        <w:rPr>
+          <w:rFonts w:ascii="TCM Pro" w:hAnsi="TCM Pro" w:cs="Arial"/>
+          <w:sz w:val="22"/>
+          <w:szCs w:val="22"/>
+        </w:rPr>
+        <w:t xml:space="preserve"> </w:t>
+      </w:r>
+      <w:proofErr w:type="spellStart"/>
+      <w:r>
+        <w:rPr>
+          <w:rFonts w:ascii="TCM Pro" w:hAnsi="TCM Pro" w:cs="Arial"/>
+          <w:sz w:val="22"/>
+          <w:szCs w:val="22"/>
+        </w:rPr>
+        <w:t>ký</w:t>
+      </w:r>
+      <w:proofErr w:type="spellEnd"/>
+      <w:r>
+        <w:rPr>
+          <w:rFonts w:ascii="TCM Pro" w:hAnsi="TCM Pro" w:cs="Arial"/>
+          <w:sz w:val="22"/>
+          <w:szCs w:val="22"/>
+        </w:rPr>
+        <w:t xml:space="preserve"> </w:t>
+      </w:r>
+      <w:proofErr w:type="spellStart"/>
+      <w:r>
+        <w:rPr>
+          <w:rFonts w:ascii="TCM Pro" w:hAnsi="TCM Pro" w:cs="Arial"/>
+          <w:sz w:val="22"/>
+          <w:szCs w:val="22"/>
+        </w:rPr>
+        <w:t>xác</w:t>
+      </w:r>
+      <w:proofErr w:type="spellEnd"/>
+      <w:r>
+        <w:rPr>
+          <w:rFonts w:ascii="TCM Pro" w:hAnsi="TCM Pro" w:cs="Arial"/>
+          <w:sz w:val="22"/>
+          <w:szCs w:val="22"/>
+        </w:rPr>
+        <w:t xml:space="preserve"> </w:t>
+      </w:r>
+      <w:proofErr w:type="spellStart"/>
+      <w:r>
+        <w:rPr>
+          <w:rFonts w:ascii="TCM Pro" w:hAnsi="TCM Pro" w:cs="Arial"/>
+          <w:sz w:val="22"/>
+          <w:szCs w:val="22"/>
+        </w:rPr>
+        <w:t>nhận</w:t>
+      </w:r>
+      <w:proofErr w:type="spellEnd"/>
+      <w:r>
+        <w:rPr>
+          <w:rFonts w:ascii="TCM Pro" w:hAnsi="TCM Pro" w:cs="Arial"/>
+          <w:sz w:val="22"/>
+          <w:szCs w:val="22"/>
+        </w:rPr>
+        <w:t xml:space="preserve"> và </w:t>
+      </w:r>
+      <w:proofErr w:type="spellStart"/>
+      <w:r>
+        <w:rPr>
+          <w:rFonts w:ascii="TCM Pro" w:hAnsi="TCM Pro" w:cs="Arial"/>
+          <w:sz w:val="22"/>
+          <w:szCs w:val="22"/>
+        </w:rPr>
+        <w:t>đóng</w:t>
+      </w:r>
+      <w:proofErr w:type="spellEnd"/>
+      <w:r>
+        <w:rPr>
+          <w:rFonts w:ascii="TCM Pro" w:hAnsi="TCM Pro" w:cs="Arial"/>
+          <w:sz w:val="22"/>
+          <w:szCs w:val="22"/>
+        </w:rPr>
+        <w:t xml:space="preserve"> </w:t>
+      </w:r>
+      <w:proofErr w:type="spellStart"/>
+      <w:r>
+        <w:rPr>
+          <w:rFonts w:ascii="TCM Pro" w:hAnsi="TCM Pro" w:cs="Arial"/>
+          <w:sz w:val="22"/>
+          <w:szCs w:val="22"/>
+        </w:rPr>
+        <w:t>dấu</w:t>
+      </w:r>
+      <w:proofErr w:type="spellEnd"/>
+      <w:r>
+        <w:rPr>
+          <w:rFonts w:ascii="TCM Pro" w:hAnsi="TCM Pro" w:cs="Arial"/>
+          <w:sz w:val="22"/>
+          <w:szCs w:val="22"/>
+        </w:rPr>
+        <w:t xml:space="preserve"> của </w:t>
+      </w:r>
+      <w:proofErr w:type="spellStart"/>
+      <w:r>
+        <w:rPr>
+          <w:rFonts w:ascii="TCM Pro" w:hAnsi="TCM Pro" w:cs="Arial"/>
+          <w:sz w:val="22"/>
+          <w:szCs w:val="22"/>
+        </w:rPr>
+        <w:t>bên</w:t>
+      </w:r>
+      <w:proofErr w:type="spellEnd"/>
+      <w:r>
+        <w:rPr>
+          <w:rFonts w:ascii="TCM Pro" w:hAnsi="TCM Pro" w:cs="Arial"/>
+          <w:sz w:val="22"/>
+          <w:szCs w:val="22"/>
+        </w:rPr>
+        <w:t xml:space="preserve"> A.</w:t>
       </w:r>
     </w:p>
     <w:p>
@@ -3173,6 +6926,7 @@
         </w:rPr>
         <w:t xml:space="preserve">ể từ thời điểm sau khi Bên B đã ký giấy Biên bản bàn giao xe Bên A sẽ hoàn toàn không chịu trách nhiệm với những khiếu nại về xe mà không </w:t>
       </w:r>
+      <w:proofErr w:type="spellStart"/>
       <w:r>
         <w:rPr>
           <w:rFonts w:ascii="TCM Pro" w:hAnsi="TCM Pro" w:cs="Arial"/>
@@ -3181,6 +6935,7 @@
         </w:rPr>
         <w:t>nằm</w:t>
       </w:r>
+      <w:proofErr w:type="spellEnd"/>
       <w:r>
         <w:rPr>
           <w:rFonts w:ascii="TCM Pro" w:hAnsi="TCM Pro" w:cs="Arial"/>
@@ -3331,14 +7086,34 @@
         </w:rPr>
         <w:t xml:space="preserve">Địa điểm bảo hành: </w:t>
       </w:r>
-      <w:r>
-        <w:rPr>
-          <w:rFonts w:ascii="TCM Pro" w:hAnsi="TCM Pro" w:cs="Arial"/>
-          <w:sz w:val="22"/>
-          <w:szCs w:val="22"/>
-        </w:rPr>
-        <w:t>Khóm Trung Thạnh</w:t>
-      </w:r>
+      <w:proofErr w:type="spellStart"/>
+      <w:r>
+        <w:rPr>
+          <w:rFonts w:ascii="TCM Pro" w:hAnsi="TCM Pro" w:cs="Arial"/>
+          <w:sz w:val="22"/>
+          <w:szCs w:val="22"/>
+        </w:rPr>
+        <w:t>Khóm</w:t>
+      </w:r>
+      <w:proofErr w:type="spellEnd"/>
+      <w:r>
+        <w:rPr>
+          <w:rFonts w:ascii="TCM Pro" w:hAnsi="TCM Pro" w:cs="Arial"/>
+          <w:sz w:val="22"/>
+          <w:szCs w:val="22"/>
+        </w:rPr>
+        <w:t xml:space="preserve"> Trung </w:t>
+      </w:r>
+      <w:proofErr w:type="spellStart"/>
+      <w:r>
+        <w:rPr>
+          <w:rFonts w:ascii="TCM Pro" w:hAnsi="TCM Pro" w:cs="Arial"/>
+          <w:sz w:val="22"/>
+          <w:szCs w:val="22"/>
+        </w:rPr>
+        <w:t>Thạnh</w:t>
+      </w:r>
+      <w:proofErr w:type="spellEnd"/>
       <w:r>
         <w:rPr>
           <w:rFonts w:ascii="TCM Pro" w:hAnsi="TCM Pro" w:cs="Arial"/>
@@ -3348,6 +7123,7 @@
         </w:rPr>
         <w:t xml:space="preserve">, phường Mỹ </w:t>
       </w:r>
+      <w:proofErr w:type="spellStart"/>
       <w:r>
         <w:rPr>
           <w:rFonts w:ascii="TCM Pro" w:hAnsi="TCM Pro" w:cs="Arial"/>
@@ -3356,6 +7132,7 @@
         </w:rPr>
         <w:t>Thới</w:t>
       </w:r>
+      <w:proofErr w:type="spellEnd"/>
       <w:r>
         <w:rPr>
           <w:rFonts w:ascii="TCM Pro" w:hAnsi="TCM Pro" w:cs="Arial"/>
@@ -3388,7 +7165,133 @@
           <w:sz w:val="22"/>
           <w:szCs w:val="22"/>
         </w:rPr>
-        <w:t xml:space="preserve"> hoặc các đại lý Hyundai trên toàn quốc.</w:t>
+        <w:t xml:space="preserve"> </w:t>
+      </w:r>
+      <w:proofErr w:type="spellStart"/>
+      <w:r>
+        <w:rPr>
+          <w:rFonts w:ascii="TCM Pro" w:hAnsi="TCM Pro" w:cs="Arial"/>
+          <w:sz w:val="22"/>
+          <w:szCs w:val="22"/>
+        </w:rPr>
+        <w:t>hoặc</w:t>
+      </w:r>
+      <w:proofErr w:type="spellEnd"/>
+      <w:r>
+        <w:rPr>
+          <w:rFonts w:ascii="TCM Pro" w:hAnsi="TCM Pro" w:cs="Arial"/>
+          <w:sz w:val="22"/>
+          <w:szCs w:val="22"/>
+        </w:rPr>
+        <w:t xml:space="preserve"> </w:t>
+      </w:r>
+      <w:proofErr w:type="spellStart"/>
+      <w:r>
+        <w:rPr>
+          <w:rFonts w:ascii="TCM Pro" w:hAnsi="TCM Pro" w:cs="Arial"/>
+          <w:sz w:val="22"/>
+          <w:szCs w:val="22"/>
+        </w:rPr>
+        <w:t>các</w:t>
+      </w:r>
+      <w:proofErr w:type="spellEnd"/>
+      <w:r>
+        <w:rPr>
+          <w:rFonts w:ascii="TCM Pro" w:hAnsi="TCM Pro" w:cs="Arial"/>
+          <w:sz w:val="22"/>
+          <w:szCs w:val="22"/>
+        </w:rPr>
+        <w:t xml:space="preserve"> </w:t>
+      </w:r>
+      <w:proofErr w:type="spellStart"/>
+      <w:r>
+        <w:rPr>
+          <w:rFonts w:ascii="TCM Pro" w:hAnsi="TCM Pro" w:cs="Arial"/>
+          <w:sz w:val="22"/>
+          <w:szCs w:val="22"/>
+        </w:rPr>
+        <w:t>đại</w:t>
+      </w:r>
+      <w:proofErr w:type="spellEnd"/>
+      <w:r>
+        <w:rPr>
+          <w:rFonts w:ascii="TCM Pro" w:hAnsi="TCM Pro" w:cs="Arial"/>
+          <w:sz w:val="22"/>
+          <w:szCs w:val="22"/>
+        </w:rPr>
+        <w:t xml:space="preserve"> </w:t>
+      </w:r>
+      <w:proofErr w:type="spellStart"/>
+      <w:r>
+        <w:rPr>
+          <w:rFonts w:ascii="TCM Pro" w:hAnsi="TCM Pro" w:cs="Arial"/>
+          <w:sz w:val="22"/>
+          <w:szCs w:val="22"/>
+        </w:rPr>
+        <w:t>lý</w:t>
+      </w:r>
+      <w:proofErr w:type="spellEnd"/>
+      <w:r>
+        <w:rPr>
+          <w:rFonts w:ascii="TCM Pro" w:hAnsi="TCM Pro" w:cs="Arial"/>
+          <w:sz w:val="22"/>
+          <w:szCs w:val="22"/>
+        </w:rPr>
+        <w:t xml:space="preserve"> Hyundai </w:t>
+      </w:r>
+      <w:proofErr w:type="spellStart"/>
+      <w:r>
+        <w:rPr>
+          <w:rFonts w:ascii="TCM Pro" w:hAnsi="TCM Pro" w:cs="Arial"/>
+          <w:sz w:val="22"/>
+          <w:szCs w:val="22"/>
+        </w:rPr>
+        <w:t>trên</w:t>
+      </w:r>
+      <w:proofErr w:type="spellEnd"/>
+      <w:r>
+        <w:rPr>
+          <w:rFonts w:ascii="TCM Pro" w:hAnsi="TCM Pro" w:cs="Arial"/>
+          <w:sz w:val="22"/>
+          <w:szCs w:val="22"/>
+        </w:rPr>
+        <w:t xml:space="preserve"> </w:t>
+      </w:r>
+      <w:proofErr w:type="spellStart"/>
+      <w:r>
+        <w:rPr>
+          <w:rFonts w:ascii="TCM Pro" w:hAnsi="TCM Pro" w:cs="Arial"/>
+          <w:sz w:val="22"/>
+          <w:szCs w:val="22"/>
+        </w:rPr>
+        <w:t>toàn</w:t>
+      </w:r>
+      <w:proofErr w:type="spellEnd"/>
+      <w:r>
+        <w:rPr>
+          <w:rFonts w:ascii="TCM Pro" w:hAnsi="TCM Pro" w:cs="Arial"/>
+          <w:sz w:val="22"/>
+          <w:szCs w:val="22"/>
+        </w:rPr>
+        <w:t xml:space="preserve"> </w:t>
+      </w:r>
+      <w:proofErr w:type="spellStart"/>
+      <w:r>
+        <w:rPr>
+          <w:rFonts w:ascii="TCM Pro" w:hAnsi="TCM Pro" w:cs="Arial"/>
+          <w:sz w:val="22"/>
+          <w:szCs w:val="22"/>
+        </w:rPr>
+        <w:t>quốc</w:t>
+      </w:r>
+      <w:proofErr w:type="spellEnd"/>
+      <w:r>
+        <w:rPr>
+          <w:rFonts w:ascii="TCM Pro" w:hAnsi="TCM Pro" w:cs="Arial"/>
+          <w:sz w:val="22"/>
+          <w:szCs w:val="22"/>
+        </w:rPr>
+        <w:t>.</w:t>
       </w:r>
     </w:p>
     <w:p>
@@ -3407,13 +7310,455 @@
           <w:lang w:val="vi-VN"/>
         </w:rPr>
       </w:pPr>
-      <w:r>
-        <w:rPr>
-          <w:rFonts w:ascii="TCM Pro" w:hAnsi="TCM Pro" w:cs="Arial"/>
-          <w:sz w:val="22"/>
-          <w:szCs w:val="22"/>
-        </w:rPr>
-        <w:t xml:space="preserve">Bên B có trách nhiệm sử dụng xe theo đúng hướng dẫn sử dụng của Bên A. Thông tin chi tiết về hướng dẫn sử dụng sản phẩm được công bố tại website </w:t>
+      <w:proofErr w:type="spellStart"/>
+      <w:r>
+        <w:rPr>
+          <w:rFonts w:ascii="TCM Pro" w:hAnsi="TCM Pro" w:cs="Arial"/>
+          <w:sz w:val="22"/>
+          <w:szCs w:val="22"/>
+        </w:rPr>
+        <w:t>Bên</w:t>
+      </w:r>
+      <w:proofErr w:type="spellEnd"/>
+      <w:r>
+        <w:rPr>
+          <w:rFonts w:ascii="TCM Pro" w:hAnsi="TCM Pro" w:cs="Arial"/>
+          <w:sz w:val="22"/>
+          <w:szCs w:val="22"/>
+        </w:rPr>
+        <w:t xml:space="preserve"> B có </w:t>
+      </w:r>
+      <w:proofErr w:type="spellStart"/>
+      <w:r>
+        <w:rPr>
+          <w:rFonts w:ascii="TCM Pro" w:hAnsi="TCM Pro" w:cs="Arial"/>
+          <w:sz w:val="22"/>
+          <w:szCs w:val="22"/>
+        </w:rPr>
+        <w:t>trách</w:t>
+      </w:r>
+      <w:proofErr w:type="spellEnd"/>
+      <w:r>
+        <w:rPr>
+          <w:rFonts w:ascii="TCM Pro" w:hAnsi="TCM Pro" w:cs="Arial"/>
+          <w:sz w:val="22"/>
+          <w:szCs w:val="22"/>
+        </w:rPr>
+        <w:t xml:space="preserve"> </w:t>
+      </w:r>
+      <w:proofErr w:type="spellStart"/>
+      <w:r>
+        <w:rPr>
+          <w:rFonts w:ascii="TCM Pro" w:hAnsi="TCM Pro" w:cs="Arial"/>
+          <w:sz w:val="22"/>
+          <w:szCs w:val="22"/>
+        </w:rPr>
+        <w:t>nhiệm</w:t>
+      </w:r>
+      <w:proofErr w:type="spellEnd"/>
+      <w:r>
+        <w:rPr>
+          <w:rFonts w:ascii="TCM Pro" w:hAnsi="TCM Pro" w:cs="Arial"/>
+          <w:sz w:val="22"/>
+          <w:szCs w:val="22"/>
+        </w:rPr>
+        <w:t xml:space="preserve"> </w:t>
+      </w:r>
+      <w:proofErr w:type="spellStart"/>
+      <w:r>
+        <w:rPr>
+          <w:rFonts w:ascii="TCM Pro" w:hAnsi="TCM Pro" w:cs="Arial"/>
+          <w:sz w:val="22"/>
+          <w:szCs w:val="22"/>
+        </w:rPr>
+        <w:t>sử</w:t>
+      </w:r>
+      <w:proofErr w:type="spellEnd"/>
+      <w:r>
+        <w:rPr>
+          <w:rFonts w:ascii="TCM Pro" w:hAnsi="TCM Pro" w:cs="Arial"/>
+          <w:sz w:val="22"/>
+          <w:szCs w:val="22"/>
+        </w:rPr>
+        <w:t xml:space="preserve"> </w:t>
+      </w:r>
+      <w:proofErr w:type="spellStart"/>
+      <w:r>
+        <w:rPr>
+          <w:rFonts w:ascii="TCM Pro" w:hAnsi="TCM Pro" w:cs="Arial"/>
+          <w:sz w:val="22"/>
+          <w:szCs w:val="22"/>
+        </w:rPr>
+        <w:t>dụng</w:t>
+      </w:r>
+      <w:proofErr w:type="spellEnd"/>
+      <w:r>
+        <w:rPr>
+          <w:rFonts w:ascii="TCM Pro" w:hAnsi="TCM Pro" w:cs="Arial"/>
+          <w:sz w:val="22"/>
+          <w:szCs w:val="22"/>
+        </w:rPr>
+        <w:t xml:space="preserve"> </w:t>
+      </w:r>
+      <w:proofErr w:type="spellStart"/>
+      <w:r>
+        <w:rPr>
+          <w:rFonts w:ascii="TCM Pro" w:hAnsi="TCM Pro" w:cs="Arial"/>
+          <w:sz w:val="22"/>
+          <w:szCs w:val="22"/>
+        </w:rPr>
+        <w:t>xe</w:t>
+      </w:r>
+      <w:proofErr w:type="spellEnd"/>
+      <w:r>
+        <w:rPr>
+          <w:rFonts w:ascii="TCM Pro" w:hAnsi="TCM Pro" w:cs="Arial"/>
+          <w:sz w:val="22"/>
+          <w:szCs w:val="22"/>
+        </w:rPr>
+        <w:t xml:space="preserve"> </w:t>
+      </w:r>
+      <w:proofErr w:type="spellStart"/>
+      <w:r>
+        <w:rPr>
+          <w:rFonts w:ascii="TCM Pro" w:hAnsi="TCM Pro" w:cs="Arial"/>
+          <w:sz w:val="22"/>
+          <w:szCs w:val="22"/>
+        </w:rPr>
+        <w:t>theo</w:t>
+      </w:r>
+      <w:proofErr w:type="spellEnd"/>
+      <w:r>
+        <w:rPr>
+          <w:rFonts w:ascii="TCM Pro" w:hAnsi="TCM Pro" w:cs="Arial"/>
+          <w:sz w:val="22"/>
+          <w:szCs w:val="22"/>
+        </w:rPr>
+        <w:t xml:space="preserve"> </w:t>
+      </w:r>
+      <w:proofErr w:type="spellStart"/>
+      <w:r>
+        <w:rPr>
+          <w:rFonts w:ascii="TCM Pro" w:hAnsi="TCM Pro" w:cs="Arial"/>
+          <w:sz w:val="22"/>
+          <w:szCs w:val="22"/>
+        </w:rPr>
+        <w:t>đúng</w:t>
+      </w:r>
+      <w:proofErr w:type="spellEnd"/>
+      <w:r>
+        <w:rPr>
+          <w:rFonts w:ascii="TCM Pro" w:hAnsi="TCM Pro" w:cs="Arial"/>
+          <w:sz w:val="22"/>
+          <w:szCs w:val="22"/>
+        </w:rPr>
+        <w:t xml:space="preserve"> </w:t>
+      </w:r>
+      <w:proofErr w:type="spellStart"/>
+      <w:r>
+        <w:rPr>
+          <w:rFonts w:ascii="TCM Pro" w:hAnsi="TCM Pro" w:cs="Arial"/>
+          <w:sz w:val="22"/>
+          <w:szCs w:val="22"/>
+        </w:rPr>
+        <w:t>hướng</w:t>
+      </w:r>
+      <w:proofErr w:type="spellEnd"/>
+      <w:r>
+        <w:rPr>
+          <w:rFonts w:ascii="TCM Pro" w:hAnsi="TCM Pro" w:cs="Arial"/>
+          <w:sz w:val="22"/>
+          <w:szCs w:val="22"/>
+        </w:rPr>
+        <w:t xml:space="preserve"> </w:t>
+      </w:r>
+      <w:proofErr w:type="spellStart"/>
+      <w:r>
+        <w:rPr>
+          <w:rFonts w:ascii="TCM Pro" w:hAnsi="TCM Pro" w:cs="Arial"/>
+          <w:sz w:val="22"/>
+          <w:szCs w:val="22"/>
+        </w:rPr>
+        <w:t>dẫn</w:t>
+      </w:r>
+      <w:proofErr w:type="spellEnd"/>
+      <w:r>
+        <w:rPr>
+          <w:rFonts w:ascii="TCM Pro" w:hAnsi="TCM Pro" w:cs="Arial"/>
+          <w:sz w:val="22"/>
+          <w:szCs w:val="22"/>
+        </w:rPr>
+        <w:t xml:space="preserve"> </w:t>
+      </w:r>
+      <w:proofErr w:type="spellStart"/>
+      <w:r>
+        <w:rPr>
+          <w:rFonts w:ascii="TCM Pro" w:hAnsi="TCM Pro" w:cs="Arial"/>
+          <w:sz w:val="22"/>
+          <w:szCs w:val="22"/>
+        </w:rPr>
+        <w:t>sử</w:t>
+      </w:r>
+      <w:proofErr w:type="spellEnd"/>
+      <w:r>
+        <w:rPr>
+          <w:rFonts w:ascii="TCM Pro" w:hAnsi="TCM Pro" w:cs="Arial"/>
+          <w:sz w:val="22"/>
+          <w:szCs w:val="22"/>
+        </w:rPr>
+        <w:t xml:space="preserve"> </w:t>
+      </w:r>
+      <w:proofErr w:type="spellStart"/>
+      <w:r>
+        <w:rPr>
+          <w:rFonts w:ascii="TCM Pro" w:hAnsi="TCM Pro" w:cs="Arial"/>
+          <w:sz w:val="22"/>
+          <w:szCs w:val="22"/>
+        </w:rPr>
+        <w:t>dụng</w:t>
+      </w:r>
+      <w:proofErr w:type="spellEnd"/>
+      <w:r>
+        <w:rPr>
+          <w:rFonts w:ascii="TCM Pro" w:hAnsi="TCM Pro" w:cs="Arial"/>
+          <w:sz w:val="22"/>
+          <w:szCs w:val="22"/>
+        </w:rPr>
+        <w:t xml:space="preserve"> của </w:t>
+      </w:r>
+      <w:proofErr w:type="spellStart"/>
+      <w:r>
+        <w:rPr>
+          <w:rFonts w:ascii="TCM Pro" w:hAnsi="TCM Pro" w:cs="Arial"/>
+          <w:sz w:val="22"/>
+          <w:szCs w:val="22"/>
+        </w:rPr>
+        <w:t>Bên</w:t>
+      </w:r>
+      <w:proofErr w:type="spellEnd"/>
+      <w:r>
+        <w:rPr>
+          <w:rFonts w:ascii="TCM Pro" w:hAnsi="TCM Pro" w:cs="Arial"/>
+          <w:sz w:val="22"/>
+          <w:szCs w:val="22"/>
+        </w:rPr>
+        <w:t xml:space="preserve"> A. Thông tin chi </w:t>
+      </w:r>
+      <w:proofErr w:type="spellStart"/>
+      <w:r>
+        <w:rPr>
+          <w:rFonts w:ascii="TCM Pro" w:hAnsi="TCM Pro" w:cs="Arial"/>
+          <w:sz w:val="22"/>
+          <w:szCs w:val="22"/>
+        </w:rPr>
+        <w:t>tiết</w:t>
+      </w:r>
+      <w:proofErr w:type="spellEnd"/>
+      <w:r>
+        <w:rPr>
+          <w:rFonts w:ascii="TCM Pro" w:hAnsi="TCM Pro" w:cs="Arial"/>
+          <w:sz w:val="22"/>
+          <w:szCs w:val="22"/>
+        </w:rPr>
+        <w:t xml:space="preserve"> </w:t>
+      </w:r>
+      <w:proofErr w:type="spellStart"/>
+      <w:r>
+        <w:rPr>
+          <w:rFonts w:ascii="TCM Pro" w:hAnsi="TCM Pro" w:cs="Arial"/>
+          <w:sz w:val="22"/>
+          <w:szCs w:val="22"/>
+        </w:rPr>
+        <w:t>về</w:t>
+      </w:r>
+      <w:proofErr w:type="spellEnd"/>
+      <w:r>
+        <w:rPr>
+          <w:rFonts w:ascii="TCM Pro" w:hAnsi="TCM Pro" w:cs="Arial"/>
+          <w:sz w:val="22"/>
+          <w:szCs w:val="22"/>
+        </w:rPr>
+        <w:t xml:space="preserve"> </w:t>
+      </w:r>
+      <w:proofErr w:type="spellStart"/>
+      <w:r>
+        <w:rPr>
+          <w:rFonts w:ascii="TCM Pro" w:hAnsi="TCM Pro" w:cs="Arial"/>
+          <w:sz w:val="22"/>
+          <w:szCs w:val="22"/>
+        </w:rPr>
+        <w:t>hướng</w:t>
+      </w:r>
+      <w:proofErr w:type="spellEnd"/>
+      <w:r>
+        <w:rPr>
+          <w:rFonts w:ascii="TCM Pro" w:hAnsi="TCM Pro" w:cs="Arial"/>
+          <w:sz w:val="22"/>
+          <w:szCs w:val="22"/>
+        </w:rPr>
+        <w:t xml:space="preserve"> </w:t>
+      </w:r>
+      <w:proofErr w:type="spellStart"/>
+      <w:r>
+        <w:rPr>
+          <w:rFonts w:ascii="TCM Pro" w:hAnsi="TCM Pro" w:cs="Arial"/>
+          <w:sz w:val="22"/>
+          <w:szCs w:val="22"/>
+        </w:rPr>
+        <w:t>dẫn</w:t>
+      </w:r>
+      <w:proofErr w:type="spellEnd"/>
+      <w:r>
+        <w:rPr>
+          <w:rFonts w:ascii="TCM Pro" w:hAnsi="TCM Pro" w:cs="Arial"/>
+          <w:sz w:val="22"/>
+          <w:szCs w:val="22"/>
+        </w:rPr>
+        <w:t xml:space="preserve"> </w:t>
+      </w:r>
+      <w:proofErr w:type="spellStart"/>
+      <w:r>
+        <w:rPr>
+          <w:rFonts w:ascii="TCM Pro" w:hAnsi="TCM Pro" w:cs="Arial"/>
+          <w:sz w:val="22"/>
+          <w:szCs w:val="22"/>
+        </w:rPr>
+        <w:t>sử</w:t>
+      </w:r>
+      <w:proofErr w:type="spellEnd"/>
+      <w:r>
+        <w:rPr>
+          <w:rFonts w:ascii="TCM Pro" w:hAnsi="TCM Pro" w:cs="Arial"/>
+          <w:sz w:val="22"/>
+          <w:szCs w:val="22"/>
+        </w:rPr>
+        <w:t xml:space="preserve"> </w:t>
+      </w:r>
+      <w:proofErr w:type="spellStart"/>
+      <w:r>
+        <w:rPr>
+          <w:rFonts w:ascii="TCM Pro" w:hAnsi="TCM Pro" w:cs="Arial"/>
+          <w:sz w:val="22"/>
+          <w:szCs w:val="22"/>
+        </w:rPr>
+        <w:t>dụng</w:t>
+      </w:r>
+      <w:proofErr w:type="spellEnd"/>
+      <w:r>
+        <w:rPr>
+          <w:rFonts w:ascii="TCM Pro" w:hAnsi="TCM Pro" w:cs="Arial"/>
+          <w:sz w:val="22"/>
+          <w:szCs w:val="22"/>
+        </w:rPr>
+        <w:t xml:space="preserve"> </w:t>
+      </w:r>
+      <w:proofErr w:type="spellStart"/>
+      <w:r>
+        <w:rPr>
+          <w:rFonts w:ascii="TCM Pro" w:hAnsi="TCM Pro" w:cs="Arial"/>
+          <w:sz w:val="22"/>
+          <w:szCs w:val="22"/>
+        </w:rPr>
+        <w:t>sản</w:t>
+      </w:r>
+      <w:proofErr w:type="spellEnd"/>
+      <w:r>
+        <w:rPr>
+          <w:rFonts w:ascii="TCM Pro" w:hAnsi="TCM Pro" w:cs="Arial"/>
+          <w:sz w:val="22"/>
+          <w:szCs w:val="22"/>
+        </w:rPr>
+        <w:t xml:space="preserve"> </w:t>
+      </w:r>
+      <w:proofErr w:type="spellStart"/>
+      <w:r>
+        <w:rPr>
+          <w:rFonts w:ascii="TCM Pro" w:hAnsi="TCM Pro" w:cs="Arial"/>
+          <w:sz w:val="22"/>
+          <w:szCs w:val="22"/>
+        </w:rPr>
+        <w:t>phẩm</w:t>
+      </w:r>
+      <w:proofErr w:type="spellEnd"/>
+      <w:r>
+        <w:rPr>
+          <w:rFonts w:ascii="TCM Pro" w:hAnsi="TCM Pro" w:cs="Arial"/>
+          <w:sz w:val="22"/>
+          <w:szCs w:val="22"/>
+        </w:rPr>
+        <w:t xml:space="preserve"> </w:t>
+      </w:r>
+      <w:proofErr w:type="spellStart"/>
+      <w:r>
+        <w:rPr>
+          <w:rFonts w:ascii="TCM Pro" w:hAnsi="TCM Pro" w:cs="Arial"/>
+          <w:sz w:val="22"/>
+          <w:szCs w:val="22"/>
+        </w:rPr>
+        <w:t>được</w:t>
+      </w:r>
+      <w:proofErr w:type="spellEnd"/>
+      <w:r>
+        <w:rPr>
+          <w:rFonts w:ascii="TCM Pro" w:hAnsi="TCM Pro" w:cs="Arial"/>
+          <w:sz w:val="22"/>
+          <w:szCs w:val="22"/>
+        </w:rPr>
+        <w:t xml:space="preserve"> </w:t>
+      </w:r>
+      <w:proofErr w:type="spellStart"/>
+      <w:r>
+        <w:rPr>
+          <w:rFonts w:ascii="TCM Pro" w:hAnsi="TCM Pro" w:cs="Arial"/>
+          <w:sz w:val="22"/>
+          <w:szCs w:val="22"/>
+        </w:rPr>
+        <w:t>công</w:t>
+      </w:r>
+      <w:proofErr w:type="spellEnd"/>
+      <w:r>
+        <w:rPr>
+          <w:rFonts w:ascii="TCM Pro" w:hAnsi="TCM Pro" w:cs="Arial"/>
+          <w:sz w:val="22"/>
+          <w:szCs w:val="22"/>
+        </w:rPr>
+        <w:t xml:space="preserve"> </w:t>
+      </w:r>
+      <w:proofErr w:type="spellStart"/>
+      <w:r>
+        <w:rPr>
+          <w:rFonts w:ascii="TCM Pro" w:hAnsi="TCM Pro" w:cs="Arial"/>
+          <w:sz w:val="22"/>
+          <w:szCs w:val="22"/>
+        </w:rPr>
+        <w:t>bố</w:t>
+      </w:r>
+      <w:proofErr w:type="spellEnd"/>
+      <w:r>
+        <w:rPr>
+          <w:rFonts w:ascii="TCM Pro" w:hAnsi="TCM Pro" w:cs="Arial"/>
+          <w:sz w:val="22"/>
+          <w:szCs w:val="22"/>
+        </w:rPr>
+        <w:t xml:space="preserve"> </w:t>
+      </w:r>
+      <w:proofErr w:type="spellStart"/>
+      <w:r>
+        <w:rPr>
+          <w:rFonts w:ascii="TCM Pro" w:hAnsi="TCM Pro" w:cs="Arial"/>
+          <w:sz w:val="22"/>
+          <w:szCs w:val="22"/>
+        </w:rPr>
+        <w:t>tại</w:t>
+      </w:r>
+      <w:proofErr w:type="spellEnd"/>
+      <w:r>
+        <w:rPr>
+          <w:rFonts w:ascii="TCM Pro" w:hAnsi="TCM Pro" w:cs="Arial"/>
+          <w:sz w:val="22"/>
+          <w:szCs w:val="22"/>
+        </w:rPr>
+        <w:t xml:space="preserve"> website </w:t>
       </w:r>
       <w:hyperlink r:id="rId7" w:history="1">
         <w:r>
@@ -3432,7 +7777,61 @@
           <w:sz w:val="22"/>
           <w:szCs w:val="22"/>
         </w:rPr>
-        <w:t xml:space="preserve"> hoặc ứng dụng Hyundai ME.</w:t>
+        <w:t xml:space="preserve"> </w:t>
+      </w:r>
+      <w:proofErr w:type="spellStart"/>
+      <w:r>
+        <w:rPr>
+          <w:rFonts w:ascii="TCM Pro" w:hAnsi="TCM Pro" w:cs="Arial"/>
+          <w:sz w:val="22"/>
+          <w:szCs w:val="22"/>
+        </w:rPr>
+        <w:t>hoặc</w:t>
+      </w:r>
+      <w:proofErr w:type="spellEnd"/>
+      <w:r>
+        <w:rPr>
+          <w:rFonts w:ascii="TCM Pro" w:hAnsi="TCM Pro" w:cs="Arial"/>
+          <w:sz w:val="22"/>
+          <w:szCs w:val="22"/>
+        </w:rPr>
+        <w:t xml:space="preserve"> </w:t>
+      </w:r>
+      <w:proofErr w:type="spellStart"/>
+      <w:r>
+        <w:rPr>
+          <w:rFonts w:ascii="TCM Pro" w:hAnsi="TCM Pro" w:cs="Arial"/>
+          <w:sz w:val="22"/>
+          <w:szCs w:val="22"/>
+        </w:rPr>
+        <w:t>ứng</w:t>
+      </w:r>
+      <w:proofErr w:type="spellEnd"/>
+      <w:r>
+        <w:rPr>
+          <w:rFonts w:ascii="TCM Pro" w:hAnsi="TCM Pro" w:cs="Arial"/>
+          <w:sz w:val="22"/>
+          <w:szCs w:val="22"/>
+        </w:rPr>
+        <w:t xml:space="preserve"> </w:t>
+      </w:r>
+      <w:proofErr w:type="spellStart"/>
+      <w:r>
+        <w:rPr>
+          <w:rFonts w:ascii="TCM Pro" w:hAnsi="TCM Pro" w:cs="Arial"/>
+          <w:sz w:val="22"/>
+          <w:szCs w:val="22"/>
+        </w:rPr>
+        <w:t>dụng</w:t>
+      </w:r>
+      <w:proofErr w:type="spellEnd"/>
+      <w:r>
+        <w:rPr>
+          <w:rFonts w:ascii="TCM Pro" w:hAnsi="TCM Pro" w:cs="Arial"/>
+          <w:sz w:val="22"/>
+          <w:szCs w:val="22"/>
+        </w:rPr>
+        <w:t xml:space="preserve"> Hyundai ME.</w:t>
       </w:r>
     </w:p>
     <w:p>
@@ -3525,7 +7924,6 @@
           <w:u w:val="single"/>
           <w:lang w:val="vi-VN"/>
         </w:rPr>
-        <w:lastRenderedPageBreak/>
         <w:t>ĐIỀU VI:</w:t>
       </w:r>
       <w:r>
@@ -3580,6 +7978,7 @@
           <w:szCs w:val="22"/>
           <w:lang w:val="vi-VN"/>
         </w:rPr>
+        <w:lastRenderedPageBreak/>
         <w:t>Trường hợp bất khả kháng là trường hợp xảy ra mang tính chất khách quan và nằm ngoài sự kiểm soát của bên bán cụ thể như: Động đất, bão, lũ, lụt, lốc, sóng thần, lở đất, hỏa hoạn, chiến tranh hoặc nguy cơ xảy ra chiến tranh,…và các thảm họa khác chưa lường trước được. Việc một bên không hoàn thành nhiệm vụ của mình do trường hợp bất khả kháng sẽ không phải là cơ sở để bên kia chấm dứt hợp đồng.</w:t>
       </w:r>
     </w:p>
@@ -3692,6 +8091,7 @@
         </w:rPr>
         <w:t xml:space="preserve">Bên bán sẽ không bị xem là vi phạm hợp đồng khi không thực hiện được thời gian giao xe theo đúng hợp đồng do những nguyên nhân khách quan </w:t>
       </w:r>
+      <w:proofErr w:type="spellStart"/>
       <w:r>
         <w:rPr>
           <w:rFonts w:ascii="TCM Pro" w:hAnsi="TCM Pro" w:cs="Arial"/>
@@ -3700,6 +8100,7 @@
         </w:rPr>
         <w:t>nằm</w:t>
       </w:r>
+      <w:proofErr w:type="spellEnd"/>
       <w:r>
         <w:rPr>
           <w:rFonts w:ascii="TCM Pro" w:hAnsi="TCM Pro" w:cs="Arial"/>
@@ -3744,8 +8145,36 @@
           <w:sz w:val="22"/>
           <w:szCs w:val="22"/>
         </w:rPr>
-        <w:t>, trong đó</w:t>
-      </w:r>
+        <w:t xml:space="preserve">, </w:t>
+      </w:r>
+      <w:proofErr w:type="spellStart"/>
+      <w:r>
+        <w:rPr>
+          <w:rFonts w:ascii="TCM Pro" w:hAnsi="TCM Pro" w:cs="Arial"/>
+          <w:sz w:val="22"/>
+          <w:szCs w:val="22"/>
+        </w:rPr>
+        <w:t>trong</w:t>
+      </w:r>
+      <w:proofErr w:type="spellEnd"/>
+      <w:r>
+        <w:rPr>
+          <w:rFonts w:ascii="TCM Pro" w:hAnsi="TCM Pro" w:cs="Arial"/>
+          <w:sz w:val="22"/>
+          <w:szCs w:val="22"/>
+        </w:rPr>
+        <w:t xml:space="preserve"> </w:t>
+      </w:r>
+      <w:proofErr w:type="spellStart"/>
+      <w:r>
+        <w:rPr>
+          <w:rFonts w:ascii="TCM Pro" w:hAnsi="TCM Pro" w:cs="Arial"/>
+          <w:sz w:val="22"/>
+          <w:szCs w:val="22"/>
+        </w:rPr>
+        <w:t>đó</w:t>
+      </w:r>
+      <w:proofErr w:type="spellEnd"/>
       <w:r>
         <w:rPr>
           <w:rFonts w:ascii="TCM Pro" w:hAnsi="TCM Pro" w:cs="Arial"/>
@@ -3866,8 +8295,36 @@
           <w:sz w:val="22"/>
           <w:szCs w:val="22"/>
         </w:rPr>
-        <w:t>, trong đó</w:t>
-      </w:r>
+        <w:t xml:space="preserve">, </w:t>
+      </w:r>
+      <w:proofErr w:type="spellStart"/>
+      <w:r>
+        <w:rPr>
+          <w:rFonts w:ascii="TCM Pro" w:hAnsi="TCM Pro" w:cs="Arial"/>
+          <w:sz w:val="22"/>
+          <w:szCs w:val="22"/>
+        </w:rPr>
+        <w:t>trong</w:t>
+      </w:r>
+      <w:proofErr w:type="spellEnd"/>
+      <w:r>
+        <w:rPr>
+          <w:rFonts w:ascii="TCM Pro" w:hAnsi="TCM Pro" w:cs="Arial"/>
+          <w:sz w:val="22"/>
+          <w:szCs w:val="22"/>
+        </w:rPr>
+        <w:t xml:space="preserve"> </w:t>
+      </w:r>
+      <w:proofErr w:type="spellStart"/>
+      <w:r>
+        <w:rPr>
+          <w:rFonts w:ascii="TCM Pro" w:hAnsi="TCM Pro" w:cs="Arial"/>
+          <w:sz w:val="22"/>
+          <w:szCs w:val="22"/>
+        </w:rPr>
+        <w:t>đó</w:t>
+      </w:r>
+      <w:proofErr w:type="spellEnd"/>
       <w:r>
         <w:rPr>
           <w:rFonts w:ascii="TCM Pro" w:hAnsi="TCM Pro" w:cs="Arial"/>
@@ -3877,6 +8334,7 @@
         </w:rPr>
         <w:t xml:space="preserve"> Bên A giữ 04 bản Bên B giữ 01 bản có giá trị trong vòng 120 ngày và có giá trị pháp lý như nhau. Quá thời hạn hợp đồng mà Bên B không tiến hành các thủ tục nhận xe thì Bên A sẽ </w:t>
       </w:r>
+      <w:proofErr w:type="spellStart"/>
       <w:r>
         <w:rPr>
           <w:rFonts w:ascii="TCM Pro" w:hAnsi="TCM Pro" w:cs="Arial"/>
@@ -3885,6 +8343,7 @@
         </w:rPr>
         <w:t>tiến</w:t>
       </w:r>
+      <w:proofErr w:type="spellEnd"/>
       <w:r>
         <w:rPr>
           <w:rFonts w:ascii="TCM Pro" w:hAnsi="TCM Pro" w:cs="Arial"/>
@@ -3923,6 +8382,7 @@
         </w:rPr>
         <w:t xml:space="preserve">Hai bên cam kết thực </w:t>
       </w:r>
+      <w:proofErr w:type="spellStart"/>
       <w:r>
         <w:rPr>
           <w:rFonts w:ascii="TCM Pro" w:hAnsi="TCM Pro" w:cs="Arial"/>
@@ -3931,6 +8391,7 @@
         </w:rPr>
         <w:t>hiện</w:t>
       </w:r>
+      <w:proofErr w:type="spellEnd"/>
       <w:r>
         <w:rPr>
           <w:rFonts w:ascii="TCM Pro" w:hAnsi="TCM Pro" w:cs="Arial"/>
